--- a/vsca11y_Dokumentacija.docx
+++ b/vsca11y_Dokumentacija.docx
@@ -704,11 +704,9 @@
           <w:pPr>
             <w:pStyle w:val="TOCHeading"/>
           </w:pPr>
-          <w:proofErr w:type="spellStart"/>
           <w:r>
             <w:t>Sadržaj</w:t>
           </w:r>
-          <w:proofErr w:type="spellEnd"/>
         </w:p>
         <w:p>
           <w:pPr>
@@ -2014,7 +2012,6 @@
         </w:rPr>
         <w:t xml:space="preserve">eng. </w:t>
       </w:r>
-      <w:proofErr w:type="spellStart"/>
       <w:r>
         <w:rPr>
           <w:i/>
@@ -2024,7 +2021,6 @@
         </w:rPr>
         <w:t>errora</w:t>
       </w:r>
-      <w:proofErr w:type="spellEnd"/>
       <w:r>
         <w:rPr>
           <w:sz w:val="28"/>
@@ -2039,7 +2035,6 @@
         </w:rPr>
         <w:t xml:space="preserve">eng. </w:t>
       </w:r>
-      <w:proofErr w:type="spellStart"/>
       <w:r>
         <w:rPr>
           <w:i/>
@@ -2049,7 +2044,6 @@
         </w:rPr>
         <w:t>warninga</w:t>
       </w:r>
-      <w:proofErr w:type="spellEnd"/>
       <w:r>
         <w:rPr>
           <w:sz w:val="28"/>
@@ -2057,7 +2051,6 @@
         </w:rPr>
         <w:t xml:space="preserve">). Ako greške nisu jasno istaknute, </w:t>
       </w:r>
-      <w:proofErr w:type="spellStart"/>
       <w:r>
         <w:rPr>
           <w:i/>
@@ -2067,7 +2060,6 @@
         </w:rPr>
         <w:t>user</w:t>
       </w:r>
-      <w:proofErr w:type="spellEnd"/>
       <w:r>
         <w:rPr>
           <w:sz w:val="28"/>
@@ -2165,39 +2157,7 @@
           <w:sz w:val="28"/>
           <w:szCs w:val="28"/>
         </w:rPr>
-        <w:t xml:space="preserve">, ekstenziju za </w:t>
-      </w:r>
-      <w:proofErr w:type="spellStart"/>
-      <w:r>
-        <w:rPr>
-          <w:sz w:val="28"/>
-          <w:szCs w:val="28"/>
-        </w:rPr>
-        <w:t>Visual</w:t>
-      </w:r>
-      <w:proofErr w:type="spellEnd"/>
-      <w:r>
-        <w:rPr>
-          <w:sz w:val="28"/>
-          <w:szCs w:val="28"/>
-        </w:rPr>
-        <w:t xml:space="preserve"> Studio </w:t>
-      </w:r>
-      <w:proofErr w:type="spellStart"/>
-      <w:r>
-        <w:rPr>
-          <w:sz w:val="28"/>
-          <w:szCs w:val="28"/>
-        </w:rPr>
-        <w:t>Code</w:t>
-      </w:r>
-      <w:proofErr w:type="spellEnd"/>
-      <w:r>
-        <w:rPr>
-          <w:sz w:val="28"/>
-          <w:szCs w:val="28"/>
-        </w:rPr>
-        <w:t xml:space="preserve"> koja se fokusira na osnovne elemente pristupačnosti</w:t>
+        <w:t>, ekstenziju za Visual Studio Code koja se fokusira na osnovne elemente pristupačnosti</w:t>
       </w:r>
       <w:r>
         <w:rPr>
@@ -2211,23 +2171,7 @@
           <w:sz w:val="28"/>
           <w:szCs w:val="28"/>
         </w:rPr>
-        <w:t xml:space="preserve">. Cilj projekta je poboljšati vizualnu jasnoću grešaka u kodu te omogućiti korisnicima provjeru raspoznavanja boja pomoću </w:t>
-      </w:r>
-      <w:proofErr w:type="spellStart"/>
-      <w:r>
-        <w:rPr>
-          <w:sz w:val="28"/>
-          <w:szCs w:val="28"/>
-        </w:rPr>
-        <w:t>Ishihara</w:t>
-      </w:r>
-      <w:proofErr w:type="spellEnd"/>
-      <w:r>
-        <w:rPr>
-          <w:sz w:val="28"/>
-          <w:szCs w:val="28"/>
-        </w:rPr>
-        <w:t xml:space="preserve"> testa daltonizma</w:t>
+        <w:t>. Cilj projekta je poboljšati vizualnu jasnoću grešaka u kodu te omogućiti korisnicima provjeru raspoznavanja boja pomoću Ishihara testa daltonizma</w:t>
       </w:r>
       <w:r>
         <w:rPr>
@@ -2332,23 +2276,7 @@
           <w:sz w:val="28"/>
           <w:szCs w:val="28"/>
         </w:rPr>
-        <w:t>Mi smo učenici 7. i 8. razreda. Idemo u OŠ „</w:t>
-      </w:r>
-      <w:proofErr w:type="spellStart"/>
-      <w:r>
-        <w:rPr>
-          <w:sz w:val="28"/>
-          <w:szCs w:val="28"/>
-        </w:rPr>
-        <w:t>Retfala</w:t>
-      </w:r>
-      <w:proofErr w:type="spellEnd"/>
-      <w:r>
-        <w:rPr>
-          <w:sz w:val="28"/>
-          <w:szCs w:val="28"/>
-        </w:rPr>
-        <w:t xml:space="preserve">“ Osijek i OŠ Josipovac. Sudjelovali  smo na puno informatičkih natjecanja čak i na državnim razinama. Jako volimo programirati i usvajati nova znanja koja bi nam mogla i pomoći u budućnosti. </w:t>
+        <w:t xml:space="preserve">Mi smo učenici 7. i 8. razreda. Idemo u OŠ „Retfala“ Osijek i OŠ Josipovac. Sudjelovali  smo na puno informatičkih natjecanja čak i na državnim razinama. Jako volimo programirati i usvajati nova znanja koja bi nam mogla i pomoći u budućnosti. </w:t>
       </w:r>
     </w:p>
     <w:p>
@@ -2378,39 +2306,35 @@
           <w:sz w:val="28"/>
           <w:szCs w:val="28"/>
         </w:rPr>
-        <w:t xml:space="preserve">Nadamo se da ćemo ovime olakšati programiranje i drugim korisnicima VS </w:t>
-      </w:r>
-      <w:proofErr w:type="spellStart"/>
-      <w:r>
-        <w:rPr>
-          <w:sz w:val="28"/>
-          <w:szCs w:val="28"/>
-        </w:rPr>
-        <w:t>Code</w:t>
-      </w:r>
-      <w:proofErr w:type="spellEnd"/>
-      <w:r>
-        <w:rPr>
-          <w:sz w:val="28"/>
-          <w:szCs w:val="28"/>
-        </w:rPr>
-        <w:t xml:space="preserve"> aplikacije koji imaju probleme s vidom. Odabrali smo VS </w:t>
-      </w:r>
-      <w:proofErr w:type="spellStart"/>
-      <w:r>
-        <w:rPr>
-          <w:sz w:val="28"/>
-          <w:szCs w:val="28"/>
-        </w:rPr>
-        <w:t>Code</w:t>
-      </w:r>
-      <w:proofErr w:type="spellEnd"/>
-      <w:r>
-        <w:rPr>
-          <w:sz w:val="28"/>
-          <w:szCs w:val="28"/>
-        </w:rPr>
-        <w:t xml:space="preserve"> editor jer ga inače koristimo u programiranju.</w:t>
+        <w:t>Nadamo se da ćemo ovime olakšati programiranje i drugim korisnicima VS</w:t>
+      </w:r>
+      <w:r>
+        <w:rPr>
+          <w:sz w:val="28"/>
+          <w:szCs w:val="28"/>
+        </w:rPr>
+        <w:t xml:space="preserve"> </w:t>
+      </w:r>
+      <w:r>
+        <w:rPr>
+          <w:sz w:val="28"/>
+          <w:szCs w:val="28"/>
+        </w:rPr>
+        <w:t>Code aplikacije koji imaju probleme s vidom. Odabrali smo VS</w:t>
+      </w:r>
+      <w:r>
+        <w:rPr>
+          <w:sz w:val="28"/>
+          <w:szCs w:val="28"/>
+        </w:rPr>
+        <w:t xml:space="preserve"> </w:t>
+      </w:r>
+      <w:r>
+        <w:rPr>
+          <w:sz w:val="28"/>
+          <w:szCs w:val="28"/>
+        </w:rPr>
+        <w:t>Code editor jer ga inače koristimo u programiranju.</w:t>
       </w:r>
     </w:p>
     <w:p>
@@ -2447,39 +2371,14 @@
           <w:sz w:val="28"/>
           <w:szCs w:val="28"/>
         </w:rPr>
-        <w:t xml:space="preserve"> je ekstenzija za </w:t>
-      </w:r>
-      <w:proofErr w:type="spellStart"/>
-      <w:r>
-        <w:rPr>
-          <w:sz w:val="28"/>
-          <w:szCs w:val="28"/>
-        </w:rPr>
-        <w:t>Visual</w:t>
-      </w:r>
-      <w:proofErr w:type="spellEnd"/>
-      <w:r>
-        <w:rPr>
-          <w:sz w:val="28"/>
-          <w:szCs w:val="28"/>
-        </w:rPr>
-        <w:t xml:space="preserve"> Studio </w:t>
-      </w:r>
-      <w:proofErr w:type="spellStart"/>
-      <w:r>
-        <w:rPr>
-          <w:sz w:val="28"/>
-          <w:szCs w:val="28"/>
-        </w:rPr>
-        <w:t>Code</w:t>
-      </w:r>
-      <w:proofErr w:type="spellEnd"/>
-      <w:r>
-        <w:rPr>
-          <w:sz w:val="28"/>
-          <w:szCs w:val="28"/>
-        </w:rPr>
         <w:t xml:space="preserve"> </w:t>
+      </w:r>
+      <w:r>
+        <w:rPr>
+          <w:sz w:val="28"/>
+          <w:szCs w:val="28"/>
+        </w:rPr>
+        <w:t xml:space="preserve">je ekstenzija za Visual Studio Code </w:t>
       </w:r>
       <w:r>
         <w:rPr>
@@ -2569,39 +2468,7 @@
           <w:sz w:val="28"/>
           <w:szCs w:val="28"/>
         </w:rPr>
-        <w:t>označavanje grešaka (</w:t>
-      </w:r>
-      <w:proofErr w:type="spellStart"/>
-      <w:r>
-        <w:rPr>
-          <w:sz w:val="28"/>
-          <w:szCs w:val="28"/>
-        </w:rPr>
-        <w:t>error</w:t>
-      </w:r>
-      <w:proofErr w:type="spellEnd"/>
-      <w:r>
-        <w:rPr>
-          <w:sz w:val="28"/>
-          <w:szCs w:val="28"/>
-        </w:rPr>
-        <w:t>) i upozorenja (</w:t>
-      </w:r>
-      <w:proofErr w:type="spellStart"/>
-      <w:r>
-        <w:rPr>
-          <w:sz w:val="28"/>
-          <w:szCs w:val="28"/>
-        </w:rPr>
-        <w:t>warning</w:t>
-      </w:r>
-      <w:proofErr w:type="spellEnd"/>
-      <w:r>
-        <w:rPr>
-          <w:sz w:val="28"/>
-          <w:szCs w:val="28"/>
-        </w:rPr>
-        <w:t>)</w:t>
+        <w:t>označavanje grešaka (error) i upozorenja (warning)</w:t>
       </w:r>
     </w:p>
     <w:p>
@@ -2615,21 +2482,12 @@
           <w:szCs w:val="28"/>
         </w:rPr>
       </w:pPr>
-      <w:proofErr w:type="spellStart"/>
-      <w:r>
-        <w:rPr>
-          <w:sz w:val="28"/>
-          <w:szCs w:val="28"/>
-        </w:rPr>
-        <w:t>Ishihara</w:t>
-      </w:r>
-      <w:proofErr w:type="spellEnd"/>
-      <w:r>
-        <w:rPr>
-          <w:sz w:val="28"/>
-          <w:szCs w:val="28"/>
-        </w:rPr>
-        <w:t xml:space="preserve"> test za procjenu</w:t>
+      <w:r>
+        <w:rPr>
+          <w:sz w:val="28"/>
+          <w:szCs w:val="28"/>
+        </w:rPr>
+        <w:t>Ishihara test za procjenu</w:t>
       </w:r>
       <w:r>
         <w:rPr>
@@ -2650,7 +2508,45 @@
           <w:sz w:val="28"/>
           <w:szCs w:val="28"/>
         </w:rPr>
-        <w:t xml:space="preserve"> (mogući daltonizam) .</w:t>
+        <w:t xml:space="preserve"> (mogući daltonizam) </w:t>
+      </w:r>
+    </w:p>
+    <w:p>
+      <w:pPr>
+        <w:numPr>
+          <w:ilvl w:val="0"/>
+          <w:numId w:val="3"/>
+        </w:numPr>
+        <w:rPr>
+          <w:sz w:val="28"/>
+          <w:szCs w:val="28"/>
+        </w:rPr>
+      </w:pPr>
+      <w:r>
+        <w:rPr>
+          <w:sz w:val="28"/>
+          <w:szCs w:val="28"/>
+        </w:rPr>
+        <w:t>Mijenjanje tema po vlastitom ukusu ili poremećaju</w:t>
+      </w:r>
+    </w:p>
+    <w:p>
+      <w:pPr>
+        <w:numPr>
+          <w:ilvl w:val="0"/>
+          <w:numId w:val="3"/>
+        </w:numPr>
+        <w:rPr>
+          <w:sz w:val="28"/>
+          <w:szCs w:val="28"/>
+        </w:rPr>
+      </w:pPr>
+      <w:r>
+        <w:rPr>
+          <w:sz w:val="28"/>
+          <w:szCs w:val="28"/>
+        </w:rPr>
+        <w:t>Povećavanje veličine teksta u terminalu</w:t>
       </w:r>
     </w:p>
     <w:p>
@@ -2680,7 +2576,15 @@
           <w:sz w:val="28"/>
           <w:szCs w:val="28"/>
         </w:rPr>
-        <w:t>. Kada se u kodu pojavi greška ili upozorenje, ona se odmah vizualno ističe pomoću okvira i simbola. T</w:t>
+        <w:t xml:space="preserve">. Kada se u kodu pojavi greška ili upozorenje, ona se odmah </w:t>
+      </w:r>
+      <w:r>
+        <w:rPr>
+          <w:sz w:val="28"/>
+          <w:szCs w:val="28"/>
+        </w:rPr>
+        <w:lastRenderedPageBreak/>
+        <w:t>vizualno ističe pomoću okvira i simbola. T</w:t>
       </w:r>
       <w:r>
         <w:rPr>
@@ -2718,45 +2622,33 @@
           <w:szCs w:val="28"/>
         </w:rPr>
       </w:pPr>
-      <w:proofErr w:type="spellStart"/>
-      <w:r>
-        <w:rPr>
-          <w:sz w:val="28"/>
-          <w:szCs w:val="28"/>
-        </w:rPr>
-        <w:lastRenderedPageBreak/>
-        <w:t>Ishihara</w:t>
-      </w:r>
-      <w:proofErr w:type="spellEnd"/>
-      <w:r>
-        <w:rPr>
-          <w:sz w:val="28"/>
-          <w:szCs w:val="28"/>
-        </w:rPr>
-        <w:t xml:space="preserve"> test je</w:t>
-      </w:r>
-      <w:r>
-        <w:rPr>
-          <w:sz w:val="28"/>
-          <w:szCs w:val="28"/>
-        </w:rPr>
-        <w:t xml:space="preserve"> u svijetu poznat kao osnovni način prepoznavanja boja. </w:t>
-      </w:r>
-      <w:proofErr w:type="spellStart"/>
-      <w:r>
-        <w:rPr>
-          <w:sz w:val="28"/>
-          <w:szCs w:val="28"/>
-        </w:rPr>
-        <w:t>Vjerovatno</w:t>
-      </w:r>
-      <w:proofErr w:type="spellEnd"/>
-      <w:r>
-        <w:rPr>
-          <w:sz w:val="28"/>
-          <w:szCs w:val="28"/>
-        </w:rPr>
-        <w:t xml:space="preserve"> ste ga susreli u svom životu jer dolazi u prepoznatljivom obliku niza krugova različitih boja u kojemu morate prepoznati točan znak. Ukoliko ne možete ga prepoznati, ona pokazuje na mogućnost postojanja problema sa prepoznavanjem boja. U tom smislu pokušali smo napraviti </w:t>
+      <w:r>
+        <w:rPr>
+          <w:sz w:val="28"/>
+          <w:szCs w:val="28"/>
+        </w:rPr>
+        <w:t>Ishihara test je</w:t>
+      </w:r>
+      <w:r>
+        <w:rPr>
+          <w:sz w:val="28"/>
+          <w:szCs w:val="28"/>
+        </w:rPr>
+        <w:t xml:space="preserve"> u svijetu poznat kao osnovni način prepoznavanja boja. Vjerovatno ste ga susreli u svom životu jer dolazi u prepoznatljivom obliku niza krugova različitih boja u kojemu morate prepoznati točan znak. Ukoliko </w:t>
+      </w:r>
+      <w:r>
+        <w:rPr>
+          <w:sz w:val="28"/>
+          <w:szCs w:val="28"/>
+        </w:rPr>
+        <w:t xml:space="preserve">ga </w:t>
+      </w:r>
+      <w:r>
+        <w:rPr>
+          <w:sz w:val="28"/>
+          <w:szCs w:val="28"/>
+        </w:rPr>
+        <w:t xml:space="preserve">ne možete prepoznati, ona pokazuje na mogućnost postojanja problema sa prepoznavanjem boja. U tom smislu pokušali smo napraviti </w:t>
       </w:r>
       <w:r>
         <w:rPr>
@@ -2853,23 +2745,7 @@
         <w:t>4</w:t>
       </w:r>
       <w:r>
-        <w:t xml:space="preserve">.1. </w:t>
-      </w:r>
-      <w:proofErr w:type="spellStart"/>
-      <w:r>
-        <w:t>Error</w:t>
-      </w:r>
-      <w:proofErr w:type="spellEnd"/>
-      <w:r>
-        <w:t xml:space="preserve"> i </w:t>
-      </w:r>
-      <w:proofErr w:type="spellStart"/>
-      <w:r>
-        <w:t>Warning</w:t>
-      </w:r>
-      <w:proofErr w:type="spellEnd"/>
-      <w:r>
-        <w:t xml:space="preserve"> oznake</w:t>
+        <w:t>.1. Error i Warning oznake</w:t>
       </w:r>
       <w:bookmarkEnd w:id="4"/>
     </w:p>
@@ -2886,70 +2762,22 @@
           <w:sz w:val="28"/>
           <w:szCs w:val="28"/>
         </w:rPr>
-        <w:t xml:space="preserve">Greške i upozorenja predstavljaju jedan od najvažnijih dijelova rada s kodom. Ako nisu jasno istaknuti, korisnik ih može previdjeti, što otežava razvoj i </w:t>
-      </w:r>
-      <w:proofErr w:type="spellStart"/>
-      <w:r>
-        <w:rPr>
-          <w:sz w:val="28"/>
-          <w:szCs w:val="28"/>
-        </w:rPr>
-        <w:t>debugiranje</w:t>
-      </w:r>
-      <w:proofErr w:type="spellEnd"/>
-      <w:r>
-        <w:rPr>
-          <w:sz w:val="28"/>
-          <w:szCs w:val="28"/>
-        </w:rPr>
-        <w:t xml:space="preserve"> programa.</w:t>
-      </w:r>
-    </w:p>
-    <w:p>
-      <w:pPr>
-        <w:rPr>
-          <w:sz w:val="28"/>
-          <w:szCs w:val="28"/>
-        </w:rPr>
-      </w:pPr>
-      <w:r>
-        <w:rPr>
-          <w:sz w:val="28"/>
-          <w:szCs w:val="28"/>
-        </w:rPr>
-        <w:t xml:space="preserve">U VSC A11Y ekstenziji </w:t>
-      </w:r>
-      <w:proofErr w:type="spellStart"/>
-      <w:r>
-        <w:rPr>
-          <w:sz w:val="28"/>
-          <w:szCs w:val="28"/>
-        </w:rPr>
-        <w:t>error</w:t>
-      </w:r>
-      <w:proofErr w:type="spellEnd"/>
-      <w:r>
-        <w:rPr>
-          <w:sz w:val="28"/>
-          <w:szCs w:val="28"/>
-        </w:rPr>
-        <w:t xml:space="preserve"> i </w:t>
-      </w:r>
-      <w:proofErr w:type="spellStart"/>
-      <w:r>
-        <w:rPr>
-          <w:sz w:val="28"/>
-          <w:szCs w:val="28"/>
-        </w:rPr>
-        <w:t>warning</w:t>
-      </w:r>
-      <w:proofErr w:type="spellEnd"/>
-      <w:r>
-        <w:rPr>
-          <w:sz w:val="28"/>
-          <w:szCs w:val="28"/>
-        </w:rPr>
-        <w:t xml:space="preserve"> poruke su </w:t>
+        <w:t>Greške i upozorenja predstavljaju jedan od najvažnijih dijelova rada s kodom. Ako nisu jasno istaknuti, korisnik ih može previdjeti, što otežava razvoj i debugiranje programa.</w:t>
+      </w:r>
+    </w:p>
+    <w:p>
+      <w:pPr>
+        <w:rPr>
+          <w:sz w:val="28"/>
+          <w:szCs w:val="28"/>
+        </w:rPr>
+      </w:pPr>
+      <w:r>
+        <w:rPr>
+          <w:sz w:val="28"/>
+          <w:szCs w:val="28"/>
+        </w:rPr>
+        <w:t xml:space="preserve">U VSC A11Y ekstenziji error i warning poruke su </w:t>
       </w:r>
       <w:r>
         <w:rPr>
@@ -2991,21 +2819,12 @@
           <w:szCs w:val="28"/>
         </w:rPr>
       </w:pPr>
-      <w:proofErr w:type="spellStart"/>
-      <w:r>
-        <w:rPr>
-          <w:sz w:val="28"/>
-          <w:szCs w:val="28"/>
-        </w:rPr>
-        <w:t>Error</w:t>
-      </w:r>
-      <w:proofErr w:type="spellEnd"/>
-      <w:r>
-        <w:rPr>
-          <w:sz w:val="28"/>
-          <w:szCs w:val="28"/>
-        </w:rPr>
-        <w:t xml:space="preserve"> je označen crvenim okvirom i simbolom </w:t>
+      <w:r>
+        <w:rPr>
+          <w:sz w:val="28"/>
+          <w:szCs w:val="28"/>
+        </w:rPr>
+        <w:t xml:space="preserve">Error je označen crvenim okvirom i simbolom </w:t>
       </w:r>
       <w:r>
         <w:rPr>
@@ -3027,21 +2846,12 @@
           <w:szCs w:val="28"/>
         </w:rPr>
       </w:pPr>
-      <w:proofErr w:type="spellStart"/>
-      <w:r>
-        <w:rPr>
-          <w:sz w:val="28"/>
-          <w:szCs w:val="28"/>
-        </w:rPr>
-        <w:t>Warning</w:t>
-      </w:r>
-      <w:proofErr w:type="spellEnd"/>
-      <w:r>
-        <w:rPr>
-          <w:sz w:val="28"/>
-          <w:szCs w:val="28"/>
-        </w:rPr>
-        <w:t xml:space="preserve"> je označen žutim okvirom i simbolom </w:t>
+      <w:r>
+        <w:rPr>
+          <w:sz w:val="28"/>
+          <w:szCs w:val="28"/>
+        </w:rPr>
+        <w:t xml:space="preserve">Warning je označen žutim okvirom i simbolom </w:t>
       </w:r>
       <w:r>
         <w:rPr>
@@ -3113,23 +2923,7 @@
           <w:sz w:val="28"/>
           <w:szCs w:val="28"/>
         </w:rPr>
-        <w:t xml:space="preserve">pokušavamo na postojeći dizajn kreiran u VS </w:t>
-      </w:r>
-      <w:proofErr w:type="spellStart"/>
-      <w:r>
-        <w:rPr>
-          <w:sz w:val="28"/>
-          <w:szCs w:val="28"/>
-        </w:rPr>
-        <w:t>Code</w:t>
-      </w:r>
-      <w:proofErr w:type="spellEnd"/>
-      <w:r>
-        <w:rPr>
-          <w:sz w:val="28"/>
-          <w:szCs w:val="28"/>
-        </w:rPr>
-        <w:t xml:space="preserve"> aplikaciji dodati</w:t>
+        <w:t>pokušavamo na postojeći dizajn kreiran u VS Code aplikaciji dodati</w:t>
       </w:r>
       <w:r>
         <w:rPr>
@@ -3207,6 +3001,7 @@
           <w:sz w:val="28"/>
           <w:szCs w:val="28"/>
         </w:rPr>
+        <w:lastRenderedPageBreak/>
         <w:t>Oznake se automatski ažuriraju pri svakoj promjeni dokumenta, čime se osigurava točnost i pouzdanost prikaza.</w:t>
       </w:r>
     </w:p>
@@ -3216,19 +3011,10 @@
       </w:pPr>
       <w:bookmarkStart w:id="5" w:name="_Toc221297890"/>
       <w:r>
-        <w:lastRenderedPageBreak/>
         <w:t>4</w:t>
       </w:r>
       <w:r>
-        <w:t xml:space="preserve">.2. </w:t>
-      </w:r>
-      <w:proofErr w:type="spellStart"/>
-      <w:r>
-        <w:t>Ishihara</w:t>
-      </w:r>
-      <w:proofErr w:type="spellEnd"/>
-      <w:r>
-        <w:t xml:space="preserve"> test daltonizma</w:t>
+        <w:t>.2. Ishihara test daltonizma</w:t>
       </w:r>
       <w:r>
         <w:rPr>
@@ -3313,7 +3099,6 @@
           <w:szCs w:val="28"/>
         </w:rPr>
       </w:pPr>
-      <w:proofErr w:type="spellStart"/>
       <w:r>
         <w:rPr>
           <w:b/>
@@ -3323,7 +3108,6 @@
         </w:rPr>
         <w:t>protanopija</w:t>
       </w:r>
-      <w:proofErr w:type="spellEnd"/>
       <w:r>
         <w:rPr>
           <w:sz w:val="28"/>
@@ -3339,21 +3123,12 @@
           <w:szCs w:val="28"/>
         </w:rPr>
       </w:pPr>
-      <w:proofErr w:type="spellStart"/>
-      <w:r>
-        <w:rPr>
-          <w:sz w:val="28"/>
-          <w:szCs w:val="28"/>
-        </w:rPr>
-        <w:t>Ishihara</w:t>
-      </w:r>
-      <w:proofErr w:type="spellEnd"/>
-      <w:r>
-        <w:rPr>
-          <w:sz w:val="28"/>
-          <w:szCs w:val="28"/>
-        </w:rPr>
-        <w:t xml:space="preserve"> test je </w:t>
+      <w:r>
+        <w:rPr>
+          <w:sz w:val="28"/>
+          <w:szCs w:val="28"/>
+        </w:rPr>
+        <w:t xml:space="preserve">Ishihara test je </w:t>
       </w:r>
       <w:r>
         <w:rPr>
@@ -3396,23 +3171,7 @@
           <w:sz w:val="28"/>
           <w:szCs w:val="28"/>
         </w:rPr>
-        <w:t xml:space="preserve">U sklopu VSC A11Y ekstenzije implementiran je osnovni </w:t>
-      </w:r>
-      <w:proofErr w:type="spellStart"/>
-      <w:r>
-        <w:rPr>
-          <w:sz w:val="28"/>
-          <w:szCs w:val="28"/>
-        </w:rPr>
-        <w:t>Ishihara</w:t>
-      </w:r>
-      <w:proofErr w:type="spellEnd"/>
-      <w:r>
-        <w:rPr>
-          <w:sz w:val="28"/>
-          <w:szCs w:val="28"/>
-        </w:rPr>
-        <w:t xml:space="preserve"> test koji korisniku omogućuje:</w:t>
+        <w:t>U sklopu VSC A11Y ekstenzije implementiran je osnovni Ishihara test koji korisniku omogućuje:</w:t>
       </w:r>
     </w:p>
     <w:p>
@@ -3431,23 +3190,7 @@
           <w:sz w:val="28"/>
           <w:szCs w:val="28"/>
         </w:rPr>
-        <w:t xml:space="preserve">pregled </w:t>
-      </w:r>
-      <w:proofErr w:type="spellStart"/>
-      <w:r>
-        <w:rPr>
-          <w:sz w:val="28"/>
-          <w:szCs w:val="28"/>
-        </w:rPr>
-        <w:t>Ishihara</w:t>
-      </w:r>
-      <w:proofErr w:type="spellEnd"/>
-      <w:r>
-        <w:rPr>
-          <w:sz w:val="28"/>
-          <w:szCs w:val="28"/>
-        </w:rPr>
-        <w:t xml:space="preserve"> ploča</w:t>
+        <w:t>pregled Ishihara ploča</w:t>
       </w:r>
     </w:p>
     <w:p>
@@ -3554,15 +3297,7 @@
         <w:t>3</w:t>
       </w:r>
       <w:r>
-        <w:t xml:space="preserve">. </w:t>
-      </w:r>
-      <w:proofErr w:type="spellStart"/>
-      <w:r>
-        <w:t>Ishihara</w:t>
-      </w:r>
-      <w:proofErr w:type="spellEnd"/>
-      <w:r>
-        <w:t xml:space="preserve"> test daltonizma - kod</w:t>
+        <w:t>. Ishihara test daltonizma - kod</w:t>
       </w:r>
       <w:bookmarkEnd w:id="6"/>
     </w:p>
@@ -3579,23 +3314,7 @@
           <w:sz w:val="28"/>
           <w:szCs w:val="28"/>
         </w:rPr>
-        <w:t xml:space="preserve">Test se sastoji od standardnih </w:t>
-      </w:r>
-      <w:proofErr w:type="spellStart"/>
-      <w:r>
-        <w:rPr>
-          <w:sz w:val="28"/>
-          <w:szCs w:val="28"/>
-        </w:rPr>
-        <w:t>Ishihara</w:t>
-      </w:r>
-      <w:proofErr w:type="spellEnd"/>
-      <w:r>
-        <w:rPr>
-          <w:sz w:val="28"/>
-          <w:szCs w:val="28"/>
-        </w:rPr>
-        <w:t xml:space="preserve"> ploča s brojevima sastavljenima od točkica različitih boja.</w:t>
+        <w:t>Test se sastoji od standardnih Ishihara ploča s brojevima sastavljenima od točkica različitih boja.</w:t>
       </w:r>
       <w:r>
         <w:rPr>
@@ -3832,6 +3551,52 @@
     </w:p>
     <w:p>
       <w:pPr>
+        <w:rPr>
+          <w:sz w:val="28"/>
+          <w:szCs w:val="28"/>
+        </w:rPr>
+      </w:pPr>
+      <w:r>
+        <w:rPr>
+          <w:sz w:val="28"/>
+          <w:szCs w:val="28"/>
+        </w:rPr>
+        <w:t xml:space="preserve">Ishihara test je prvo bio napravljen u programskom jeziku Python. Generiranje ploča se dobro obavljalo, ali test nije bio implementiran u samu ekstenziju već je dolazio posebno. </w:t>
+      </w:r>
+    </w:p>
+    <w:p>
+      <w:pPr>
+        <w:rPr>
+          <w:sz w:val="28"/>
+          <w:szCs w:val="28"/>
+        </w:rPr>
+      </w:pPr>
+    </w:p>
+    <w:p>
+      <w:pPr>
+        <w:rPr>
+          <w:sz w:val="28"/>
+          <w:szCs w:val="28"/>
+        </w:rPr>
+      </w:pPr>
+      <w:r>
+        <w:rPr>
+          <w:sz w:val="28"/>
+          <w:szCs w:val="28"/>
+        </w:rPr>
+        <w:t xml:space="preserve">Tada smo naišli na problem s uklapanjem testa u ekstenziju pri čemu smo se sjetili da, umjesto u Pythonu, test napravimo uz pomoću Webview-a. To nam </w:t>
+      </w:r>
+      <w:r>
+        <w:rPr>
+          <w:sz w:val="28"/>
+          <w:szCs w:val="28"/>
+        </w:rPr>
+        <w:lastRenderedPageBreak/>
+        <w:t>je olakšavalo implementiranje testa uz brže generiranje Ishihara ploča. U tome nam je pomogla umjetna inteligencija.</w:t>
+      </w:r>
+    </w:p>
+    <w:p>
+      <w:pPr>
         <w:pStyle w:val="Heading1"/>
       </w:pPr>
       <w:bookmarkStart w:id="7" w:name="_Toc221297892"/>
@@ -3857,7 +3622,6 @@
         </w:rPr>
         <w:t xml:space="preserve">Pristupačnost (engl. </w:t>
       </w:r>
-      <w:proofErr w:type="spellStart"/>
       <w:r>
         <w:rPr>
           <w:i/>
@@ -3867,7 +3631,6 @@
         </w:rPr>
         <w:t>accessibility</w:t>
       </w:r>
-      <w:proofErr w:type="spellEnd"/>
       <w:r>
         <w:rPr>
           <w:sz w:val="28"/>
@@ -3949,7 +3712,6 @@
           <w:sz w:val="28"/>
           <w:szCs w:val="28"/>
         </w:rPr>
-        <w:lastRenderedPageBreak/>
         <w:t>informacije nisu prikazane isključivo pomoću boja</w:t>
       </w:r>
     </w:p>
@@ -4013,21 +3775,12 @@
           <w:szCs w:val="28"/>
         </w:rPr>
       </w:pPr>
-      <w:proofErr w:type="spellStart"/>
-      <w:r>
-        <w:rPr>
-          <w:sz w:val="28"/>
-          <w:szCs w:val="28"/>
-        </w:rPr>
-        <w:t>Ishihara</w:t>
-      </w:r>
-      <w:proofErr w:type="spellEnd"/>
-      <w:r>
-        <w:rPr>
-          <w:sz w:val="28"/>
-          <w:szCs w:val="28"/>
-        </w:rPr>
-        <w:t xml:space="preserve"> test dodatno doprinosi pristupačnosti jer korisniku daje mogućnost samoprocjene i prilagodbe radnog okruženja vlastitim potrebama.</w:t>
+      <w:r>
+        <w:rPr>
+          <w:sz w:val="28"/>
+          <w:szCs w:val="28"/>
+        </w:rPr>
+        <w:t>Ishihara test dodatno doprinosi pristupačnosti jer korisniku daje mogućnost samoprocjene i prilagodbe radnog okruženja vlastitim potrebama.</w:t>
       </w:r>
     </w:p>
     <w:p>
@@ -4074,7 +3827,6 @@
         </w:rPr>
         <w:t xml:space="preserve">Ekstenzija VSC A11Y razvijena je u programskom jeziku </w:t>
       </w:r>
-      <w:proofErr w:type="spellStart"/>
       <w:r>
         <w:rPr>
           <w:b/>
@@ -4084,61 +3836,12 @@
         </w:rPr>
         <w:t>TypeScript</w:t>
       </w:r>
-      <w:proofErr w:type="spellEnd"/>
-      <w:r>
-        <w:rPr>
-          <w:sz w:val="28"/>
-          <w:szCs w:val="28"/>
-        </w:rPr>
-        <w:t xml:space="preserve">, koji je standard za izradu VS </w:t>
-      </w:r>
-      <w:proofErr w:type="spellStart"/>
-      <w:r>
-        <w:rPr>
-          <w:sz w:val="28"/>
-          <w:szCs w:val="28"/>
-        </w:rPr>
-        <w:t>Code</w:t>
-      </w:r>
-      <w:proofErr w:type="spellEnd"/>
-      <w:r>
-        <w:rPr>
-          <w:sz w:val="28"/>
-          <w:szCs w:val="28"/>
-        </w:rPr>
-        <w:t xml:space="preserve"> ekstenzija. Korišten je službeni VS </w:t>
-      </w:r>
-      <w:proofErr w:type="spellStart"/>
-      <w:r>
-        <w:rPr>
-          <w:sz w:val="28"/>
-          <w:szCs w:val="28"/>
-        </w:rPr>
-        <w:t>Code</w:t>
-      </w:r>
-      <w:proofErr w:type="spellEnd"/>
-      <w:r>
-        <w:rPr>
-          <w:sz w:val="28"/>
-          <w:szCs w:val="28"/>
-        </w:rPr>
-        <w:t xml:space="preserve"> </w:t>
-      </w:r>
-      <w:proofErr w:type="spellStart"/>
-      <w:r>
-        <w:rPr>
-          <w:sz w:val="28"/>
-          <w:szCs w:val="28"/>
-        </w:rPr>
-        <w:t>Extension</w:t>
-      </w:r>
-      <w:proofErr w:type="spellEnd"/>
-      <w:r>
-        <w:rPr>
-          <w:sz w:val="28"/>
-          <w:szCs w:val="28"/>
-        </w:rPr>
-        <w:t xml:space="preserve"> API, koji omogućuje pristup editoru i njegovim funkcionalnostima.</w:t>
+      <w:r>
+        <w:rPr>
+          <w:sz w:val="28"/>
+          <w:szCs w:val="28"/>
+        </w:rPr>
+        <w:t>, koji je standard za izradu VS Code ekstenzija. Korišten je službeni VS Code Extension API, koji omogućuje pristup editoru i njegovim funkcionalnostima.</w:t>
       </w:r>
     </w:p>
     <w:p>
@@ -4150,23 +3853,7 @@
         <w:t>6</w:t>
       </w:r>
       <w:r>
-        <w:t xml:space="preserve">.1. </w:t>
-      </w:r>
-      <w:proofErr w:type="spellStart"/>
-      <w:r>
-        <w:t>Error</w:t>
-      </w:r>
-      <w:proofErr w:type="spellEnd"/>
-      <w:r>
-        <w:t xml:space="preserve"> i </w:t>
-      </w:r>
-      <w:proofErr w:type="spellStart"/>
-      <w:r>
-        <w:t>Warning</w:t>
-      </w:r>
-      <w:proofErr w:type="spellEnd"/>
-      <w:r>
-        <w:t xml:space="preserve"> </w:t>
+        <w:t xml:space="preserve">.1. Error i Warning </w:t>
       </w:r>
       <w:r>
         <w:t>indikatori</w:t>
@@ -4187,7 +3874,6 @@
         </w:rPr>
         <w:t xml:space="preserve">Za označavanje grešaka i upozorenja koriste se </w:t>
       </w:r>
-      <w:proofErr w:type="spellStart"/>
       <w:r>
         <w:rPr>
           <w:b/>
@@ -4199,7 +3885,6 @@
         </w:rPr>
         <w:t>TextEditorDecorationType</w:t>
       </w:r>
-      <w:proofErr w:type="spellEnd"/>
       <w:r>
         <w:rPr>
           <w:sz w:val="28"/>
@@ -4274,6 +3959,7 @@
           <w:sz w:val="28"/>
           <w:szCs w:val="28"/>
         </w:rPr>
+        <w:lastRenderedPageBreak/>
         <w:t>dodavanje simbola uz liniju koda</w:t>
       </w:r>
     </w:p>
@@ -4342,16 +4028,11 @@
       <w:r>
         <w:t xml:space="preserve">Dodavanje </w:t>
       </w:r>
-      <w:proofErr w:type="spellStart"/>
       <w:r>
         <w:t>I</w:t>
       </w:r>
       <w:r>
-        <w:t>shihara</w:t>
-      </w:r>
-      <w:proofErr w:type="spellEnd"/>
-      <w:r>
-        <w:t xml:space="preserve"> testa</w:t>
+        <w:t>shihara testa</w:t>
       </w:r>
       <w:bookmarkEnd w:id="10"/>
     </w:p>
@@ -4369,43 +4050,23 @@
           <w:szCs w:val="28"/>
           <w:lang w:val="en-US"/>
         </w:rPr>
-        <w:t xml:space="preserve">Ishihara test </w:t>
-      </w:r>
-      <w:proofErr w:type="spellStart"/>
+        <w:t xml:space="preserve">Ishihara test implementiran je </w:t>
+      </w:r>
       <w:r>
         <w:rPr>
           <w:sz w:val="28"/>
           <w:szCs w:val="28"/>
           <w:lang w:val="en-US"/>
         </w:rPr>
-        <w:t>implementiran</w:t>
-      </w:r>
-      <w:proofErr w:type="spellEnd"/>
+        <w:t xml:space="preserve">prvo </w:t>
+      </w:r>
       <w:r>
         <w:rPr>
           <w:sz w:val="28"/>
           <w:szCs w:val="28"/>
           <w:lang w:val="en-US"/>
         </w:rPr>
-        <w:t xml:space="preserve"> je </w:t>
-      </w:r>
-      <w:proofErr w:type="spellStart"/>
-      <w:r>
-        <w:rPr>
-          <w:sz w:val="28"/>
-          <w:szCs w:val="28"/>
-          <w:lang w:val="en-US"/>
-        </w:rPr>
-        <w:t>kao</w:t>
-      </w:r>
-      <w:proofErr w:type="spellEnd"/>
-      <w:r>
-        <w:rPr>
-          <w:sz w:val="28"/>
-          <w:szCs w:val="28"/>
-          <w:lang w:val="en-US"/>
-        </w:rPr>
-        <w:t xml:space="preserve"> </w:t>
+        <w:t xml:space="preserve">kao </w:t>
       </w:r>
       <w:r>
         <w:rPr>
@@ -4423,880 +4084,141 @@
           <w:szCs w:val="28"/>
           <w:lang w:val="en-US"/>
         </w:rPr>
-        <w:t xml:space="preserve"> </w:t>
-      </w:r>
-      <w:proofErr w:type="spellStart"/>
-      <w:r>
-        <w:rPr>
+        <w:t xml:space="preserve"> skripta uz pomoću PIL(Python Imaging Library), a kasnije kao </w:t>
+      </w:r>
+      <w:r>
+        <w:rPr>
+          <w:b/>
+          <w:bCs/>
           <w:sz w:val="28"/>
           <w:szCs w:val="28"/>
           <w:lang w:val="en-US"/>
         </w:rPr>
-        <w:t>skripta</w:t>
-      </w:r>
-      <w:proofErr w:type="spellEnd"/>
+        <w:t>WebView</w:t>
+      </w:r>
       <w:r>
         <w:rPr>
           <w:sz w:val="28"/>
           <w:szCs w:val="28"/>
           <w:lang w:val="en-US"/>
         </w:rPr>
-        <w:t xml:space="preserve"> </w:t>
-      </w:r>
-      <w:proofErr w:type="spellStart"/>
+        <w:t xml:space="preserve"> skripta koja dinamički generira testne slik</w:t>
+      </w:r>
       <w:r>
         <w:rPr>
           <w:sz w:val="28"/>
           <w:szCs w:val="28"/>
           <w:lang w:val="en-US"/>
         </w:rPr>
-        <w:t>koja</w:t>
-      </w:r>
-      <w:proofErr w:type="spellEnd"/>
+        <w:t>e</w:t>
+      </w:r>
       <w:r>
         <w:rPr>
           <w:sz w:val="28"/>
           <w:szCs w:val="28"/>
           <w:lang w:val="en-US"/>
         </w:rPr>
-        <w:t xml:space="preserve"> </w:t>
-      </w:r>
-      <w:proofErr w:type="spellStart"/>
-      <w:r>
+        <w:t>.</w:t>
+      </w:r>
+    </w:p>
+    <w:p>
+      <w:pPr>
         <w:rPr>
           <w:sz w:val="28"/>
           <w:szCs w:val="28"/>
           <w:lang w:val="en-US"/>
         </w:rPr>
-        <w:t>dinamički</w:t>
-      </w:r>
-      <w:proofErr w:type="spellEnd"/>
+      </w:pPr>
       <w:r>
         <w:rPr>
           <w:sz w:val="28"/>
           <w:szCs w:val="28"/>
           <w:lang w:val="en-US"/>
         </w:rPr>
-        <w:t xml:space="preserve"> </w:t>
-      </w:r>
-      <w:proofErr w:type="spellStart"/>
-      <w:r>
-        <w:rPr>
+        <w:t>Iako je ideja došla od nas, način izvedbe nije nov u Pythonu. Slični kodovi se koriste za kreiranje slikovnih sadržaja, računalnih igara i sličnih tema u svijetu</w:t>
+      </w:r>
+      <w:r>
+        <w:rPr>
+          <w:rStyle w:val="FootnoteReference"/>
           <w:sz w:val="28"/>
           <w:szCs w:val="28"/>
           <w:lang w:val="en-US"/>
         </w:rPr>
-        <w:t>generira</w:t>
-      </w:r>
-      <w:proofErr w:type="spellEnd"/>
+        <w:footnoteReference w:id="2"/>
+      </w:r>
       <w:r>
         <w:rPr>
           <w:sz w:val="28"/>
           <w:szCs w:val="28"/>
           <w:lang w:val="en-US"/>
         </w:rPr>
-        <w:t xml:space="preserve"> </w:t>
-      </w:r>
-      <w:proofErr w:type="spellStart"/>
-      <w:r>
+        <w:t>.</w:t>
+      </w:r>
+    </w:p>
+    <w:p>
+      <w:pPr>
         <w:rPr>
           <w:sz w:val="28"/>
           <w:szCs w:val="28"/>
           <w:lang w:val="en-US"/>
         </w:rPr>
-        <w:t>testne</w:t>
-      </w:r>
-      <w:proofErr w:type="spellEnd"/>
+      </w:pPr>
       <w:r>
         <w:rPr>
           <w:sz w:val="28"/>
           <w:szCs w:val="28"/>
           <w:lang w:val="en-US"/>
         </w:rPr>
-        <w:t xml:space="preserve"> </w:t>
-      </w:r>
-      <w:proofErr w:type="spellStart"/>
+        <w:t xml:space="preserve">Ishihara ploče se generiraju algoritamski i prikazuju kao slike, dok korisnik rezultate </w:t>
+      </w:r>
       <w:r>
         <w:rPr>
           <w:sz w:val="28"/>
           <w:szCs w:val="28"/>
           <w:lang w:val="en-US"/>
         </w:rPr>
-        <w:t>slike</w:t>
-      </w:r>
-      <w:proofErr w:type="spellEnd"/>
+        <w:t xml:space="preserve">onoga što vidi </w:t>
+      </w:r>
       <w:r>
         <w:rPr>
           <w:sz w:val="28"/>
           <w:szCs w:val="28"/>
           <w:lang w:val="en-US"/>
         </w:rPr>
-        <w:t xml:space="preserve"> </w:t>
-      </w:r>
-      <w:proofErr w:type="spellStart"/>
+        <w:t>unosi</w:t>
+      </w:r>
       <w:r>
         <w:rPr>
           <w:sz w:val="28"/>
           <w:szCs w:val="28"/>
           <w:lang w:val="en-US"/>
         </w:rPr>
-        <w:t>pomoću</w:t>
-      </w:r>
-      <w:proofErr w:type="spellEnd"/>
+        <w:t xml:space="preserve"> u vertical tab-u gdje se i pokreće i obavlja sam Ishihara test</w:t>
+      </w:r>
       <w:r>
         <w:rPr>
           <w:sz w:val="28"/>
           <w:szCs w:val="28"/>
           <w:lang w:val="en-US"/>
         </w:rPr>
-        <w:t xml:space="preserve"> PIL (Pillow) </w:t>
-      </w:r>
-      <w:proofErr w:type="spellStart"/>
-      <w:r>
+        <w:t>.</w:t>
+      </w:r>
+    </w:p>
+    <w:p>
+      <w:pPr>
         <w:rPr>
           <w:sz w:val="28"/>
           <w:szCs w:val="28"/>
           <w:lang w:val="en-US"/>
         </w:rPr>
-        <w:t>biblioteke</w:t>
-      </w:r>
-      <w:proofErr w:type="spellEnd"/>
+      </w:pPr>
       <w:r>
         <w:rPr>
           <w:sz w:val="28"/>
           <w:szCs w:val="28"/>
           <w:lang w:val="en-US"/>
         </w:rPr>
-        <w:t>.</w:t>
-      </w:r>
-    </w:p>
-    <w:p>
-      <w:pPr>
-        <w:rPr>
-          <w:sz w:val="28"/>
-          <w:szCs w:val="28"/>
-          <w:lang w:val="en-US"/>
-        </w:rPr>
-      </w:pPr>
-      <w:proofErr w:type="spellStart"/>
-      <w:r>
-        <w:rPr>
-          <w:sz w:val="28"/>
-          <w:szCs w:val="28"/>
-          <w:lang w:val="en-US"/>
-        </w:rPr>
-        <w:lastRenderedPageBreak/>
-        <w:t>Iako</w:t>
-      </w:r>
-      <w:proofErr w:type="spellEnd"/>
-      <w:r>
-        <w:rPr>
-          <w:sz w:val="28"/>
-          <w:szCs w:val="28"/>
-          <w:lang w:val="en-US"/>
-        </w:rPr>
-        <w:t xml:space="preserve"> je </w:t>
-      </w:r>
-      <w:proofErr w:type="spellStart"/>
-      <w:r>
-        <w:rPr>
-          <w:sz w:val="28"/>
-          <w:szCs w:val="28"/>
-          <w:lang w:val="en-US"/>
-        </w:rPr>
-        <w:t>ideja</w:t>
-      </w:r>
-      <w:proofErr w:type="spellEnd"/>
-      <w:r>
-        <w:rPr>
-          <w:sz w:val="28"/>
-          <w:szCs w:val="28"/>
-          <w:lang w:val="en-US"/>
-        </w:rPr>
-        <w:t xml:space="preserve"> </w:t>
-      </w:r>
-      <w:proofErr w:type="spellStart"/>
-      <w:r>
-        <w:rPr>
-          <w:sz w:val="28"/>
-          <w:szCs w:val="28"/>
-          <w:lang w:val="en-US"/>
-        </w:rPr>
-        <w:t>došla</w:t>
-      </w:r>
-      <w:proofErr w:type="spellEnd"/>
-      <w:r>
-        <w:rPr>
-          <w:sz w:val="28"/>
-          <w:szCs w:val="28"/>
-          <w:lang w:val="en-US"/>
-        </w:rPr>
-        <w:t xml:space="preserve"> od </w:t>
-      </w:r>
-      <w:proofErr w:type="spellStart"/>
-      <w:r>
-        <w:rPr>
-          <w:sz w:val="28"/>
-          <w:szCs w:val="28"/>
-          <w:lang w:val="en-US"/>
-        </w:rPr>
-        <w:t>nas</w:t>
-      </w:r>
-      <w:proofErr w:type="spellEnd"/>
-      <w:r>
-        <w:rPr>
-          <w:sz w:val="28"/>
-          <w:szCs w:val="28"/>
-          <w:lang w:val="en-US"/>
-        </w:rPr>
-        <w:t xml:space="preserve">, </w:t>
-      </w:r>
-      <w:proofErr w:type="spellStart"/>
-      <w:r>
-        <w:rPr>
-          <w:sz w:val="28"/>
-          <w:szCs w:val="28"/>
-          <w:lang w:val="en-US"/>
-        </w:rPr>
-        <w:t>način</w:t>
-      </w:r>
-      <w:proofErr w:type="spellEnd"/>
-      <w:r>
-        <w:rPr>
-          <w:sz w:val="28"/>
-          <w:szCs w:val="28"/>
-          <w:lang w:val="en-US"/>
-        </w:rPr>
-        <w:t xml:space="preserve"> </w:t>
-      </w:r>
-      <w:proofErr w:type="spellStart"/>
-      <w:r>
-        <w:rPr>
-          <w:sz w:val="28"/>
-          <w:szCs w:val="28"/>
-          <w:lang w:val="en-US"/>
-        </w:rPr>
-        <w:t>izvedbe</w:t>
-      </w:r>
-      <w:proofErr w:type="spellEnd"/>
-      <w:r>
-        <w:rPr>
-          <w:sz w:val="28"/>
-          <w:szCs w:val="28"/>
-          <w:lang w:val="en-US"/>
-        </w:rPr>
-        <w:t xml:space="preserve"> </w:t>
-      </w:r>
-      <w:proofErr w:type="spellStart"/>
-      <w:r>
-        <w:rPr>
-          <w:sz w:val="28"/>
-          <w:szCs w:val="28"/>
-          <w:lang w:val="en-US"/>
-        </w:rPr>
-        <w:t>nije</w:t>
-      </w:r>
-      <w:proofErr w:type="spellEnd"/>
-      <w:r>
-        <w:rPr>
-          <w:sz w:val="28"/>
-          <w:szCs w:val="28"/>
-          <w:lang w:val="en-US"/>
-        </w:rPr>
-        <w:t xml:space="preserve"> </w:t>
-      </w:r>
-      <w:proofErr w:type="spellStart"/>
-      <w:r>
-        <w:rPr>
-          <w:sz w:val="28"/>
-          <w:szCs w:val="28"/>
-          <w:lang w:val="en-US"/>
-        </w:rPr>
-        <w:t>nov</w:t>
-      </w:r>
-      <w:proofErr w:type="spellEnd"/>
-      <w:r>
-        <w:rPr>
-          <w:sz w:val="28"/>
-          <w:szCs w:val="28"/>
-          <w:lang w:val="en-US"/>
-        </w:rPr>
-        <w:t xml:space="preserve"> u Pythonu. </w:t>
-      </w:r>
-      <w:proofErr w:type="spellStart"/>
-      <w:r>
-        <w:rPr>
-          <w:sz w:val="28"/>
-          <w:szCs w:val="28"/>
-          <w:lang w:val="en-US"/>
-        </w:rPr>
-        <w:t>Slični</w:t>
-      </w:r>
-      <w:proofErr w:type="spellEnd"/>
-      <w:r>
-        <w:rPr>
-          <w:sz w:val="28"/>
-          <w:szCs w:val="28"/>
-          <w:lang w:val="en-US"/>
-        </w:rPr>
-        <w:t xml:space="preserve"> </w:t>
-      </w:r>
-      <w:proofErr w:type="spellStart"/>
-      <w:r>
-        <w:rPr>
-          <w:sz w:val="28"/>
-          <w:szCs w:val="28"/>
-          <w:lang w:val="en-US"/>
-        </w:rPr>
-        <w:t>kodovi</w:t>
-      </w:r>
-      <w:proofErr w:type="spellEnd"/>
-      <w:r>
-        <w:rPr>
-          <w:sz w:val="28"/>
-          <w:szCs w:val="28"/>
-          <w:lang w:val="en-US"/>
-        </w:rPr>
-        <w:t xml:space="preserve"> se </w:t>
-      </w:r>
-      <w:proofErr w:type="spellStart"/>
-      <w:r>
-        <w:rPr>
-          <w:sz w:val="28"/>
-          <w:szCs w:val="28"/>
-          <w:lang w:val="en-US"/>
-        </w:rPr>
-        <w:t>koriste</w:t>
-      </w:r>
-      <w:proofErr w:type="spellEnd"/>
-      <w:r>
-        <w:rPr>
-          <w:sz w:val="28"/>
-          <w:szCs w:val="28"/>
-          <w:lang w:val="en-US"/>
-        </w:rPr>
-        <w:t xml:space="preserve"> za </w:t>
-      </w:r>
-      <w:proofErr w:type="spellStart"/>
-      <w:r>
-        <w:rPr>
-          <w:sz w:val="28"/>
-          <w:szCs w:val="28"/>
-          <w:lang w:val="en-US"/>
-        </w:rPr>
-        <w:t>kreiranje</w:t>
-      </w:r>
-      <w:proofErr w:type="spellEnd"/>
-      <w:r>
-        <w:rPr>
-          <w:sz w:val="28"/>
-          <w:szCs w:val="28"/>
-          <w:lang w:val="en-US"/>
-        </w:rPr>
-        <w:t xml:space="preserve"> </w:t>
-      </w:r>
-      <w:proofErr w:type="spellStart"/>
-      <w:r>
-        <w:rPr>
-          <w:sz w:val="28"/>
-          <w:szCs w:val="28"/>
-          <w:lang w:val="en-US"/>
-        </w:rPr>
-        <w:t>slikovnih</w:t>
-      </w:r>
-      <w:proofErr w:type="spellEnd"/>
-      <w:r>
-        <w:rPr>
-          <w:sz w:val="28"/>
-          <w:szCs w:val="28"/>
-          <w:lang w:val="en-US"/>
-        </w:rPr>
-        <w:t xml:space="preserve"> </w:t>
-      </w:r>
-      <w:proofErr w:type="spellStart"/>
-      <w:r>
-        <w:rPr>
-          <w:sz w:val="28"/>
-          <w:szCs w:val="28"/>
-          <w:lang w:val="en-US"/>
-        </w:rPr>
-        <w:t>sadržaja</w:t>
-      </w:r>
-      <w:proofErr w:type="spellEnd"/>
-      <w:r>
-        <w:rPr>
-          <w:sz w:val="28"/>
-          <w:szCs w:val="28"/>
-          <w:lang w:val="en-US"/>
-        </w:rPr>
-        <w:t xml:space="preserve">, </w:t>
-      </w:r>
-      <w:proofErr w:type="spellStart"/>
-      <w:r>
-        <w:rPr>
-          <w:sz w:val="28"/>
-          <w:szCs w:val="28"/>
-          <w:lang w:val="en-US"/>
-        </w:rPr>
-        <w:t>računalnih</w:t>
-      </w:r>
-      <w:proofErr w:type="spellEnd"/>
-      <w:r>
-        <w:rPr>
-          <w:sz w:val="28"/>
-          <w:szCs w:val="28"/>
-          <w:lang w:val="en-US"/>
-        </w:rPr>
-        <w:t xml:space="preserve"> </w:t>
-      </w:r>
-      <w:proofErr w:type="spellStart"/>
-      <w:r>
-        <w:rPr>
-          <w:sz w:val="28"/>
-          <w:szCs w:val="28"/>
-          <w:lang w:val="en-US"/>
-        </w:rPr>
-        <w:t>igara</w:t>
-      </w:r>
-      <w:proofErr w:type="spellEnd"/>
-      <w:r>
-        <w:rPr>
-          <w:sz w:val="28"/>
-          <w:szCs w:val="28"/>
-          <w:lang w:val="en-US"/>
-        </w:rPr>
-        <w:t xml:space="preserve"> </w:t>
-      </w:r>
-      <w:proofErr w:type="spellStart"/>
-      <w:r>
-        <w:rPr>
-          <w:sz w:val="28"/>
-          <w:szCs w:val="28"/>
-          <w:lang w:val="en-US"/>
-        </w:rPr>
-        <w:t>i</w:t>
-      </w:r>
-      <w:proofErr w:type="spellEnd"/>
-      <w:r>
-        <w:rPr>
-          <w:sz w:val="28"/>
-          <w:szCs w:val="28"/>
-          <w:lang w:val="en-US"/>
-        </w:rPr>
-        <w:t xml:space="preserve"> </w:t>
-      </w:r>
-      <w:proofErr w:type="spellStart"/>
-      <w:r>
-        <w:rPr>
-          <w:sz w:val="28"/>
-          <w:szCs w:val="28"/>
-          <w:lang w:val="en-US"/>
-        </w:rPr>
-        <w:t>sličnih</w:t>
-      </w:r>
-      <w:proofErr w:type="spellEnd"/>
-      <w:r>
-        <w:rPr>
-          <w:sz w:val="28"/>
-          <w:szCs w:val="28"/>
-          <w:lang w:val="en-US"/>
-        </w:rPr>
-        <w:t xml:space="preserve"> </w:t>
-      </w:r>
-      <w:proofErr w:type="spellStart"/>
-      <w:r>
-        <w:rPr>
-          <w:sz w:val="28"/>
-          <w:szCs w:val="28"/>
-          <w:lang w:val="en-US"/>
-        </w:rPr>
-        <w:t>tema</w:t>
-      </w:r>
-      <w:proofErr w:type="spellEnd"/>
-      <w:r>
-        <w:rPr>
-          <w:sz w:val="28"/>
-          <w:szCs w:val="28"/>
-          <w:lang w:val="en-US"/>
-        </w:rPr>
-        <w:t xml:space="preserve"> u </w:t>
-      </w:r>
-      <w:proofErr w:type="spellStart"/>
-      <w:r>
-        <w:rPr>
-          <w:sz w:val="28"/>
-          <w:szCs w:val="28"/>
-          <w:lang w:val="en-US"/>
-        </w:rPr>
-        <w:t>svijetu</w:t>
-      </w:r>
-      <w:proofErr w:type="spellEnd"/>
-      <w:r>
-        <w:rPr>
-          <w:rStyle w:val="FootnoteReference"/>
-          <w:sz w:val="28"/>
-          <w:szCs w:val="28"/>
-          <w:lang w:val="en-US"/>
-        </w:rPr>
-        <w:footnoteReference w:id="2"/>
-      </w:r>
-      <w:r>
-        <w:rPr>
-          <w:sz w:val="28"/>
-          <w:szCs w:val="28"/>
-          <w:lang w:val="en-US"/>
-        </w:rPr>
-        <w:t>.</w:t>
-      </w:r>
-    </w:p>
-    <w:p>
-      <w:pPr>
-        <w:rPr>
-          <w:sz w:val="28"/>
-          <w:szCs w:val="28"/>
-          <w:lang w:val="en-US"/>
-        </w:rPr>
-      </w:pPr>
-      <w:r>
-        <w:rPr>
-          <w:sz w:val="28"/>
-          <w:szCs w:val="28"/>
-          <w:lang w:val="en-US"/>
-        </w:rPr>
-        <w:t xml:space="preserve">Ishihara </w:t>
-      </w:r>
-      <w:proofErr w:type="spellStart"/>
-      <w:r>
-        <w:rPr>
-          <w:sz w:val="28"/>
-          <w:szCs w:val="28"/>
-          <w:lang w:val="en-US"/>
-        </w:rPr>
-        <w:t>ploče</w:t>
-      </w:r>
-      <w:proofErr w:type="spellEnd"/>
-      <w:r>
-        <w:rPr>
-          <w:sz w:val="28"/>
-          <w:szCs w:val="28"/>
-          <w:lang w:val="en-US"/>
-        </w:rPr>
-        <w:t xml:space="preserve"> se </w:t>
-      </w:r>
-      <w:proofErr w:type="spellStart"/>
-      <w:r>
-        <w:rPr>
-          <w:sz w:val="28"/>
-          <w:szCs w:val="28"/>
-          <w:lang w:val="en-US"/>
-        </w:rPr>
-        <w:t>generiraju</w:t>
-      </w:r>
-      <w:proofErr w:type="spellEnd"/>
-      <w:r>
-        <w:rPr>
-          <w:sz w:val="28"/>
-          <w:szCs w:val="28"/>
-          <w:lang w:val="en-US"/>
-        </w:rPr>
-        <w:t xml:space="preserve"> </w:t>
-      </w:r>
-      <w:proofErr w:type="spellStart"/>
-      <w:r>
-        <w:rPr>
-          <w:sz w:val="28"/>
-          <w:szCs w:val="28"/>
-          <w:lang w:val="en-US"/>
-        </w:rPr>
-        <w:t>algoritamski</w:t>
-      </w:r>
-      <w:proofErr w:type="spellEnd"/>
-      <w:r>
-        <w:rPr>
-          <w:sz w:val="28"/>
-          <w:szCs w:val="28"/>
-          <w:lang w:val="en-US"/>
-        </w:rPr>
-        <w:t xml:space="preserve"> </w:t>
-      </w:r>
-      <w:proofErr w:type="spellStart"/>
-      <w:r>
-        <w:rPr>
-          <w:sz w:val="28"/>
-          <w:szCs w:val="28"/>
-          <w:lang w:val="en-US"/>
-        </w:rPr>
-        <w:t>i</w:t>
-      </w:r>
-      <w:proofErr w:type="spellEnd"/>
-      <w:r>
-        <w:rPr>
-          <w:sz w:val="28"/>
-          <w:szCs w:val="28"/>
-          <w:lang w:val="en-US"/>
-        </w:rPr>
-        <w:t xml:space="preserve"> </w:t>
-      </w:r>
-      <w:proofErr w:type="spellStart"/>
-      <w:r>
-        <w:rPr>
-          <w:sz w:val="28"/>
-          <w:szCs w:val="28"/>
-          <w:lang w:val="en-US"/>
-        </w:rPr>
-        <w:t>prikazuju</w:t>
-      </w:r>
-      <w:proofErr w:type="spellEnd"/>
-      <w:r>
-        <w:rPr>
-          <w:sz w:val="28"/>
-          <w:szCs w:val="28"/>
-          <w:lang w:val="en-US"/>
-        </w:rPr>
-        <w:t xml:space="preserve"> </w:t>
-      </w:r>
-      <w:proofErr w:type="spellStart"/>
-      <w:r>
-        <w:rPr>
-          <w:sz w:val="28"/>
-          <w:szCs w:val="28"/>
-          <w:lang w:val="en-US"/>
-        </w:rPr>
-        <w:t>kao</w:t>
-      </w:r>
-      <w:proofErr w:type="spellEnd"/>
-      <w:r>
-        <w:rPr>
-          <w:sz w:val="28"/>
-          <w:szCs w:val="28"/>
-          <w:lang w:val="en-US"/>
-        </w:rPr>
-        <w:t xml:space="preserve"> </w:t>
-      </w:r>
-      <w:proofErr w:type="spellStart"/>
-      <w:r>
-        <w:rPr>
-          <w:sz w:val="28"/>
-          <w:szCs w:val="28"/>
-          <w:lang w:val="en-US"/>
-        </w:rPr>
-        <w:t>slike</w:t>
-      </w:r>
-      <w:proofErr w:type="spellEnd"/>
-      <w:r>
-        <w:rPr>
-          <w:sz w:val="28"/>
-          <w:szCs w:val="28"/>
-          <w:lang w:val="en-US"/>
-        </w:rPr>
-        <w:t xml:space="preserve">, </w:t>
-      </w:r>
-      <w:proofErr w:type="spellStart"/>
-      <w:r>
-        <w:rPr>
-          <w:sz w:val="28"/>
-          <w:szCs w:val="28"/>
-          <w:lang w:val="en-US"/>
-        </w:rPr>
-        <w:t>dok</w:t>
-      </w:r>
-      <w:proofErr w:type="spellEnd"/>
-      <w:r>
-        <w:rPr>
-          <w:sz w:val="28"/>
-          <w:szCs w:val="28"/>
-          <w:lang w:val="en-US"/>
-        </w:rPr>
-        <w:t xml:space="preserve"> </w:t>
-      </w:r>
-      <w:proofErr w:type="spellStart"/>
-      <w:r>
-        <w:rPr>
-          <w:sz w:val="28"/>
-          <w:szCs w:val="28"/>
-          <w:lang w:val="en-US"/>
-        </w:rPr>
-        <w:t>korisnik</w:t>
-      </w:r>
-      <w:proofErr w:type="spellEnd"/>
-      <w:r>
-        <w:rPr>
-          <w:sz w:val="28"/>
-          <w:szCs w:val="28"/>
-          <w:lang w:val="en-US"/>
-        </w:rPr>
-        <w:t xml:space="preserve"> </w:t>
-      </w:r>
-      <w:proofErr w:type="spellStart"/>
-      <w:r>
-        <w:rPr>
-          <w:sz w:val="28"/>
-          <w:szCs w:val="28"/>
-          <w:lang w:val="en-US"/>
-        </w:rPr>
-        <w:t>rezultate</w:t>
-      </w:r>
-      <w:proofErr w:type="spellEnd"/>
-      <w:r>
-        <w:rPr>
-          <w:sz w:val="28"/>
-          <w:szCs w:val="28"/>
-          <w:lang w:val="en-US"/>
-        </w:rPr>
-        <w:t xml:space="preserve"> </w:t>
-      </w:r>
-      <w:proofErr w:type="spellStart"/>
-      <w:r>
-        <w:rPr>
-          <w:sz w:val="28"/>
-          <w:szCs w:val="28"/>
-          <w:lang w:val="en-US"/>
-        </w:rPr>
-        <w:t>onoga</w:t>
-      </w:r>
-      <w:proofErr w:type="spellEnd"/>
-      <w:r>
-        <w:rPr>
-          <w:sz w:val="28"/>
-          <w:szCs w:val="28"/>
-          <w:lang w:val="en-US"/>
-        </w:rPr>
-        <w:t xml:space="preserve"> </w:t>
-      </w:r>
-      <w:proofErr w:type="spellStart"/>
-      <w:r>
-        <w:rPr>
-          <w:sz w:val="28"/>
-          <w:szCs w:val="28"/>
-          <w:lang w:val="en-US"/>
-        </w:rPr>
-        <w:t>što</w:t>
-      </w:r>
-      <w:proofErr w:type="spellEnd"/>
-      <w:r>
-        <w:rPr>
-          <w:sz w:val="28"/>
-          <w:szCs w:val="28"/>
-          <w:lang w:val="en-US"/>
-        </w:rPr>
-        <w:t xml:space="preserve"> </w:t>
-      </w:r>
-      <w:proofErr w:type="spellStart"/>
-      <w:r>
-        <w:rPr>
-          <w:sz w:val="28"/>
-          <w:szCs w:val="28"/>
-          <w:lang w:val="en-US"/>
-        </w:rPr>
-        <w:t>vidi</w:t>
-      </w:r>
-      <w:proofErr w:type="spellEnd"/>
-      <w:r>
-        <w:rPr>
-          <w:sz w:val="28"/>
-          <w:szCs w:val="28"/>
-          <w:lang w:val="en-US"/>
-        </w:rPr>
-        <w:t xml:space="preserve"> </w:t>
-      </w:r>
-      <w:proofErr w:type="spellStart"/>
-      <w:r>
-        <w:rPr>
-          <w:sz w:val="28"/>
-          <w:szCs w:val="28"/>
-          <w:lang w:val="en-US"/>
-        </w:rPr>
-        <w:t>unosi</w:t>
-      </w:r>
-      <w:proofErr w:type="spellEnd"/>
-      <w:r>
-        <w:rPr>
-          <w:sz w:val="28"/>
-          <w:szCs w:val="28"/>
-          <w:lang w:val="en-US"/>
-        </w:rPr>
-        <w:t xml:space="preserve"> </w:t>
-      </w:r>
-      <w:proofErr w:type="spellStart"/>
-      <w:r>
-        <w:rPr>
-          <w:sz w:val="28"/>
-          <w:szCs w:val="28"/>
-          <w:lang w:val="en-US"/>
-        </w:rPr>
-        <w:t>putem</w:t>
-      </w:r>
-      <w:proofErr w:type="spellEnd"/>
-      <w:r>
-        <w:rPr>
-          <w:sz w:val="28"/>
-          <w:szCs w:val="28"/>
-          <w:lang w:val="en-US"/>
-        </w:rPr>
-        <w:t xml:space="preserve"> </w:t>
-      </w:r>
-      <w:proofErr w:type="spellStart"/>
-      <w:r>
-        <w:rPr>
-          <w:sz w:val="28"/>
-          <w:szCs w:val="28"/>
-          <w:lang w:val="en-US"/>
-        </w:rPr>
-        <w:t>terminala</w:t>
-      </w:r>
-      <w:proofErr w:type="spellEnd"/>
-      <w:r>
-        <w:rPr>
-          <w:sz w:val="28"/>
-          <w:szCs w:val="28"/>
-          <w:lang w:val="en-US"/>
-        </w:rPr>
-        <w:t>.</w:t>
-      </w:r>
-    </w:p>
-    <w:p>
-      <w:pPr>
-        <w:rPr>
-          <w:sz w:val="28"/>
-          <w:szCs w:val="28"/>
-          <w:lang w:val="en-US"/>
-        </w:rPr>
-      </w:pPr>
-      <w:proofErr w:type="spellStart"/>
-      <w:r>
-        <w:rPr>
-          <w:sz w:val="28"/>
-          <w:szCs w:val="28"/>
-          <w:lang w:val="en-US"/>
-        </w:rPr>
-        <w:t>Algoritam</w:t>
-      </w:r>
-      <w:proofErr w:type="spellEnd"/>
-      <w:r>
-        <w:rPr>
-          <w:sz w:val="28"/>
-          <w:szCs w:val="28"/>
-          <w:lang w:val="en-US"/>
-        </w:rPr>
-        <w:t xml:space="preserve"> </w:t>
-      </w:r>
-      <w:proofErr w:type="spellStart"/>
-      <w:r>
-        <w:rPr>
-          <w:sz w:val="28"/>
-          <w:szCs w:val="28"/>
-          <w:lang w:val="en-US"/>
-        </w:rPr>
-        <w:t>koristi</w:t>
-      </w:r>
-      <w:proofErr w:type="spellEnd"/>
-      <w:r>
-        <w:rPr>
-          <w:sz w:val="28"/>
-          <w:szCs w:val="28"/>
-          <w:lang w:val="en-US"/>
-        </w:rPr>
-        <w:t>:</w:t>
+        <w:t>Algoritam koristi:</w:t>
       </w:r>
     </w:p>
     <w:p>
@@ -5311,88 +4233,14 @@
           <w:lang w:val="en-US"/>
         </w:rPr>
       </w:pPr>
-      <w:proofErr w:type="spellStart"/>
       <w:r>
         <w:rPr>
           <w:sz w:val="28"/>
           <w:szCs w:val="28"/>
           <w:lang w:val="en-US"/>
         </w:rPr>
-        <w:t>nasumično</w:t>
-      </w:r>
-      <w:proofErr w:type="spellEnd"/>
-      <w:r>
-        <w:rPr>
-          <w:sz w:val="28"/>
-          <w:szCs w:val="28"/>
-          <w:lang w:val="en-US"/>
-        </w:rPr>
-        <w:t xml:space="preserve"> </w:t>
-      </w:r>
-      <w:proofErr w:type="spellStart"/>
-      <w:r>
-        <w:rPr>
-          <w:sz w:val="28"/>
-          <w:szCs w:val="28"/>
-          <w:lang w:val="en-US"/>
-        </w:rPr>
-        <w:t>generiranje</w:t>
-      </w:r>
-      <w:proofErr w:type="spellEnd"/>
-      <w:r>
-        <w:rPr>
-          <w:sz w:val="28"/>
-          <w:szCs w:val="28"/>
-          <w:lang w:val="en-US"/>
-        </w:rPr>
-        <w:t xml:space="preserve"> </w:t>
-      </w:r>
-      <w:proofErr w:type="spellStart"/>
-      <w:r>
-        <w:rPr>
-          <w:sz w:val="28"/>
-          <w:szCs w:val="28"/>
-          <w:lang w:val="en-US"/>
-        </w:rPr>
-        <w:t>krugova</w:t>
-      </w:r>
-      <w:proofErr w:type="spellEnd"/>
-      <w:r>
-        <w:rPr>
-          <w:sz w:val="28"/>
-          <w:szCs w:val="28"/>
-          <w:lang w:val="en-US"/>
-        </w:rPr>
-        <w:t xml:space="preserve"> </w:t>
-      </w:r>
-      <w:proofErr w:type="spellStart"/>
-      <w:r>
-        <w:rPr>
-          <w:sz w:val="28"/>
-          <w:szCs w:val="28"/>
-          <w:lang w:val="en-US"/>
-        </w:rPr>
-        <w:t>različitih</w:t>
-      </w:r>
-      <w:proofErr w:type="spellEnd"/>
-      <w:r>
-        <w:rPr>
-          <w:sz w:val="28"/>
-          <w:szCs w:val="28"/>
-          <w:lang w:val="en-US"/>
-        </w:rPr>
-        <w:t xml:space="preserve"> </w:t>
-      </w:r>
-      <w:proofErr w:type="spellStart"/>
-      <w:r>
-        <w:rPr>
-          <w:sz w:val="28"/>
-          <w:szCs w:val="28"/>
-          <w:lang w:val="en-US"/>
-        </w:rPr>
-        <w:t>veličina</w:t>
-      </w:r>
-      <w:proofErr w:type="spellEnd"/>
+        <w:t>nasumično generiranje krugova različitih veličina</w:t>
+      </w:r>
     </w:p>
     <w:p>
       <w:pPr>
@@ -5406,124 +4254,14 @@
           <w:lang w:val="en-US"/>
         </w:rPr>
       </w:pPr>
-      <w:proofErr w:type="spellStart"/>
       <w:r>
         <w:rPr>
           <w:sz w:val="28"/>
           <w:szCs w:val="28"/>
           <w:lang w:val="en-US"/>
         </w:rPr>
-        <w:t>unaprijed</w:t>
-      </w:r>
-      <w:proofErr w:type="spellEnd"/>
-      <w:r>
-        <w:rPr>
-          <w:sz w:val="28"/>
-          <w:szCs w:val="28"/>
-          <w:lang w:val="en-US"/>
-        </w:rPr>
-        <w:t xml:space="preserve"> </w:t>
-      </w:r>
-      <w:proofErr w:type="spellStart"/>
-      <w:r>
-        <w:rPr>
-          <w:sz w:val="28"/>
-          <w:szCs w:val="28"/>
-          <w:lang w:val="en-US"/>
-        </w:rPr>
-        <w:t>definirane</w:t>
-      </w:r>
-      <w:proofErr w:type="spellEnd"/>
-      <w:r>
-        <w:rPr>
-          <w:sz w:val="28"/>
-          <w:szCs w:val="28"/>
-          <w:lang w:val="en-US"/>
-        </w:rPr>
-        <w:t xml:space="preserve"> </w:t>
-      </w:r>
-      <w:proofErr w:type="spellStart"/>
-      <w:r>
-        <w:rPr>
-          <w:sz w:val="28"/>
-          <w:szCs w:val="28"/>
-          <w:lang w:val="en-US"/>
-        </w:rPr>
-        <w:t>palete</w:t>
-      </w:r>
-      <w:proofErr w:type="spellEnd"/>
-      <w:r>
-        <w:rPr>
-          <w:sz w:val="28"/>
-          <w:szCs w:val="28"/>
-          <w:lang w:val="en-US"/>
-        </w:rPr>
-        <w:t xml:space="preserve"> </w:t>
-      </w:r>
-      <w:proofErr w:type="spellStart"/>
-      <w:r>
-        <w:rPr>
-          <w:sz w:val="28"/>
-          <w:szCs w:val="28"/>
-          <w:lang w:val="en-US"/>
-        </w:rPr>
-        <w:t>boja</w:t>
-      </w:r>
-      <w:proofErr w:type="spellEnd"/>
-      <w:r>
-        <w:rPr>
-          <w:sz w:val="28"/>
-          <w:szCs w:val="28"/>
-          <w:lang w:val="en-US"/>
-        </w:rPr>
-        <w:t xml:space="preserve"> za </w:t>
-      </w:r>
-      <w:proofErr w:type="spellStart"/>
-      <w:r>
-        <w:rPr>
-          <w:sz w:val="28"/>
-          <w:szCs w:val="28"/>
-          <w:lang w:val="en-US"/>
-        </w:rPr>
-        <w:t>različite</w:t>
-      </w:r>
-      <w:proofErr w:type="spellEnd"/>
-      <w:r>
-        <w:rPr>
-          <w:sz w:val="28"/>
-          <w:szCs w:val="28"/>
-          <w:lang w:val="en-US"/>
-        </w:rPr>
-        <w:t xml:space="preserve"> </w:t>
-      </w:r>
-      <w:proofErr w:type="spellStart"/>
-      <w:r>
-        <w:rPr>
-          <w:sz w:val="28"/>
-          <w:szCs w:val="28"/>
-          <w:lang w:val="en-US"/>
-        </w:rPr>
-        <w:t>tipove</w:t>
-      </w:r>
-      <w:proofErr w:type="spellEnd"/>
-      <w:r>
-        <w:rPr>
-          <w:sz w:val="28"/>
-          <w:szCs w:val="28"/>
-          <w:lang w:val="en-US"/>
-        </w:rPr>
-        <w:t xml:space="preserve"> </w:t>
-      </w:r>
-      <w:proofErr w:type="spellStart"/>
-      <w:r>
-        <w:rPr>
-          <w:sz w:val="28"/>
-          <w:szCs w:val="28"/>
-          <w:lang w:val="en-US"/>
-        </w:rPr>
-        <w:t>daltonizma</w:t>
-      </w:r>
-      <w:proofErr w:type="spellEnd"/>
+        <w:t>unaprijed definirane palete boja za različite tipove daltonizma</w:t>
+      </w:r>
     </w:p>
     <w:p>
       <w:pPr>
@@ -5537,446 +4275,54 @@
           <w:lang w:val="en-US"/>
         </w:rPr>
       </w:pPr>
-      <w:proofErr w:type="spellStart"/>
       <w:r>
         <w:rPr>
           <w:sz w:val="28"/>
           <w:szCs w:val="28"/>
           <w:lang w:val="en-US"/>
         </w:rPr>
-        <w:t>masku</w:t>
-      </w:r>
-      <w:proofErr w:type="spellEnd"/>
-      <w:r>
+        <w:t>masku teksta (broja) kako bi se razlikovale boje broja i pozadine</w:t>
+      </w:r>
+    </w:p>
+    <w:p>
+      <w:pPr>
         <w:rPr>
           <w:sz w:val="28"/>
           <w:szCs w:val="28"/>
           <w:lang w:val="en-US"/>
         </w:rPr>
-        <w:t xml:space="preserve"> </w:t>
-      </w:r>
-      <w:proofErr w:type="spellStart"/>
+      </w:pPr>
       <w:r>
         <w:rPr>
           <w:sz w:val="28"/>
           <w:szCs w:val="28"/>
           <w:lang w:val="en-US"/>
         </w:rPr>
-        <w:t>teksta</w:t>
-      </w:r>
-      <w:proofErr w:type="spellEnd"/>
+        <w:t xml:space="preserve">Na temelju korisnikovih odgovora, program daje osnovnu procjenu tipa poremećaja raspoznavanja boja (crveno-zeleni, plavo-žuti ili </w:t>
+      </w:r>
       <w:r>
         <w:rPr>
           <w:sz w:val="28"/>
           <w:szCs w:val="28"/>
           <w:lang w:val="en-US"/>
         </w:rPr>
-        <w:t xml:space="preserve"> (</w:t>
-      </w:r>
-      <w:proofErr w:type="spellStart"/>
+        <w:t xml:space="preserve">ima </w:t>
+      </w:r>
       <w:r>
         <w:rPr>
           <w:sz w:val="28"/>
           <w:szCs w:val="28"/>
           <w:lang w:val="en-US"/>
         </w:rPr>
-        <w:t>broja</w:t>
-      </w:r>
-      <w:proofErr w:type="spellEnd"/>
+        <w:t>normalan vid).</w:t>
+      </w:r>
       <w:r>
         <w:rPr>
           <w:sz w:val="28"/>
           <w:szCs w:val="28"/>
           <w:lang w:val="en-US"/>
         </w:rPr>
-        <w:t xml:space="preserve">) </w:t>
-      </w:r>
-      <w:proofErr w:type="spellStart"/>
-      <w:r>
-        <w:rPr>
-          <w:sz w:val="28"/>
-          <w:szCs w:val="28"/>
-          <w:lang w:val="en-US"/>
-        </w:rPr>
-        <w:t>kako</w:t>
-      </w:r>
-      <w:proofErr w:type="spellEnd"/>
-      <w:r>
-        <w:rPr>
-          <w:sz w:val="28"/>
-          <w:szCs w:val="28"/>
-          <w:lang w:val="en-US"/>
-        </w:rPr>
-        <w:t xml:space="preserve"> bi se </w:t>
-      </w:r>
-      <w:proofErr w:type="spellStart"/>
-      <w:r>
-        <w:rPr>
-          <w:sz w:val="28"/>
-          <w:szCs w:val="28"/>
-          <w:lang w:val="en-US"/>
-        </w:rPr>
-        <w:t>razlikovale</w:t>
-      </w:r>
-      <w:proofErr w:type="spellEnd"/>
-      <w:r>
-        <w:rPr>
-          <w:sz w:val="28"/>
-          <w:szCs w:val="28"/>
-          <w:lang w:val="en-US"/>
-        </w:rPr>
-        <w:t xml:space="preserve"> </w:t>
-      </w:r>
-      <w:proofErr w:type="spellStart"/>
-      <w:r>
-        <w:rPr>
-          <w:sz w:val="28"/>
-          <w:szCs w:val="28"/>
-          <w:lang w:val="en-US"/>
-        </w:rPr>
-        <w:t>boje</w:t>
-      </w:r>
-      <w:proofErr w:type="spellEnd"/>
-      <w:r>
-        <w:rPr>
-          <w:sz w:val="28"/>
-          <w:szCs w:val="28"/>
-          <w:lang w:val="en-US"/>
-        </w:rPr>
-        <w:t xml:space="preserve"> </w:t>
-      </w:r>
-      <w:proofErr w:type="spellStart"/>
-      <w:r>
-        <w:rPr>
-          <w:sz w:val="28"/>
-          <w:szCs w:val="28"/>
-          <w:lang w:val="en-US"/>
-        </w:rPr>
-        <w:t>broja</w:t>
-      </w:r>
-      <w:proofErr w:type="spellEnd"/>
-      <w:r>
-        <w:rPr>
-          <w:sz w:val="28"/>
-          <w:szCs w:val="28"/>
-          <w:lang w:val="en-US"/>
-        </w:rPr>
-        <w:t xml:space="preserve"> </w:t>
-      </w:r>
-      <w:proofErr w:type="spellStart"/>
-      <w:r>
-        <w:rPr>
-          <w:sz w:val="28"/>
-          <w:szCs w:val="28"/>
-          <w:lang w:val="en-US"/>
-        </w:rPr>
-        <w:t>i</w:t>
-      </w:r>
-      <w:proofErr w:type="spellEnd"/>
-      <w:r>
-        <w:rPr>
-          <w:sz w:val="28"/>
-          <w:szCs w:val="28"/>
-          <w:lang w:val="en-US"/>
-        </w:rPr>
-        <w:t xml:space="preserve"> </w:t>
-      </w:r>
-      <w:proofErr w:type="spellStart"/>
-      <w:r>
-        <w:rPr>
-          <w:sz w:val="28"/>
-          <w:szCs w:val="28"/>
-          <w:lang w:val="en-US"/>
-        </w:rPr>
-        <w:t>pozadine</w:t>
-      </w:r>
-      <w:proofErr w:type="spellEnd"/>
-    </w:p>
-    <w:p>
-      <w:pPr>
-        <w:rPr>
-          <w:sz w:val="28"/>
-          <w:szCs w:val="28"/>
-          <w:lang w:val="en-US"/>
-        </w:rPr>
-      </w:pPr>
-      <w:r>
-        <w:rPr>
-          <w:sz w:val="28"/>
-          <w:szCs w:val="28"/>
-          <w:lang w:val="en-US"/>
-        </w:rPr>
-        <w:t xml:space="preserve">Na </w:t>
-      </w:r>
-      <w:proofErr w:type="spellStart"/>
-      <w:r>
-        <w:rPr>
-          <w:sz w:val="28"/>
-          <w:szCs w:val="28"/>
-          <w:lang w:val="en-US"/>
-        </w:rPr>
-        <w:t>temelju</w:t>
-      </w:r>
-      <w:proofErr w:type="spellEnd"/>
-      <w:r>
-        <w:rPr>
-          <w:sz w:val="28"/>
-          <w:szCs w:val="28"/>
-          <w:lang w:val="en-US"/>
-        </w:rPr>
-        <w:t xml:space="preserve"> </w:t>
-      </w:r>
-      <w:proofErr w:type="spellStart"/>
-      <w:r>
-        <w:rPr>
-          <w:sz w:val="28"/>
-          <w:szCs w:val="28"/>
-          <w:lang w:val="en-US"/>
-        </w:rPr>
-        <w:t>korisnikovih</w:t>
-      </w:r>
-      <w:proofErr w:type="spellEnd"/>
-      <w:r>
-        <w:rPr>
-          <w:sz w:val="28"/>
-          <w:szCs w:val="28"/>
-          <w:lang w:val="en-US"/>
-        </w:rPr>
-        <w:t xml:space="preserve"> </w:t>
-      </w:r>
-      <w:proofErr w:type="spellStart"/>
-      <w:r>
-        <w:rPr>
-          <w:sz w:val="28"/>
-          <w:szCs w:val="28"/>
-          <w:lang w:val="en-US"/>
-        </w:rPr>
-        <w:t>odgovora</w:t>
-      </w:r>
-      <w:proofErr w:type="spellEnd"/>
-      <w:r>
-        <w:rPr>
-          <w:sz w:val="28"/>
-          <w:szCs w:val="28"/>
-          <w:lang w:val="en-US"/>
-        </w:rPr>
-        <w:t xml:space="preserve">, program </w:t>
-      </w:r>
-      <w:proofErr w:type="spellStart"/>
-      <w:r>
-        <w:rPr>
-          <w:sz w:val="28"/>
-          <w:szCs w:val="28"/>
-          <w:lang w:val="en-US"/>
-        </w:rPr>
-        <w:t>daje</w:t>
-      </w:r>
-      <w:proofErr w:type="spellEnd"/>
-      <w:r>
-        <w:rPr>
-          <w:sz w:val="28"/>
-          <w:szCs w:val="28"/>
-          <w:lang w:val="en-US"/>
-        </w:rPr>
-        <w:t xml:space="preserve"> </w:t>
-      </w:r>
-      <w:proofErr w:type="spellStart"/>
-      <w:r>
-        <w:rPr>
-          <w:sz w:val="28"/>
-          <w:szCs w:val="28"/>
-          <w:lang w:val="en-US"/>
-        </w:rPr>
-        <w:t>osnovnu</w:t>
-      </w:r>
-      <w:proofErr w:type="spellEnd"/>
-      <w:r>
-        <w:rPr>
-          <w:sz w:val="28"/>
-          <w:szCs w:val="28"/>
-          <w:lang w:val="en-US"/>
-        </w:rPr>
-        <w:t xml:space="preserve"> </w:t>
-      </w:r>
-      <w:proofErr w:type="spellStart"/>
-      <w:r>
-        <w:rPr>
-          <w:sz w:val="28"/>
-          <w:szCs w:val="28"/>
-          <w:lang w:val="en-US"/>
-        </w:rPr>
-        <w:t>procjenu</w:t>
-      </w:r>
-      <w:proofErr w:type="spellEnd"/>
-      <w:r>
-        <w:rPr>
-          <w:sz w:val="28"/>
-          <w:szCs w:val="28"/>
-          <w:lang w:val="en-US"/>
-        </w:rPr>
-        <w:t xml:space="preserve"> </w:t>
-      </w:r>
-      <w:proofErr w:type="spellStart"/>
-      <w:r>
-        <w:rPr>
-          <w:sz w:val="28"/>
-          <w:szCs w:val="28"/>
-          <w:lang w:val="en-US"/>
-        </w:rPr>
-        <w:t>tipa</w:t>
-      </w:r>
-      <w:proofErr w:type="spellEnd"/>
-      <w:r>
-        <w:rPr>
-          <w:sz w:val="28"/>
-          <w:szCs w:val="28"/>
-          <w:lang w:val="en-US"/>
-        </w:rPr>
-        <w:t xml:space="preserve"> </w:t>
-      </w:r>
-      <w:proofErr w:type="spellStart"/>
-      <w:r>
-        <w:rPr>
-          <w:sz w:val="28"/>
-          <w:szCs w:val="28"/>
-          <w:lang w:val="en-US"/>
-        </w:rPr>
-        <w:t>poremećaja</w:t>
-      </w:r>
-      <w:proofErr w:type="spellEnd"/>
-      <w:r>
-        <w:rPr>
-          <w:sz w:val="28"/>
-          <w:szCs w:val="28"/>
-          <w:lang w:val="en-US"/>
-        </w:rPr>
-        <w:t xml:space="preserve"> </w:t>
-      </w:r>
-      <w:proofErr w:type="spellStart"/>
-      <w:r>
-        <w:rPr>
-          <w:sz w:val="28"/>
-          <w:szCs w:val="28"/>
-          <w:lang w:val="en-US"/>
-        </w:rPr>
-        <w:t>raspoznavanja</w:t>
-      </w:r>
-      <w:proofErr w:type="spellEnd"/>
-      <w:r>
-        <w:rPr>
-          <w:sz w:val="28"/>
-          <w:szCs w:val="28"/>
-          <w:lang w:val="en-US"/>
-        </w:rPr>
-        <w:t xml:space="preserve"> </w:t>
-      </w:r>
-      <w:proofErr w:type="spellStart"/>
-      <w:r>
-        <w:rPr>
-          <w:sz w:val="28"/>
-          <w:szCs w:val="28"/>
-          <w:lang w:val="en-US"/>
-        </w:rPr>
-        <w:t>boja</w:t>
-      </w:r>
-      <w:proofErr w:type="spellEnd"/>
-      <w:r>
-        <w:rPr>
-          <w:sz w:val="28"/>
-          <w:szCs w:val="28"/>
-          <w:lang w:val="en-US"/>
-        </w:rPr>
-        <w:t xml:space="preserve"> (</w:t>
-      </w:r>
-      <w:proofErr w:type="spellStart"/>
-      <w:r>
-        <w:rPr>
-          <w:sz w:val="28"/>
-          <w:szCs w:val="28"/>
-          <w:lang w:val="en-US"/>
-        </w:rPr>
-        <w:t>crveno-zeleni</w:t>
-      </w:r>
-      <w:proofErr w:type="spellEnd"/>
-      <w:r>
-        <w:rPr>
-          <w:sz w:val="28"/>
-          <w:szCs w:val="28"/>
-          <w:lang w:val="en-US"/>
-        </w:rPr>
-        <w:t xml:space="preserve">, </w:t>
-      </w:r>
-      <w:proofErr w:type="spellStart"/>
-      <w:r>
-        <w:rPr>
-          <w:sz w:val="28"/>
-          <w:szCs w:val="28"/>
-          <w:lang w:val="en-US"/>
-        </w:rPr>
-        <w:t>plavo-žuti</w:t>
-      </w:r>
-      <w:proofErr w:type="spellEnd"/>
-      <w:r>
-        <w:rPr>
-          <w:sz w:val="28"/>
-          <w:szCs w:val="28"/>
-          <w:lang w:val="en-US"/>
-        </w:rPr>
-        <w:t xml:space="preserve"> </w:t>
-      </w:r>
-      <w:proofErr w:type="spellStart"/>
-      <w:r>
-        <w:rPr>
-          <w:sz w:val="28"/>
-          <w:szCs w:val="28"/>
-          <w:lang w:val="en-US"/>
-        </w:rPr>
-        <w:t>ili</w:t>
-      </w:r>
-      <w:proofErr w:type="spellEnd"/>
-      <w:r>
-        <w:rPr>
-          <w:sz w:val="28"/>
-          <w:szCs w:val="28"/>
-          <w:lang w:val="en-US"/>
-        </w:rPr>
-        <w:t xml:space="preserve"> </w:t>
-      </w:r>
-      <w:proofErr w:type="spellStart"/>
-      <w:r>
-        <w:rPr>
-          <w:sz w:val="28"/>
-          <w:szCs w:val="28"/>
-          <w:lang w:val="en-US"/>
-        </w:rPr>
-        <w:t>ima</w:t>
-      </w:r>
-      <w:proofErr w:type="spellEnd"/>
-      <w:r>
-        <w:rPr>
-          <w:sz w:val="28"/>
-          <w:szCs w:val="28"/>
-          <w:lang w:val="en-US"/>
-        </w:rPr>
-        <w:t xml:space="preserve"> </w:t>
-      </w:r>
-      <w:proofErr w:type="spellStart"/>
-      <w:r>
-        <w:rPr>
-          <w:sz w:val="28"/>
-          <w:szCs w:val="28"/>
-          <w:lang w:val="en-US"/>
-        </w:rPr>
-        <w:t>normalan</w:t>
-      </w:r>
-      <w:proofErr w:type="spellEnd"/>
-      <w:r>
-        <w:rPr>
-          <w:sz w:val="28"/>
-          <w:szCs w:val="28"/>
-          <w:lang w:val="en-US"/>
-        </w:rPr>
-        <w:t xml:space="preserve"> vid).</w:t>
+        <w:t xml:space="preserve"> Generira se i ploča za kontrolni test koji je crno-bijeli. Ako taj test pogrešno riješite, moguće je da imate problem sa ekranom ili generalnim vidom.</w:t>
       </w:r>
     </w:p>
     <w:p>
@@ -5993,6 +4339,7 @@
       </w:pPr>
       <w:bookmarkStart w:id="11" w:name="_Toc221297896"/>
       <w:r>
+        <w:lastRenderedPageBreak/>
         <w:t>7</w:t>
       </w:r>
       <w:r>
@@ -6167,7 +4514,6 @@
           <w:sz w:val="28"/>
           <w:szCs w:val="28"/>
         </w:rPr>
-        <w:lastRenderedPageBreak/>
         <w:t>obrazovne ustanove</w:t>
       </w:r>
     </w:p>
@@ -6277,23 +4623,7 @@
           <w:sz w:val="28"/>
           <w:szCs w:val="28"/>
         </w:rPr>
-        <w:t xml:space="preserve"> koje želimo imati u </w:t>
-      </w:r>
-      <w:proofErr w:type="spellStart"/>
-      <w:r>
-        <w:rPr>
-          <w:sz w:val="28"/>
-          <w:szCs w:val="28"/>
-        </w:rPr>
-        <w:t>extension</w:t>
-      </w:r>
-      <w:proofErr w:type="spellEnd"/>
-      <w:r>
-        <w:rPr>
-          <w:sz w:val="28"/>
-          <w:szCs w:val="28"/>
-        </w:rPr>
-        <w:t>-u</w:t>
+        <w:t xml:space="preserve"> koje želimo imati u extension-u</w:t>
       </w:r>
       <w:r>
         <w:rPr>
@@ -6334,39 +4664,7 @@
           <w:sz w:val="28"/>
           <w:szCs w:val="28"/>
         </w:rPr>
-        <w:t xml:space="preserve">Implementirane su </w:t>
-      </w:r>
-      <w:proofErr w:type="spellStart"/>
-      <w:r>
-        <w:rPr>
-          <w:sz w:val="28"/>
-          <w:szCs w:val="28"/>
-        </w:rPr>
-        <w:t>error</w:t>
-      </w:r>
-      <w:proofErr w:type="spellEnd"/>
-      <w:r>
-        <w:rPr>
-          <w:sz w:val="28"/>
-          <w:szCs w:val="28"/>
-        </w:rPr>
-        <w:t xml:space="preserve"> i </w:t>
-      </w:r>
-      <w:proofErr w:type="spellStart"/>
-      <w:r>
-        <w:rPr>
-          <w:sz w:val="28"/>
-          <w:szCs w:val="28"/>
-        </w:rPr>
-        <w:t>warning</w:t>
-      </w:r>
-      <w:proofErr w:type="spellEnd"/>
-      <w:r>
-        <w:rPr>
-          <w:sz w:val="28"/>
-          <w:szCs w:val="28"/>
-        </w:rPr>
-        <w:t xml:space="preserve"> dekoracije. Testirana je vidljivost i kontrast oznaka.</w:t>
+        <w:t>Implementirane su error i warning dekoracije. Testirana je vidljivost i kontrast oznaka.</w:t>
       </w:r>
     </w:p>
     <w:p>
@@ -6385,19 +4683,33 @@
           <w:sz w:val="28"/>
           <w:szCs w:val="28"/>
         </w:rPr>
-        <w:t xml:space="preserve">Tjedan 3 – </w:t>
-      </w:r>
-      <w:proofErr w:type="spellStart"/>
-      <w:r>
+        <w:t>Tjedan 3 – Ishihara test</w:t>
+      </w:r>
+    </w:p>
+    <w:p>
+      <w:pPr>
+        <w:rPr>
+          <w:sz w:val="28"/>
+          <w:szCs w:val="28"/>
+        </w:rPr>
+      </w:pPr>
+      <w:r>
+        <w:rPr>
+          <w:sz w:val="28"/>
+          <w:szCs w:val="28"/>
+        </w:rPr>
+        <w:t>Dodane su Ishihara testne ploče i testirana ispravnost prikaza.</w:t>
+      </w:r>
+    </w:p>
+    <w:p>
+      <w:pPr>
         <w:rPr>
           <w:b/>
           <w:bCs/>
           <w:sz w:val="28"/>
           <w:szCs w:val="28"/>
         </w:rPr>
-        <w:t>Ishihara</w:t>
-      </w:r>
-      <w:proofErr w:type="spellEnd"/>
+      </w:pPr>
       <w:r>
         <w:rPr>
           <w:b/>
@@ -6405,58 +4717,43 @@
           <w:sz w:val="28"/>
           <w:szCs w:val="28"/>
         </w:rPr>
-        <w:t xml:space="preserve"> test</w:t>
-      </w:r>
-    </w:p>
-    <w:p>
-      <w:pPr>
-        <w:rPr>
-          <w:sz w:val="28"/>
-          <w:szCs w:val="28"/>
-        </w:rPr>
-      </w:pPr>
-      <w:r>
-        <w:rPr>
-          <w:sz w:val="28"/>
-          <w:szCs w:val="28"/>
-        </w:rPr>
-        <w:t xml:space="preserve">Dodane su </w:t>
-      </w:r>
-      <w:proofErr w:type="spellStart"/>
-      <w:r>
-        <w:rPr>
-          <w:sz w:val="28"/>
-          <w:szCs w:val="28"/>
-        </w:rPr>
-        <w:t>Ishihara</w:t>
-      </w:r>
-      <w:proofErr w:type="spellEnd"/>
-      <w:r>
-        <w:rPr>
-          <w:sz w:val="28"/>
-          <w:szCs w:val="28"/>
-        </w:rPr>
-        <w:t xml:space="preserve"> testne ploče i testirana ispravnost prikaza.</w:t>
-      </w:r>
-    </w:p>
-    <w:p>
-      <w:pPr>
+        <w:t xml:space="preserve"> </w:t>
+      </w:r>
+      <w:r>
         <w:rPr>
           <w:b/>
           <w:bCs/>
           <w:sz w:val="28"/>
           <w:szCs w:val="28"/>
         </w:rPr>
-      </w:pPr>
-      <w:r>
+        <w:t>Tjedan 4 – Završne dorade</w:t>
+      </w:r>
+    </w:p>
+    <w:p>
+      <w:pPr>
+        <w:rPr>
+          <w:sz w:val="28"/>
+          <w:szCs w:val="28"/>
+        </w:rPr>
+      </w:pPr>
+      <w:r>
+        <w:rPr>
+          <w:sz w:val="28"/>
+          <w:szCs w:val="28"/>
+        </w:rPr>
+        <w:lastRenderedPageBreak/>
+        <w:t>Uređena dokumentacija i provedeno završno testiranje ekstenzije.</w:t>
+      </w:r>
+    </w:p>
+    <w:p>
+      <w:pPr>
         <w:rPr>
           <w:b/>
           <w:bCs/>
           <w:sz w:val="28"/>
           <w:szCs w:val="28"/>
         </w:rPr>
-        <w:t xml:space="preserve"> </w:t>
-      </w:r>
+      </w:pPr>
       <w:r>
         <w:rPr>
           <w:b/>
@@ -6464,22 +4761,308 @@
           <w:sz w:val="28"/>
           <w:szCs w:val="28"/>
         </w:rPr>
-        <w:t>Tjedan 4 – Završne dorade</w:t>
-      </w:r>
-    </w:p>
-    <w:p>
-      <w:pPr>
-        <w:rPr>
-          <w:sz w:val="28"/>
-          <w:szCs w:val="28"/>
-        </w:rPr>
-      </w:pPr>
-      <w:r>
-        <w:rPr>
-          <w:sz w:val="28"/>
-          <w:szCs w:val="28"/>
-        </w:rPr>
-        <w:t>Uređena dokumentacija i provedeno završno testiranje ekstenzije.</w:t>
+        <w:t>Tjedan 5 – odmor</w:t>
+      </w:r>
+    </w:p>
+    <w:p>
+      <w:pPr>
+        <w:rPr>
+          <w:sz w:val="28"/>
+          <w:szCs w:val="28"/>
+        </w:rPr>
+      </w:pPr>
+      <w:r>
+        <w:rPr>
+          <w:sz w:val="28"/>
+          <w:szCs w:val="28"/>
+        </w:rPr>
+        <w:t xml:space="preserve">Ovaj tjedan smo se odmarali od županijskog natjecanja. Također smo pričali o </w:t>
+      </w:r>
+      <w:r>
+        <w:rPr>
+          <w:sz w:val="28"/>
+          <w:szCs w:val="28"/>
+        </w:rPr>
+        <w:t>planovima i ostalim nadolazećim natjecanjima.</w:t>
+      </w:r>
+    </w:p>
+    <w:p>
+      <w:pPr>
+        <w:rPr>
+          <w:b/>
+          <w:bCs/>
+          <w:sz w:val="28"/>
+          <w:szCs w:val="28"/>
+        </w:rPr>
+      </w:pPr>
+      <w:r>
+        <w:rPr>
+          <w:b/>
+          <w:bCs/>
+          <w:sz w:val="28"/>
+          <w:szCs w:val="28"/>
+        </w:rPr>
+        <w:t xml:space="preserve">Tjedan </w:t>
+      </w:r>
+      <w:r>
+        <w:rPr>
+          <w:b/>
+          <w:bCs/>
+          <w:sz w:val="28"/>
+          <w:szCs w:val="28"/>
+        </w:rPr>
+        <w:t>6</w:t>
+      </w:r>
+      <w:r>
+        <w:rPr>
+          <w:b/>
+          <w:bCs/>
+          <w:sz w:val="28"/>
+          <w:szCs w:val="28"/>
+        </w:rPr>
+        <w:t xml:space="preserve"> – Ideje</w:t>
+      </w:r>
+    </w:p>
+    <w:p>
+      <w:pPr>
+        <w:rPr>
+          <w:sz w:val="28"/>
+          <w:szCs w:val="28"/>
+        </w:rPr>
+      </w:pPr>
+      <w:r>
+        <w:rPr>
+          <w:sz w:val="28"/>
+          <w:szCs w:val="28"/>
+        </w:rPr>
+        <w:t>Smišljali smo nove ideje za državnu razinu</w:t>
+      </w:r>
+    </w:p>
+    <w:p>
+      <w:pPr>
+        <w:rPr>
+          <w:b/>
+          <w:bCs/>
+          <w:sz w:val="28"/>
+          <w:szCs w:val="28"/>
+        </w:rPr>
+      </w:pPr>
+      <w:r>
+        <w:rPr>
+          <w:b/>
+          <w:bCs/>
+          <w:sz w:val="28"/>
+          <w:szCs w:val="28"/>
+        </w:rPr>
+        <w:t xml:space="preserve">Tjedan </w:t>
+      </w:r>
+      <w:r>
+        <w:rPr>
+          <w:b/>
+          <w:bCs/>
+          <w:sz w:val="28"/>
+          <w:szCs w:val="28"/>
+        </w:rPr>
+        <w:t>7</w:t>
+      </w:r>
+      <w:r>
+        <w:rPr>
+          <w:b/>
+          <w:bCs/>
+          <w:sz w:val="28"/>
+          <w:szCs w:val="28"/>
+        </w:rPr>
+        <w:t xml:space="preserve"> – Ishihara test</w:t>
+      </w:r>
+    </w:p>
+    <w:p>
+      <w:pPr>
+        <w:rPr>
+          <w:sz w:val="28"/>
+          <w:szCs w:val="28"/>
+        </w:rPr>
+      </w:pPr>
+      <w:r>
+        <w:rPr>
+          <w:sz w:val="28"/>
+          <w:szCs w:val="28"/>
+        </w:rPr>
+        <w:t>Prebaciva</w:t>
+      </w:r>
+      <w:r>
+        <w:rPr>
+          <w:sz w:val="28"/>
+          <w:szCs w:val="28"/>
+        </w:rPr>
+        <w:t xml:space="preserve">li smo </w:t>
+      </w:r>
+      <w:r>
+        <w:rPr>
+          <w:sz w:val="28"/>
+          <w:szCs w:val="28"/>
+        </w:rPr>
+        <w:t xml:space="preserve">Ishihara testa </w:t>
+      </w:r>
+      <w:r>
+        <w:rPr>
+          <w:sz w:val="28"/>
+          <w:szCs w:val="28"/>
+        </w:rPr>
+        <w:t>iz Python-a u WebView.</w:t>
+      </w:r>
+    </w:p>
+    <w:p>
+      <w:pPr>
+        <w:rPr>
+          <w:b/>
+          <w:bCs/>
+          <w:sz w:val="28"/>
+          <w:szCs w:val="28"/>
+        </w:rPr>
+      </w:pPr>
+      <w:r>
+        <w:rPr>
+          <w:b/>
+          <w:bCs/>
+          <w:sz w:val="28"/>
+          <w:szCs w:val="28"/>
+        </w:rPr>
+        <w:t>Tjedan 8 i 9 – Odmor i druga natjecanja</w:t>
+      </w:r>
+    </w:p>
+    <w:p>
+      <w:pPr>
+        <w:rPr>
+          <w:sz w:val="28"/>
+          <w:szCs w:val="28"/>
+        </w:rPr>
+      </w:pPr>
+      <w:r>
+        <w:rPr>
+          <w:sz w:val="28"/>
+          <w:szCs w:val="28"/>
+        </w:rPr>
+        <w:t>U ova dva tjedna smo se fokusirali na županijsko natjecanje iz tehničkog pa nismo nadograđivali projekt.</w:t>
+      </w:r>
+    </w:p>
+    <w:p>
+      <w:pPr>
+        <w:rPr>
+          <w:b/>
+          <w:bCs/>
+          <w:sz w:val="28"/>
+          <w:szCs w:val="28"/>
+        </w:rPr>
+      </w:pPr>
+      <w:r>
+        <w:rPr>
+          <w:b/>
+          <w:bCs/>
+          <w:sz w:val="28"/>
+          <w:szCs w:val="28"/>
+        </w:rPr>
+        <w:t xml:space="preserve">Tjedan </w:t>
+      </w:r>
+      <w:r>
+        <w:rPr>
+          <w:b/>
+          <w:bCs/>
+          <w:sz w:val="28"/>
+          <w:szCs w:val="28"/>
+        </w:rPr>
+        <w:t>10</w:t>
+      </w:r>
+      <w:r>
+        <w:rPr>
+          <w:b/>
+          <w:bCs/>
+          <w:sz w:val="28"/>
+          <w:szCs w:val="28"/>
+        </w:rPr>
+        <w:t xml:space="preserve"> – Ishihara test(nastavak)</w:t>
+      </w:r>
+    </w:p>
+    <w:p>
+      <w:pPr>
+        <w:rPr>
+          <w:sz w:val="28"/>
+          <w:szCs w:val="28"/>
+        </w:rPr>
+      </w:pPr>
+      <w:r>
+        <w:rPr>
+          <w:sz w:val="28"/>
+          <w:szCs w:val="28"/>
+        </w:rPr>
+        <w:t>Nakon što smo ga prebacili u WebView, implementirali smo Ishihara test u VS Code ekstenziju.</w:t>
+      </w:r>
+    </w:p>
+    <w:p>
+      <w:pPr>
+        <w:rPr>
+          <w:b/>
+          <w:bCs/>
+          <w:sz w:val="28"/>
+          <w:szCs w:val="28"/>
+        </w:rPr>
+      </w:pPr>
+      <w:r>
+        <w:rPr>
+          <w:b/>
+          <w:bCs/>
+          <w:sz w:val="28"/>
+          <w:szCs w:val="28"/>
+        </w:rPr>
+        <w:t>Tjedan 11 – detalji</w:t>
+      </w:r>
+    </w:p>
+    <w:p>
+      <w:pPr>
+        <w:rPr>
+          <w:sz w:val="28"/>
+          <w:szCs w:val="28"/>
+        </w:rPr>
+      </w:pPr>
+      <w:r>
+        <w:rPr>
+          <w:sz w:val="28"/>
+          <w:szCs w:val="28"/>
+        </w:rPr>
+        <w:t>Ovaj tjedan smo se obazirali na detalje poput boja, oznaka i tema za pojedine vrste daltonizma.</w:t>
+      </w:r>
+    </w:p>
+    <w:p>
+      <w:pPr>
+        <w:rPr>
+          <w:b/>
+          <w:bCs/>
+          <w:sz w:val="28"/>
+          <w:szCs w:val="28"/>
+        </w:rPr>
+      </w:pPr>
+      <w:r>
+        <w:rPr>
+          <w:b/>
+          <w:bCs/>
+          <w:sz w:val="28"/>
+          <w:szCs w:val="28"/>
+        </w:rPr>
+        <w:t>Tjedan 12 – izlaganje</w:t>
+      </w:r>
+    </w:p>
+    <w:p>
+      <w:pPr>
+        <w:rPr>
+          <w:sz w:val="28"/>
+          <w:szCs w:val="28"/>
+        </w:rPr>
+      </w:pPr>
+      <w:r>
+        <w:rPr>
+          <w:sz w:val="28"/>
+          <w:szCs w:val="28"/>
+        </w:rPr>
+        <w:t>Ovaj tjedan smo uvježbavali naše izlaganje. Izlagali smo naš projekt ispred naših mentora koji su nam tada dali povratne informacije.</w:t>
       </w:r>
     </w:p>
     <w:p>
@@ -6516,37 +5099,22 @@
           <w:sz w:val="28"/>
           <w:szCs w:val="28"/>
         </w:rPr>
-        <w:t xml:space="preserve">Projekt VSC A11Y pokazao nam je kako i jednostavne funkcionalnosti mogu značajno poboljšati pristupačnost razvojnog okruženja. Kroz rad smo naučili koristiti VS </w:t>
-      </w:r>
-      <w:proofErr w:type="spellStart"/>
-      <w:r>
-        <w:rPr>
-          <w:sz w:val="28"/>
-          <w:szCs w:val="28"/>
-        </w:rPr>
-        <w:t>Code</w:t>
-      </w:r>
-      <w:proofErr w:type="spellEnd"/>
-      <w:r>
-        <w:rPr>
-          <w:sz w:val="28"/>
-          <w:szCs w:val="28"/>
-        </w:rPr>
-        <w:t xml:space="preserve"> API i razmišljati o potrebama različitih korisnika.</w:t>
-      </w:r>
-    </w:p>
-    <w:p>
-      <w:pPr>
-        <w:rPr>
-          <w:sz w:val="28"/>
-          <w:szCs w:val="28"/>
-        </w:rPr>
-      </w:pPr>
-      <w:r>
-        <w:rPr>
-          <w:sz w:val="28"/>
-          <w:szCs w:val="28"/>
-        </w:rPr>
+        <w:t>Projekt VSC A11Y pokazao nam je kako i jednostavne funkcionalnosti mogu značajno poboljšati pristupačnost razvojnog okruženja. Kroz rad smo naučili koristiti VS Code API i razmišljati o potrebama različitih korisnika.</w:t>
+      </w:r>
+    </w:p>
+    <w:p>
+      <w:pPr>
+        <w:rPr>
+          <w:sz w:val="28"/>
+          <w:szCs w:val="28"/>
+        </w:rPr>
+      </w:pPr>
+      <w:r>
+        <w:rPr>
+          <w:sz w:val="28"/>
+          <w:szCs w:val="28"/>
+        </w:rPr>
+        <w:lastRenderedPageBreak/>
         <w:t>U budućnosti se projekt može proširivati dodatnim pristupačnim opcijama.</w:t>
       </w:r>
     </w:p>
@@ -9713,7 +8281,9 @@
     <w:rsidRoot w:val="00F47D2D"/>
     <w:rsid w:val="004B49B9"/>
     <w:rsid w:val="0064196C"/>
+    <w:rsid w:val="00806B27"/>
     <w:rsid w:val="0097666F"/>
+    <w:rsid w:val="00A02D78"/>
     <w:rsid w:val="00A40C11"/>
     <w:rsid w:val="00C42344"/>
     <w:rsid w:val="00D225F4"/>

--- a/vsca11y_Dokumentacija.docx
+++ b/vsca11y_Dokumentacija.docx
@@ -704,9 +704,11 @@
           <w:pPr>
             <w:pStyle w:val="TOCHeading"/>
           </w:pPr>
+          <w:proofErr w:type="spellStart"/>
           <w:r>
             <w:t>Sadržaj</w:t>
           </w:r>
+          <w:proofErr w:type="spellEnd"/>
         </w:p>
         <w:p>
           <w:pPr>
@@ -2012,6 +2014,7 @@
         </w:rPr>
         <w:t xml:space="preserve">eng. </w:t>
       </w:r>
+      <w:proofErr w:type="spellStart"/>
       <w:r>
         <w:rPr>
           <w:i/>
@@ -2021,6 +2024,7 @@
         </w:rPr>
         <w:t>errora</w:t>
       </w:r>
+      <w:proofErr w:type="spellEnd"/>
       <w:r>
         <w:rPr>
           <w:sz w:val="28"/>
@@ -2035,6 +2039,7 @@
         </w:rPr>
         <w:t xml:space="preserve">eng. </w:t>
       </w:r>
+      <w:proofErr w:type="spellStart"/>
       <w:r>
         <w:rPr>
           <w:i/>
@@ -2044,6 +2049,7 @@
         </w:rPr>
         <w:t>warninga</w:t>
       </w:r>
+      <w:proofErr w:type="spellEnd"/>
       <w:r>
         <w:rPr>
           <w:sz w:val="28"/>
@@ -2051,6 +2057,7 @@
         </w:rPr>
         <w:t xml:space="preserve">). Ako greške nisu jasno istaknute, </w:t>
       </w:r>
+      <w:proofErr w:type="spellStart"/>
       <w:r>
         <w:rPr>
           <w:i/>
@@ -2060,6 +2067,7 @@
         </w:rPr>
         <w:t>user</w:t>
       </w:r>
+      <w:proofErr w:type="spellEnd"/>
       <w:r>
         <w:rPr>
           <w:sz w:val="28"/>
@@ -2157,7 +2165,39 @@
           <w:sz w:val="28"/>
           <w:szCs w:val="28"/>
         </w:rPr>
-        <w:t>, ekstenziju za Visual Studio Code koja se fokusira na osnovne elemente pristupačnosti</w:t>
+        <w:t xml:space="preserve">, ekstenziju za </w:t>
+      </w:r>
+      <w:proofErr w:type="spellStart"/>
+      <w:r>
+        <w:rPr>
+          <w:sz w:val="28"/>
+          <w:szCs w:val="28"/>
+        </w:rPr>
+        <w:t>Visual</w:t>
+      </w:r>
+      <w:proofErr w:type="spellEnd"/>
+      <w:r>
+        <w:rPr>
+          <w:sz w:val="28"/>
+          <w:szCs w:val="28"/>
+        </w:rPr>
+        <w:t xml:space="preserve"> Studio </w:t>
+      </w:r>
+      <w:proofErr w:type="spellStart"/>
+      <w:r>
+        <w:rPr>
+          <w:sz w:val="28"/>
+          <w:szCs w:val="28"/>
+        </w:rPr>
+        <w:t>Code</w:t>
+      </w:r>
+      <w:proofErr w:type="spellEnd"/>
+      <w:r>
+        <w:rPr>
+          <w:sz w:val="28"/>
+          <w:szCs w:val="28"/>
+        </w:rPr>
+        <w:t xml:space="preserve"> koja se fokusira na osnovne elemente pristupačnosti</w:t>
       </w:r>
       <w:r>
         <w:rPr>
@@ -2171,7 +2211,23 @@
           <w:sz w:val="28"/>
           <w:szCs w:val="28"/>
         </w:rPr>
-        <w:t>. Cilj projekta je poboljšati vizualnu jasnoću grešaka u kodu te omogućiti korisnicima provjeru raspoznavanja boja pomoću Ishihara testa daltonizma</w:t>
+        <w:t xml:space="preserve">. Cilj projekta je poboljšati vizualnu jasnoću grešaka u kodu te omogućiti korisnicima provjeru raspoznavanja boja pomoću </w:t>
+      </w:r>
+      <w:proofErr w:type="spellStart"/>
+      <w:r>
+        <w:rPr>
+          <w:sz w:val="28"/>
+          <w:szCs w:val="28"/>
+        </w:rPr>
+        <w:t>Ishihara</w:t>
+      </w:r>
+      <w:proofErr w:type="spellEnd"/>
+      <w:r>
+        <w:rPr>
+          <w:sz w:val="28"/>
+          <w:szCs w:val="28"/>
+        </w:rPr>
+        <w:t xml:space="preserve"> testa daltonizma</w:t>
       </w:r>
       <w:r>
         <w:rPr>
@@ -2276,7 +2332,23 @@
           <w:sz w:val="28"/>
           <w:szCs w:val="28"/>
         </w:rPr>
-        <w:t xml:space="preserve">Mi smo učenici 7. i 8. razreda. Idemo u OŠ „Retfala“ Osijek i OŠ Josipovac. Sudjelovali  smo na puno informatičkih natjecanja čak i na državnim razinama. Jako volimo programirati i usvajati nova znanja koja bi nam mogla i pomoći u budućnosti. </w:t>
+        <w:t>Mi smo učenici 7. i 8. razreda. Idemo u OŠ „</w:t>
+      </w:r>
+      <w:proofErr w:type="spellStart"/>
+      <w:r>
+        <w:rPr>
+          <w:sz w:val="28"/>
+          <w:szCs w:val="28"/>
+        </w:rPr>
+        <w:t>Retfala</w:t>
+      </w:r>
+      <w:proofErr w:type="spellEnd"/>
+      <w:r>
+        <w:rPr>
+          <w:sz w:val="28"/>
+          <w:szCs w:val="28"/>
+        </w:rPr>
+        <w:t xml:space="preserve">“ Osijek i OŠ Josipovac. Sudjelovali  smo na puno informatičkih natjecanja čak i na državnim razinama. Jako volimo programirati i usvajati nova znanja koja bi nam mogla i pomoći u budućnosti. </w:t>
       </w:r>
     </w:p>
     <w:p>
@@ -2315,12 +2387,21 @@
         </w:rPr>
         <w:t xml:space="preserve"> </w:t>
       </w:r>
-      <w:r>
-        <w:rPr>
-          <w:sz w:val="28"/>
-          <w:szCs w:val="28"/>
-        </w:rPr>
-        <w:t>Code aplikacije koji imaju probleme s vidom. Odabrali smo VS</w:t>
+      <w:proofErr w:type="spellStart"/>
+      <w:r>
+        <w:rPr>
+          <w:sz w:val="28"/>
+          <w:szCs w:val="28"/>
+        </w:rPr>
+        <w:t>Code</w:t>
+      </w:r>
+      <w:proofErr w:type="spellEnd"/>
+      <w:r>
+        <w:rPr>
+          <w:sz w:val="28"/>
+          <w:szCs w:val="28"/>
+        </w:rPr>
+        <w:t xml:space="preserve"> aplikacije koji imaju probleme s vidom. Odabrali smo VS</w:t>
       </w:r>
       <w:r>
         <w:rPr>
@@ -2329,12 +2410,21 @@
         </w:rPr>
         <w:t xml:space="preserve"> </w:t>
       </w:r>
-      <w:r>
-        <w:rPr>
-          <w:sz w:val="28"/>
-          <w:szCs w:val="28"/>
-        </w:rPr>
-        <w:t>Code editor jer ga inače koristimo u programiranju.</w:t>
+      <w:proofErr w:type="spellStart"/>
+      <w:r>
+        <w:rPr>
+          <w:sz w:val="28"/>
+          <w:szCs w:val="28"/>
+        </w:rPr>
+        <w:t>Code</w:t>
+      </w:r>
+      <w:proofErr w:type="spellEnd"/>
+      <w:r>
+        <w:rPr>
+          <w:sz w:val="28"/>
+          <w:szCs w:val="28"/>
+        </w:rPr>
+        <w:t xml:space="preserve"> editor jer ga inače koristimo u programiranju.</w:t>
       </w:r>
     </w:p>
     <w:p>
@@ -2378,7 +2468,39 @@
           <w:sz w:val="28"/>
           <w:szCs w:val="28"/>
         </w:rPr>
-        <w:t xml:space="preserve">je ekstenzija za Visual Studio Code </w:t>
+        <w:t xml:space="preserve">je ekstenzija za </w:t>
+      </w:r>
+      <w:proofErr w:type="spellStart"/>
+      <w:r>
+        <w:rPr>
+          <w:sz w:val="28"/>
+          <w:szCs w:val="28"/>
+        </w:rPr>
+        <w:t>Visual</w:t>
+      </w:r>
+      <w:proofErr w:type="spellEnd"/>
+      <w:r>
+        <w:rPr>
+          <w:sz w:val="28"/>
+          <w:szCs w:val="28"/>
+        </w:rPr>
+        <w:t xml:space="preserve"> Studio </w:t>
+      </w:r>
+      <w:proofErr w:type="spellStart"/>
+      <w:r>
+        <w:rPr>
+          <w:sz w:val="28"/>
+          <w:szCs w:val="28"/>
+        </w:rPr>
+        <w:t>Code</w:t>
+      </w:r>
+      <w:proofErr w:type="spellEnd"/>
+      <w:r>
+        <w:rPr>
+          <w:sz w:val="28"/>
+          <w:szCs w:val="28"/>
+        </w:rPr>
+        <w:t xml:space="preserve"> </w:t>
       </w:r>
       <w:r>
         <w:rPr>
@@ -2468,7 +2590,39 @@
           <w:sz w:val="28"/>
           <w:szCs w:val="28"/>
         </w:rPr>
-        <w:t>označavanje grešaka (error) i upozorenja (warning)</w:t>
+        <w:t>označavanje grešaka (</w:t>
+      </w:r>
+      <w:proofErr w:type="spellStart"/>
+      <w:r>
+        <w:rPr>
+          <w:sz w:val="28"/>
+          <w:szCs w:val="28"/>
+        </w:rPr>
+        <w:t>error</w:t>
+      </w:r>
+      <w:proofErr w:type="spellEnd"/>
+      <w:r>
+        <w:rPr>
+          <w:sz w:val="28"/>
+          <w:szCs w:val="28"/>
+        </w:rPr>
+        <w:t>) i upozorenja (</w:t>
+      </w:r>
+      <w:proofErr w:type="spellStart"/>
+      <w:r>
+        <w:rPr>
+          <w:sz w:val="28"/>
+          <w:szCs w:val="28"/>
+        </w:rPr>
+        <w:t>warning</w:t>
+      </w:r>
+      <w:proofErr w:type="spellEnd"/>
+      <w:r>
+        <w:rPr>
+          <w:sz w:val="28"/>
+          <w:szCs w:val="28"/>
+        </w:rPr>
+        <w:t>)</w:t>
       </w:r>
     </w:p>
     <w:p>
@@ -2482,12 +2636,21 @@
           <w:szCs w:val="28"/>
         </w:rPr>
       </w:pPr>
-      <w:r>
-        <w:rPr>
-          <w:sz w:val="28"/>
-          <w:szCs w:val="28"/>
-        </w:rPr>
-        <w:t>Ishihara test za procjenu</w:t>
+      <w:proofErr w:type="spellStart"/>
+      <w:r>
+        <w:rPr>
+          <w:sz w:val="28"/>
+          <w:szCs w:val="28"/>
+        </w:rPr>
+        <w:t>Ishihara</w:t>
+      </w:r>
+      <w:proofErr w:type="spellEnd"/>
+      <w:r>
+        <w:rPr>
+          <w:sz w:val="28"/>
+          <w:szCs w:val="28"/>
+        </w:rPr>
+        <w:t xml:space="preserve"> test za procjenu</w:t>
       </w:r>
       <w:r>
         <w:rPr>
@@ -2622,19 +2785,44 @@
           <w:szCs w:val="28"/>
         </w:rPr>
       </w:pPr>
-      <w:r>
-        <w:rPr>
-          <w:sz w:val="28"/>
-          <w:szCs w:val="28"/>
-        </w:rPr>
-        <w:t>Ishihara test je</w:t>
-      </w:r>
-      <w:r>
-        <w:rPr>
-          <w:sz w:val="28"/>
-          <w:szCs w:val="28"/>
-        </w:rPr>
-        <w:t xml:space="preserve"> u svijetu poznat kao osnovni način prepoznavanja boja. Vjerovatno ste ga susreli u svom životu jer dolazi u prepoznatljivom obliku niza krugova različitih boja u kojemu morate prepoznati točan znak. Ukoliko </w:t>
+      <w:proofErr w:type="spellStart"/>
+      <w:r>
+        <w:rPr>
+          <w:sz w:val="28"/>
+          <w:szCs w:val="28"/>
+        </w:rPr>
+        <w:t>Ishihara</w:t>
+      </w:r>
+      <w:proofErr w:type="spellEnd"/>
+      <w:r>
+        <w:rPr>
+          <w:sz w:val="28"/>
+          <w:szCs w:val="28"/>
+        </w:rPr>
+        <w:t xml:space="preserve"> test je</w:t>
+      </w:r>
+      <w:r>
+        <w:rPr>
+          <w:sz w:val="28"/>
+          <w:szCs w:val="28"/>
+        </w:rPr>
+        <w:t xml:space="preserve"> u svijetu poznat kao osnovni način prepoznavanja boja. </w:t>
+      </w:r>
+      <w:proofErr w:type="spellStart"/>
+      <w:r>
+        <w:rPr>
+          <w:sz w:val="28"/>
+          <w:szCs w:val="28"/>
+        </w:rPr>
+        <w:t>Vjerovatno</w:t>
+      </w:r>
+      <w:proofErr w:type="spellEnd"/>
+      <w:r>
+        <w:rPr>
+          <w:sz w:val="28"/>
+          <w:szCs w:val="28"/>
+        </w:rPr>
+        <w:t xml:space="preserve"> ste ga susreli u svom životu jer dolazi u prepoznatljivom obliku niza krugova različitih boja u kojemu morate prepoznati točan znak. Ukoliko </w:t>
       </w:r>
       <w:r>
         <w:rPr>
@@ -2745,7 +2933,23 @@
         <w:t>4</w:t>
       </w:r>
       <w:r>
-        <w:t>.1. Error i Warning oznake</w:t>
+        <w:t xml:space="preserve">.1. </w:t>
+      </w:r>
+      <w:proofErr w:type="spellStart"/>
+      <w:r>
+        <w:t>Error</w:t>
+      </w:r>
+      <w:proofErr w:type="spellEnd"/>
+      <w:r>
+        <w:t xml:space="preserve"> i </w:t>
+      </w:r>
+      <w:proofErr w:type="spellStart"/>
+      <w:r>
+        <w:t>Warning</w:t>
+      </w:r>
+      <w:proofErr w:type="spellEnd"/>
+      <w:r>
+        <w:t xml:space="preserve"> oznake</w:t>
       </w:r>
       <w:bookmarkEnd w:id="4"/>
     </w:p>
@@ -2762,22 +2966,70 @@
           <w:sz w:val="28"/>
           <w:szCs w:val="28"/>
         </w:rPr>
-        <w:t>Greške i upozorenja predstavljaju jedan od najvažnijih dijelova rada s kodom. Ako nisu jasno istaknuti, korisnik ih može previdjeti, što otežava razvoj i debugiranje programa.</w:t>
-      </w:r>
-    </w:p>
-    <w:p>
-      <w:pPr>
-        <w:rPr>
-          <w:sz w:val="28"/>
-          <w:szCs w:val="28"/>
-        </w:rPr>
-      </w:pPr>
-      <w:r>
-        <w:rPr>
-          <w:sz w:val="28"/>
-          <w:szCs w:val="28"/>
-        </w:rPr>
-        <w:t xml:space="preserve">U VSC A11Y ekstenziji error i warning poruke su </w:t>
+        <w:t xml:space="preserve">Greške i upozorenja predstavljaju jedan od najvažnijih dijelova rada s kodom. Ako nisu jasno istaknuti, korisnik ih može previdjeti, što otežava razvoj i </w:t>
+      </w:r>
+      <w:proofErr w:type="spellStart"/>
+      <w:r>
+        <w:rPr>
+          <w:sz w:val="28"/>
+          <w:szCs w:val="28"/>
+        </w:rPr>
+        <w:t>debugiranje</w:t>
+      </w:r>
+      <w:proofErr w:type="spellEnd"/>
+      <w:r>
+        <w:rPr>
+          <w:sz w:val="28"/>
+          <w:szCs w:val="28"/>
+        </w:rPr>
+        <w:t xml:space="preserve"> programa.</w:t>
+      </w:r>
+    </w:p>
+    <w:p>
+      <w:pPr>
+        <w:rPr>
+          <w:sz w:val="28"/>
+          <w:szCs w:val="28"/>
+        </w:rPr>
+      </w:pPr>
+      <w:r>
+        <w:rPr>
+          <w:sz w:val="28"/>
+          <w:szCs w:val="28"/>
+        </w:rPr>
+        <w:t xml:space="preserve">U VSC A11Y ekstenziji </w:t>
+      </w:r>
+      <w:proofErr w:type="spellStart"/>
+      <w:r>
+        <w:rPr>
+          <w:sz w:val="28"/>
+          <w:szCs w:val="28"/>
+        </w:rPr>
+        <w:t>error</w:t>
+      </w:r>
+      <w:proofErr w:type="spellEnd"/>
+      <w:r>
+        <w:rPr>
+          <w:sz w:val="28"/>
+          <w:szCs w:val="28"/>
+        </w:rPr>
+        <w:t xml:space="preserve"> i </w:t>
+      </w:r>
+      <w:proofErr w:type="spellStart"/>
+      <w:r>
+        <w:rPr>
+          <w:sz w:val="28"/>
+          <w:szCs w:val="28"/>
+        </w:rPr>
+        <w:t>warning</w:t>
+      </w:r>
+      <w:proofErr w:type="spellEnd"/>
+      <w:r>
+        <w:rPr>
+          <w:sz w:val="28"/>
+          <w:szCs w:val="28"/>
+        </w:rPr>
+        <w:t xml:space="preserve"> poruke su </w:t>
       </w:r>
       <w:r>
         <w:rPr>
@@ -2819,12 +3071,21 @@
           <w:szCs w:val="28"/>
         </w:rPr>
       </w:pPr>
-      <w:r>
-        <w:rPr>
-          <w:sz w:val="28"/>
-          <w:szCs w:val="28"/>
-        </w:rPr>
-        <w:t xml:space="preserve">Error je označen crvenim okvirom i simbolom </w:t>
+      <w:proofErr w:type="spellStart"/>
+      <w:r>
+        <w:rPr>
+          <w:sz w:val="28"/>
+          <w:szCs w:val="28"/>
+        </w:rPr>
+        <w:t>Error</w:t>
+      </w:r>
+      <w:proofErr w:type="spellEnd"/>
+      <w:r>
+        <w:rPr>
+          <w:sz w:val="28"/>
+          <w:szCs w:val="28"/>
+        </w:rPr>
+        <w:t xml:space="preserve"> je označen crvenim okvirom i simbolom </w:t>
       </w:r>
       <w:r>
         <w:rPr>
@@ -2846,12 +3107,21 @@
           <w:szCs w:val="28"/>
         </w:rPr>
       </w:pPr>
-      <w:r>
-        <w:rPr>
-          <w:sz w:val="28"/>
-          <w:szCs w:val="28"/>
-        </w:rPr>
-        <w:t xml:space="preserve">Warning je označen žutim okvirom i simbolom </w:t>
+      <w:proofErr w:type="spellStart"/>
+      <w:r>
+        <w:rPr>
+          <w:sz w:val="28"/>
+          <w:szCs w:val="28"/>
+        </w:rPr>
+        <w:t>Warning</w:t>
+      </w:r>
+      <w:proofErr w:type="spellEnd"/>
+      <w:r>
+        <w:rPr>
+          <w:sz w:val="28"/>
+          <w:szCs w:val="28"/>
+        </w:rPr>
+        <w:t xml:space="preserve"> je označen žutim okvirom i simbolom </w:t>
       </w:r>
       <w:r>
         <w:rPr>
@@ -2923,7 +3193,23 @@
           <w:sz w:val="28"/>
           <w:szCs w:val="28"/>
         </w:rPr>
-        <w:t>pokušavamo na postojeći dizajn kreiran u VS Code aplikaciji dodati</w:t>
+        <w:t xml:space="preserve">pokušavamo na postojeći dizajn kreiran u VS </w:t>
+      </w:r>
+      <w:proofErr w:type="spellStart"/>
+      <w:r>
+        <w:rPr>
+          <w:sz w:val="28"/>
+          <w:szCs w:val="28"/>
+        </w:rPr>
+        <w:t>Code</w:t>
+      </w:r>
+      <w:proofErr w:type="spellEnd"/>
+      <w:r>
+        <w:rPr>
+          <w:sz w:val="28"/>
+          <w:szCs w:val="28"/>
+        </w:rPr>
+        <w:t xml:space="preserve"> aplikaciji dodati</w:t>
       </w:r>
       <w:r>
         <w:rPr>
@@ -3014,7 +3300,15 @@
         <w:t>4</w:t>
       </w:r>
       <w:r>
-        <w:t>.2. Ishihara test daltonizma</w:t>
+        <w:t xml:space="preserve">.2. </w:t>
+      </w:r>
+      <w:proofErr w:type="spellStart"/>
+      <w:r>
+        <w:t>Ishihara</w:t>
+      </w:r>
+      <w:proofErr w:type="spellEnd"/>
+      <w:r>
+        <w:t xml:space="preserve"> test daltonizma</w:t>
       </w:r>
       <w:r>
         <w:rPr>
@@ -3099,6 +3393,7 @@
           <w:szCs w:val="28"/>
         </w:rPr>
       </w:pPr>
+      <w:proofErr w:type="spellStart"/>
       <w:r>
         <w:rPr>
           <w:b/>
@@ -3108,6 +3403,7 @@
         </w:rPr>
         <w:t>protanopija</w:t>
       </w:r>
+      <w:proofErr w:type="spellEnd"/>
       <w:r>
         <w:rPr>
           <w:sz w:val="28"/>
@@ -3123,12 +3419,21 @@
           <w:szCs w:val="28"/>
         </w:rPr>
       </w:pPr>
-      <w:r>
-        <w:rPr>
-          <w:sz w:val="28"/>
-          <w:szCs w:val="28"/>
-        </w:rPr>
-        <w:t xml:space="preserve">Ishihara test je </w:t>
+      <w:proofErr w:type="spellStart"/>
+      <w:r>
+        <w:rPr>
+          <w:sz w:val="28"/>
+          <w:szCs w:val="28"/>
+        </w:rPr>
+        <w:t>Ishihara</w:t>
+      </w:r>
+      <w:proofErr w:type="spellEnd"/>
+      <w:r>
+        <w:rPr>
+          <w:sz w:val="28"/>
+          <w:szCs w:val="28"/>
+        </w:rPr>
+        <w:t xml:space="preserve"> test je </w:t>
       </w:r>
       <w:r>
         <w:rPr>
@@ -3171,7 +3476,23 @@
           <w:sz w:val="28"/>
           <w:szCs w:val="28"/>
         </w:rPr>
-        <w:t>U sklopu VSC A11Y ekstenzije implementiran je osnovni Ishihara test koji korisniku omogućuje:</w:t>
+        <w:t xml:space="preserve">U sklopu VSC A11Y ekstenzije implementiran je osnovni </w:t>
+      </w:r>
+      <w:proofErr w:type="spellStart"/>
+      <w:r>
+        <w:rPr>
+          <w:sz w:val="28"/>
+          <w:szCs w:val="28"/>
+        </w:rPr>
+        <w:t>Ishihara</w:t>
+      </w:r>
+      <w:proofErr w:type="spellEnd"/>
+      <w:r>
+        <w:rPr>
+          <w:sz w:val="28"/>
+          <w:szCs w:val="28"/>
+        </w:rPr>
+        <w:t xml:space="preserve"> test koji korisniku omogućuje:</w:t>
       </w:r>
     </w:p>
     <w:p>
@@ -3190,7 +3511,23 @@
           <w:sz w:val="28"/>
           <w:szCs w:val="28"/>
         </w:rPr>
-        <w:t>pregled Ishihara ploča</w:t>
+        <w:t xml:space="preserve">pregled </w:t>
+      </w:r>
+      <w:proofErr w:type="spellStart"/>
+      <w:r>
+        <w:rPr>
+          <w:sz w:val="28"/>
+          <w:szCs w:val="28"/>
+        </w:rPr>
+        <w:t>Ishihara</w:t>
+      </w:r>
+      <w:proofErr w:type="spellEnd"/>
+      <w:r>
+        <w:rPr>
+          <w:sz w:val="28"/>
+          <w:szCs w:val="28"/>
+        </w:rPr>
+        <w:t xml:space="preserve"> ploča</w:t>
       </w:r>
     </w:p>
     <w:p>
@@ -3297,7 +3634,15 @@
         <w:t>3</w:t>
       </w:r>
       <w:r>
-        <w:t>. Ishihara test daltonizma - kod</w:t>
+        <w:t xml:space="preserve">. </w:t>
+      </w:r>
+      <w:proofErr w:type="spellStart"/>
+      <w:r>
+        <w:t>Ishihara</w:t>
+      </w:r>
+      <w:proofErr w:type="spellEnd"/>
+      <w:r>
+        <w:t xml:space="preserve"> test daltonizma - kod</w:t>
       </w:r>
       <w:bookmarkEnd w:id="6"/>
     </w:p>
@@ -3314,7 +3659,23 @@
           <w:sz w:val="28"/>
           <w:szCs w:val="28"/>
         </w:rPr>
-        <w:t>Test se sastoji od standardnih Ishihara ploča s brojevima sastavljenima od točkica različitih boja.</w:t>
+        <w:t xml:space="preserve">Test se sastoji od standardnih </w:t>
+      </w:r>
+      <w:proofErr w:type="spellStart"/>
+      <w:r>
+        <w:rPr>
+          <w:sz w:val="28"/>
+          <w:szCs w:val="28"/>
+        </w:rPr>
+        <w:t>Ishihara</w:t>
+      </w:r>
+      <w:proofErr w:type="spellEnd"/>
+      <w:r>
+        <w:rPr>
+          <w:sz w:val="28"/>
+          <w:szCs w:val="28"/>
+        </w:rPr>
+        <w:t xml:space="preserve"> ploča s brojevima sastavljenima od točkica različitih boja.</w:t>
       </w:r>
       <w:r>
         <w:rPr>
@@ -3556,35 +3917,60 @@
           <w:szCs w:val="28"/>
         </w:rPr>
       </w:pPr>
-      <w:r>
-        <w:rPr>
-          <w:sz w:val="28"/>
-          <w:szCs w:val="28"/>
-        </w:rPr>
-        <w:t xml:space="preserve">Ishihara test je prvo bio napravljen u programskom jeziku Python. Generiranje ploča se dobro obavljalo, ali test nije bio implementiran u samu ekstenziju već je dolazio posebno. </w:t>
-      </w:r>
-    </w:p>
-    <w:p>
-      <w:pPr>
-        <w:rPr>
-          <w:sz w:val="28"/>
-          <w:szCs w:val="28"/>
-        </w:rPr>
-      </w:pPr>
-    </w:p>
-    <w:p>
-      <w:pPr>
-        <w:rPr>
-          <w:sz w:val="28"/>
-          <w:szCs w:val="28"/>
-        </w:rPr>
-      </w:pPr>
-      <w:r>
-        <w:rPr>
-          <w:sz w:val="28"/>
-          <w:szCs w:val="28"/>
-        </w:rPr>
-        <w:t xml:space="preserve">Tada smo naišli na problem s uklapanjem testa u ekstenziju pri čemu smo se sjetili da, umjesto u Pythonu, test napravimo uz pomoću Webview-a. To nam </w:t>
+      <w:proofErr w:type="spellStart"/>
+      <w:r>
+        <w:rPr>
+          <w:sz w:val="28"/>
+          <w:szCs w:val="28"/>
+        </w:rPr>
+        <w:t>Ishihara</w:t>
+      </w:r>
+      <w:proofErr w:type="spellEnd"/>
+      <w:r>
+        <w:rPr>
+          <w:sz w:val="28"/>
+          <w:szCs w:val="28"/>
+        </w:rPr>
+        <w:t xml:space="preserve"> test je prvo bio napravljen u programskom jeziku Python. Generiranje ploča se dobro obavljalo, ali test nije bio implementiran u samu ekstenziju već je dolazio posebno. </w:t>
+      </w:r>
+    </w:p>
+    <w:p>
+      <w:pPr>
+        <w:rPr>
+          <w:sz w:val="28"/>
+          <w:szCs w:val="28"/>
+        </w:rPr>
+      </w:pPr>
+    </w:p>
+    <w:p>
+      <w:pPr>
+        <w:rPr>
+          <w:sz w:val="28"/>
+          <w:szCs w:val="28"/>
+        </w:rPr>
+      </w:pPr>
+      <w:r>
+        <w:rPr>
+          <w:sz w:val="28"/>
+          <w:szCs w:val="28"/>
+        </w:rPr>
+        <w:t xml:space="preserve">Tada smo naišli na problem s uklapanjem testa u ekstenziju pri čemu smo se sjetili da, umjesto u Pythonu, test napravimo uz pomoću </w:t>
+      </w:r>
+      <w:proofErr w:type="spellStart"/>
+      <w:r>
+        <w:rPr>
+          <w:sz w:val="28"/>
+          <w:szCs w:val="28"/>
+        </w:rPr>
+        <w:t>Webview</w:t>
+      </w:r>
+      <w:proofErr w:type="spellEnd"/>
+      <w:r>
+        <w:rPr>
+          <w:sz w:val="28"/>
+          <w:szCs w:val="28"/>
+        </w:rPr>
+        <w:t xml:space="preserve">-a. To nam </w:t>
       </w:r>
       <w:r>
         <w:rPr>
@@ -3592,7 +3978,23 @@
           <w:szCs w:val="28"/>
         </w:rPr>
         <w:lastRenderedPageBreak/>
-        <w:t>je olakšavalo implementiranje testa uz brže generiranje Ishihara ploča. U tome nam je pomogla umjetna inteligencija.</w:t>
+        <w:t xml:space="preserve">je olakšavalo implementiranje testa uz brže generiranje </w:t>
+      </w:r>
+      <w:proofErr w:type="spellStart"/>
+      <w:r>
+        <w:rPr>
+          <w:sz w:val="28"/>
+          <w:szCs w:val="28"/>
+        </w:rPr>
+        <w:t>Ishihara</w:t>
+      </w:r>
+      <w:proofErr w:type="spellEnd"/>
+      <w:r>
+        <w:rPr>
+          <w:sz w:val="28"/>
+          <w:szCs w:val="28"/>
+        </w:rPr>
+        <w:t xml:space="preserve"> ploča. U tome nam je pomogla umjetna inteligencija.</w:t>
       </w:r>
     </w:p>
     <w:p>
@@ -3622,6 +4024,7 @@
         </w:rPr>
         <w:t xml:space="preserve">Pristupačnost (engl. </w:t>
       </w:r>
+      <w:proofErr w:type="spellStart"/>
       <w:r>
         <w:rPr>
           <w:i/>
@@ -3631,6 +4034,7 @@
         </w:rPr>
         <w:t>accessibility</w:t>
       </w:r>
+      <w:proofErr w:type="spellEnd"/>
       <w:r>
         <w:rPr>
           <w:sz w:val="28"/>
@@ -3775,12 +4179,21 @@
           <w:szCs w:val="28"/>
         </w:rPr>
       </w:pPr>
-      <w:r>
-        <w:rPr>
-          <w:sz w:val="28"/>
-          <w:szCs w:val="28"/>
-        </w:rPr>
-        <w:t>Ishihara test dodatno doprinosi pristupačnosti jer korisniku daje mogućnost samoprocjene i prilagodbe radnog okruženja vlastitim potrebama.</w:t>
+      <w:proofErr w:type="spellStart"/>
+      <w:r>
+        <w:rPr>
+          <w:sz w:val="28"/>
+          <w:szCs w:val="28"/>
+        </w:rPr>
+        <w:t>Ishihara</w:t>
+      </w:r>
+      <w:proofErr w:type="spellEnd"/>
+      <w:r>
+        <w:rPr>
+          <w:sz w:val="28"/>
+          <w:szCs w:val="28"/>
+        </w:rPr>
+        <w:t xml:space="preserve"> test dodatno doprinosi pristupačnosti jer korisniku daje mogućnost samoprocjene i prilagodbe radnog okruženja vlastitim potrebama.</w:t>
       </w:r>
     </w:p>
     <w:p>
@@ -3827,6 +4240,7 @@
         </w:rPr>
         <w:t xml:space="preserve">Ekstenzija VSC A11Y razvijena je u programskom jeziku </w:t>
       </w:r>
+      <w:proofErr w:type="spellStart"/>
       <w:r>
         <w:rPr>
           <w:b/>
@@ -3836,12 +4250,61 @@
         </w:rPr>
         <w:t>TypeScript</w:t>
       </w:r>
-      <w:r>
-        <w:rPr>
-          <w:sz w:val="28"/>
-          <w:szCs w:val="28"/>
-        </w:rPr>
-        <w:t>, koji je standard za izradu VS Code ekstenzija. Korišten je službeni VS Code Extension API, koji omogućuje pristup editoru i njegovim funkcionalnostima.</w:t>
+      <w:proofErr w:type="spellEnd"/>
+      <w:r>
+        <w:rPr>
+          <w:sz w:val="28"/>
+          <w:szCs w:val="28"/>
+        </w:rPr>
+        <w:t xml:space="preserve">, koji je standard za izradu VS </w:t>
+      </w:r>
+      <w:proofErr w:type="spellStart"/>
+      <w:r>
+        <w:rPr>
+          <w:sz w:val="28"/>
+          <w:szCs w:val="28"/>
+        </w:rPr>
+        <w:t>Code</w:t>
+      </w:r>
+      <w:proofErr w:type="spellEnd"/>
+      <w:r>
+        <w:rPr>
+          <w:sz w:val="28"/>
+          <w:szCs w:val="28"/>
+        </w:rPr>
+        <w:t xml:space="preserve"> ekstenzija. Korišten je službeni VS </w:t>
+      </w:r>
+      <w:proofErr w:type="spellStart"/>
+      <w:r>
+        <w:rPr>
+          <w:sz w:val="28"/>
+          <w:szCs w:val="28"/>
+        </w:rPr>
+        <w:t>Code</w:t>
+      </w:r>
+      <w:proofErr w:type="spellEnd"/>
+      <w:r>
+        <w:rPr>
+          <w:sz w:val="28"/>
+          <w:szCs w:val="28"/>
+        </w:rPr>
+        <w:t xml:space="preserve"> </w:t>
+      </w:r>
+      <w:proofErr w:type="spellStart"/>
+      <w:r>
+        <w:rPr>
+          <w:sz w:val="28"/>
+          <w:szCs w:val="28"/>
+        </w:rPr>
+        <w:t>Extension</w:t>
+      </w:r>
+      <w:proofErr w:type="spellEnd"/>
+      <w:r>
+        <w:rPr>
+          <w:sz w:val="28"/>
+          <w:szCs w:val="28"/>
+        </w:rPr>
+        <w:t xml:space="preserve"> API, koji omogućuje pristup editoru i njegovim funkcionalnostima.</w:t>
       </w:r>
     </w:p>
     <w:p>
@@ -3853,7 +4316,23 @@
         <w:t>6</w:t>
       </w:r>
       <w:r>
-        <w:t xml:space="preserve">.1. Error i Warning </w:t>
+        <w:t xml:space="preserve">.1. </w:t>
+      </w:r>
+      <w:proofErr w:type="spellStart"/>
+      <w:r>
+        <w:t>Error</w:t>
+      </w:r>
+      <w:proofErr w:type="spellEnd"/>
+      <w:r>
+        <w:t xml:space="preserve"> i </w:t>
+      </w:r>
+      <w:proofErr w:type="spellStart"/>
+      <w:r>
+        <w:t>Warning</w:t>
+      </w:r>
+      <w:proofErr w:type="spellEnd"/>
+      <w:r>
+        <w:t xml:space="preserve"> </w:t>
       </w:r>
       <w:r>
         <w:t>indikatori</w:t>
@@ -3874,6 +4353,7 @@
         </w:rPr>
         <w:t xml:space="preserve">Za označavanje grešaka i upozorenja koriste se </w:t>
       </w:r>
+      <w:proofErr w:type="spellStart"/>
       <w:r>
         <w:rPr>
           <w:b/>
@@ -3885,6 +4365,7 @@
         </w:rPr>
         <w:t>TextEditorDecorationType</w:t>
       </w:r>
+      <w:proofErr w:type="spellEnd"/>
       <w:r>
         <w:rPr>
           <w:sz w:val="28"/>
@@ -4028,11 +4509,16 @@
       <w:r>
         <w:t xml:space="preserve">Dodavanje </w:t>
       </w:r>
+      <w:proofErr w:type="spellStart"/>
       <w:r>
         <w:t>I</w:t>
       </w:r>
       <w:r>
-        <w:t>shihara testa</w:t>
+        <w:t>shihara</w:t>
+      </w:r>
+      <w:proofErr w:type="spellEnd"/>
+      <w:r>
+        <w:t xml:space="preserve"> testa</w:t>
       </w:r>
       <w:bookmarkEnd w:id="10"/>
     </w:p>
@@ -4050,23 +4536,61 @@
           <w:szCs w:val="28"/>
           <w:lang w:val="en-US"/>
         </w:rPr>
-        <w:t xml:space="preserve">Ishihara test implementiran je </w:t>
-      </w:r>
-      <w:r>
-        <w:rPr>
-          <w:sz w:val="28"/>
-          <w:szCs w:val="28"/>
-          <w:lang w:val="en-US"/>
-        </w:rPr>
-        <w:t xml:space="preserve">prvo </w:t>
-      </w:r>
-      <w:r>
-        <w:rPr>
-          <w:sz w:val="28"/>
-          <w:szCs w:val="28"/>
-          <w:lang w:val="en-US"/>
-        </w:rPr>
-        <w:t xml:space="preserve">kao </w:t>
+        <w:t xml:space="preserve">Ishihara test </w:t>
+      </w:r>
+      <w:proofErr w:type="spellStart"/>
+      <w:r>
+        <w:rPr>
+          <w:sz w:val="28"/>
+          <w:szCs w:val="28"/>
+          <w:lang w:val="en-US"/>
+        </w:rPr>
+        <w:t>implementiran</w:t>
+      </w:r>
+      <w:proofErr w:type="spellEnd"/>
+      <w:r>
+        <w:rPr>
+          <w:sz w:val="28"/>
+          <w:szCs w:val="28"/>
+          <w:lang w:val="en-US"/>
+        </w:rPr>
+        <w:t xml:space="preserve"> je </w:t>
+      </w:r>
+      <w:proofErr w:type="spellStart"/>
+      <w:r>
+        <w:rPr>
+          <w:sz w:val="28"/>
+          <w:szCs w:val="28"/>
+          <w:lang w:val="en-US"/>
+        </w:rPr>
+        <w:t>prvo</w:t>
+      </w:r>
+      <w:proofErr w:type="spellEnd"/>
+      <w:r>
+        <w:rPr>
+          <w:sz w:val="28"/>
+          <w:szCs w:val="28"/>
+          <w:lang w:val="en-US"/>
+        </w:rPr>
+        <w:t xml:space="preserve"> </w:t>
+      </w:r>
+      <w:proofErr w:type="spellStart"/>
+      <w:r>
+        <w:rPr>
+          <w:sz w:val="28"/>
+          <w:szCs w:val="28"/>
+          <w:lang w:val="en-US"/>
+        </w:rPr>
+        <w:t>kao</w:t>
+      </w:r>
+      <w:proofErr w:type="spellEnd"/>
+      <w:r>
+        <w:rPr>
+          <w:sz w:val="28"/>
+          <w:szCs w:val="28"/>
+          <w:lang w:val="en-US"/>
+        </w:rPr>
+        <w:t xml:space="preserve"> </w:t>
       </w:r>
       <w:r>
         <w:rPr>
@@ -4084,7 +4608,115 @@
           <w:szCs w:val="28"/>
           <w:lang w:val="en-US"/>
         </w:rPr>
-        <w:t xml:space="preserve"> skripta uz pomoću PIL(Python Imaging Library), a kasnije kao </w:t>
+        <w:t xml:space="preserve"> </w:t>
+      </w:r>
+      <w:proofErr w:type="spellStart"/>
+      <w:r>
+        <w:rPr>
+          <w:sz w:val="28"/>
+          <w:szCs w:val="28"/>
+          <w:lang w:val="en-US"/>
+        </w:rPr>
+        <w:t>skripta</w:t>
+      </w:r>
+      <w:proofErr w:type="spellEnd"/>
+      <w:r>
+        <w:rPr>
+          <w:sz w:val="28"/>
+          <w:szCs w:val="28"/>
+          <w:lang w:val="en-US"/>
+        </w:rPr>
+        <w:t xml:space="preserve"> </w:t>
+      </w:r>
+      <w:proofErr w:type="spellStart"/>
+      <w:r>
+        <w:rPr>
+          <w:sz w:val="28"/>
+          <w:szCs w:val="28"/>
+          <w:lang w:val="en-US"/>
+        </w:rPr>
+        <w:t>uz</w:t>
+      </w:r>
+      <w:proofErr w:type="spellEnd"/>
+      <w:r>
+        <w:rPr>
+          <w:sz w:val="28"/>
+          <w:szCs w:val="28"/>
+          <w:lang w:val="en-US"/>
+        </w:rPr>
+        <w:t xml:space="preserve"> </w:t>
+      </w:r>
+      <w:proofErr w:type="spellStart"/>
+      <w:r>
+        <w:rPr>
+          <w:sz w:val="28"/>
+          <w:szCs w:val="28"/>
+          <w:lang w:val="en-US"/>
+        </w:rPr>
+        <w:t>pomoću</w:t>
+      </w:r>
+      <w:proofErr w:type="spellEnd"/>
+      <w:r>
+        <w:rPr>
+          <w:sz w:val="28"/>
+          <w:szCs w:val="28"/>
+          <w:lang w:val="en-US"/>
+        </w:rPr>
+        <w:t xml:space="preserve"> </w:t>
+      </w:r>
+      <w:proofErr w:type="gramStart"/>
+      <w:r>
+        <w:rPr>
+          <w:sz w:val="28"/>
+          <w:szCs w:val="28"/>
+          <w:lang w:val="en-US"/>
+        </w:rPr>
+        <w:t>PIL(</w:t>
+      </w:r>
+      <w:proofErr w:type="gramEnd"/>
+      <w:r>
+        <w:rPr>
+          <w:sz w:val="28"/>
+          <w:szCs w:val="28"/>
+          <w:lang w:val="en-US"/>
+        </w:rPr>
+        <w:t xml:space="preserve">Python Imaging Library), a </w:t>
+      </w:r>
+      <w:proofErr w:type="spellStart"/>
+      <w:r>
+        <w:rPr>
+          <w:sz w:val="28"/>
+          <w:szCs w:val="28"/>
+          <w:lang w:val="en-US"/>
+        </w:rPr>
+        <w:t>kasnije</w:t>
+      </w:r>
+      <w:proofErr w:type="spellEnd"/>
+      <w:r>
+        <w:rPr>
+          <w:sz w:val="28"/>
+          <w:szCs w:val="28"/>
+          <w:lang w:val="en-US"/>
+        </w:rPr>
+        <w:t xml:space="preserve"> </w:t>
+      </w:r>
+      <w:proofErr w:type="spellStart"/>
+      <w:r>
+        <w:rPr>
+          <w:sz w:val="28"/>
+          <w:szCs w:val="28"/>
+          <w:lang w:val="en-US"/>
+        </w:rPr>
+        <w:t>kao</w:t>
+      </w:r>
+      <w:proofErr w:type="spellEnd"/>
+      <w:r>
+        <w:rPr>
+          <w:sz w:val="28"/>
+          <w:szCs w:val="28"/>
+          <w:lang w:val="en-US"/>
+        </w:rPr>
+        <w:t xml:space="preserve"> </w:t>
       </w:r>
       <w:r>
         <w:rPr>
@@ -4102,7 +4734,106 @@
           <w:szCs w:val="28"/>
           <w:lang w:val="en-US"/>
         </w:rPr>
-        <w:t xml:space="preserve"> skripta koja dinamički generira testne slik</w:t>
+        <w:t xml:space="preserve"> </w:t>
+      </w:r>
+      <w:proofErr w:type="spellStart"/>
+      <w:r>
+        <w:rPr>
+          <w:sz w:val="28"/>
+          <w:szCs w:val="28"/>
+          <w:lang w:val="en-US"/>
+        </w:rPr>
+        <w:t>skripta</w:t>
+      </w:r>
+      <w:proofErr w:type="spellEnd"/>
+      <w:r>
+        <w:rPr>
+          <w:sz w:val="28"/>
+          <w:szCs w:val="28"/>
+          <w:lang w:val="en-US"/>
+        </w:rPr>
+        <w:t xml:space="preserve"> </w:t>
+      </w:r>
+      <w:proofErr w:type="spellStart"/>
+      <w:r>
+        <w:rPr>
+          <w:sz w:val="28"/>
+          <w:szCs w:val="28"/>
+          <w:lang w:val="en-US"/>
+        </w:rPr>
+        <w:t>koja</w:t>
+      </w:r>
+      <w:proofErr w:type="spellEnd"/>
+      <w:r>
+        <w:rPr>
+          <w:sz w:val="28"/>
+          <w:szCs w:val="28"/>
+          <w:lang w:val="en-US"/>
+        </w:rPr>
+        <w:t xml:space="preserve"> </w:t>
+      </w:r>
+      <w:proofErr w:type="spellStart"/>
+      <w:r>
+        <w:rPr>
+          <w:sz w:val="28"/>
+          <w:szCs w:val="28"/>
+          <w:lang w:val="en-US"/>
+        </w:rPr>
+        <w:t>dinamički</w:t>
+      </w:r>
+      <w:proofErr w:type="spellEnd"/>
+      <w:r>
+        <w:rPr>
+          <w:sz w:val="28"/>
+          <w:szCs w:val="28"/>
+          <w:lang w:val="en-US"/>
+        </w:rPr>
+        <w:t xml:space="preserve"> </w:t>
+      </w:r>
+      <w:proofErr w:type="spellStart"/>
+      <w:r>
+        <w:rPr>
+          <w:sz w:val="28"/>
+          <w:szCs w:val="28"/>
+          <w:lang w:val="en-US"/>
+        </w:rPr>
+        <w:t>generira</w:t>
+      </w:r>
+      <w:proofErr w:type="spellEnd"/>
+      <w:r>
+        <w:rPr>
+          <w:sz w:val="28"/>
+          <w:szCs w:val="28"/>
+          <w:lang w:val="en-US"/>
+        </w:rPr>
+        <w:t xml:space="preserve"> </w:t>
+      </w:r>
+      <w:proofErr w:type="spellStart"/>
+      <w:r>
+        <w:rPr>
+          <w:sz w:val="28"/>
+          <w:szCs w:val="28"/>
+          <w:lang w:val="en-US"/>
+        </w:rPr>
+        <w:t>testne</w:t>
+      </w:r>
+      <w:proofErr w:type="spellEnd"/>
+      <w:r>
+        <w:rPr>
+          <w:sz w:val="28"/>
+          <w:szCs w:val="28"/>
+          <w:lang w:val="en-US"/>
+        </w:rPr>
+        <w:t xml:space="preserve"> </w:t>
+      </w:r>
+      <w:proofErr w:type="spellStart"/>
+      <w:r>
+        <w:rPr>
+          <w:sz w:val="28"/>
+          <w:szCs w:val="28"/>
+          <w:lang w:val="en-US"/>
+        </w:rPr>
+        <w:t>slik</w:t>
       </w:r>
       <w:r>
         <w:rPr>
@@ -4112,6 +4843,7 @@
         </w:rPr>
         <w:t>e</w:t>
       </w:r>
+      <w:proofErr w:type="spellEnd"/>
       <w:r>
         <w:rPr>
           <w:sz w:val="28"/>
@@ -4129,14 +4861,358 @@
           <w:lang w:val="en-US"/>
         </w:rPr>
       </w:pPr>
-      <w:r>
-        <w:rPr>
-          <w:sz w:val="28"/>
-          <w:szCs w:val="28"/>
-          <w:lang w:val="en-US"/>
-        </w:rPr>
-        <w:t>Iako je ideja došla od nas, način izvedbe nije nov u Pythonu. Slični kodovi se koriste za kreiranje slikovnih sadržaja, računalnih igara i sličnih tema u svijetu</w:t>
-      </w:r>
+      <w:proofErr w:type="spellStart"/>
+      <w:r>
+        <w:rPr>
+          <w:sz w:val="28"/>
+          <w:szCs w:val="28"/>
+          <w:lang w:val="en-US"/>
+        </w:rPr>
+        <w:t>Iako</w:t>
+      </w:r>
+      <w:proofErr w:type="spellEnd"/>
+      <w:r>
+        <w:rPr>
+          <w:sz w:val="28"/>
+          <w:szCs w:val="28"/>
+          <w:lang w:val="en-US"/>
+        </w:rPr>
+        <w:t xml:space="preserve"> je </w:t>
+      </w:r>
+      <w:proofErr w:type="spellStart"/>
+      <w:r>
+        <w:rPr>
+          <w:sz w:val="28"/>
+          <w:szCs w:val="28"/>
+          <w:lang w:val="en-US"/>
+        </w:rPr>
+        <w:t>ideja</w:t>
+      </w:r>
+      <w:proofErr w:type="spellEnd"/>
+      <w:r>
+        <w:rPr>
+          <w:sz w:val="28"/>
+          <w:szCs w:val="28"/>
+          <w:lang w:val="en-US"/>
+        </w:rPr>
+        <w:t xml:space="preserve"> </w:t>
+      </w:r>
+      <w:proofErr w:type="spellStart"/>
+      <w:r>
+        <w:rPr>
+          <w:sz w:val="28"/>
+          <w:szCs w:val="28"/>
+          <w:lang w:val="en-US"/>
+        </w:rPr>
+        <w:t>došla</w:t>
+      </w:r>
+      <w:proofErr w:type="spellEnd"/>
+      <w:r>
+        <w:rPr>
+          <w:sz w:val="28"/>
+          <w:szCs w:val="28"/>
+          <w:lang w:val="en-US"/>
+        </w:rPr>
+        <w:t xml:space="preserve"> od </w:t>
+      </w:r>
+      <w:proofErr w:type="spellStart"/>
+      <w:r>
+        <w:rPr>
+          <w:sz w:val="28"/>
+          <w:szCs w:val="28"/>
+          <w:lang w:val="en-US"/>
+        </w:rPr>
+        <w:t>nas</w:t>
+      </w:r>
+      <w:proofErr w:type="spellEnd"/>
+      <w:r>
+        <w:rPr>
+          <w:sz w:val="28"/>
+          <w:szCs w:val="28"/>
+          <w:lang w:val="en-US"/>
+        </w:rPr>
+        <w:t xml:space="preserve">, </w:t>
+      </w:r>
+      <w:proofErr w:type="spellStart"/>
+      <w:r>
+        <w:rPr>
+          <w:sz w:val="28"/>
+          <w:szCs w:val="28"/>
+          <w:lang w:val="en-US"/>
+        </w:rPr>
+        <w:t>način</w:t>
+      </w:r>
+      <w:proofErr w:type="spellEnd"/>
+      <w:r>
+        <w:rPr>
+          <w:sz w:val="28"/>
+          <w:szCs w:val="28"/>
+          <w:lang w:val="en-US"/>
+        </w:rPr>
+        <w:t xml:space="preserve"> </w:t>
+      </w:r>
+      <w:proofErr w:type="spellStart"/>
+      <w:r>
+        <w:rPr>
+          <w:sz w:val="28"/>
+          <w:szCs w:val="28"/>
+          <w:lang w:val="en-US"/>
+        </w:rPr>
+        <w:t>izvedbe</w:t>
+      </w:r>
+      <w:proofErr w:type="spellEnd"/>
+      <w:r>
+        <w:rPr>
+          <w:sz w:val="28"/>
+          <w:szCs w:val="28"/>
+          <w:lang w:val="en-US"/>
+        </w:rPr>
+        <w:t xml:space="preserve"> </w:t>
+      </w:r>
+      <w:proofErr w:type="spellStart"/>
+      <w:r>
+        <w:rPr>
+          <w:sz w:val="28"/>
+          <w:szCs w:val="28"/>
+          <w:lang w:val="en-US"/>
+        </w:rPr>
+        <w:t>nije</w:t>
+      </w:r>
+      <w:proofErr w:type="spellEnd"/>
+      <w:r>
+        <w:rPr>
+          <w:sz w:val="28"/>
+          <w:szCs w:val="28"/>
+          <w:lang w:val="en-US"/>
+        </w:rPr>
+        <w:t xml:space="preserve"> </w:t>
+      </w:r>
+      <w:proofErr w:type="spellStart"/>
+      <w:r>
+        <w:rPr>
+          <w:sz w:val="28"/>
+          <w:szCs w:val="28"/>
+          <w:lang w:val="en-US"/>
+        </w:rPr>
+        <w:t>nov</w:t>
+      </w:r>
+      <w:proofErr w:type="spellEnd"/>
+      <w:r>
+        <w:rPr>
+          <w:sz w:val="28"/>
+          <w:szCs w:val="28"/>
+          <w:lang w:val="en-US"/>
+        </w:rPr>
+        <w:t xml:space="preserve"> u Pythonu. </w:t>
+      </w:r>
+      <w:proofErr w:type="spellStart"/>
+      <w:r>
+        <w:rPr>
+          <w:sz w:val="28"/>
+          <w:szCs w:val="28"/>
+          <w:lang w:val="en-US"/>
+        </w:rPr>
+        <w:t>Slični</w:t>
+      </w:r>
+      <w:proofErr w:type="spellEnd"/>
+      <w:r>
+        <w:rPr>
+          <w:sz w:val="28"/>
+          <w:szCs w:val="28"/>
+          <w:lang w:val="en-US"/>
+        </w:rPr>
+        <w:t xml:space="preserve"> </w:t>
+      </w:r>
+      <w:proofErr w:type="spellStart"/>
+      <w:r>
+        <w:rPr>
+          <w:sz w:val="28"/>
+          <w:szCs w:val="28"/>
+          <w:lang w:val="en-US"/>
+        </w:rPr>
+        <w:t>kodovi</w:t>
+      </w:r>
+      <w:proofErr w:type="spellEnd"/>
+      <w:r>
+        <w:rPr>
+          <w:sz w:val="28"/>
+          <w:szCs w:val="28"/>
+          <w:lang w:val="en-US"/>
+        </w:rPr>
+        <w:t xml:space="preserve"> se </w:t>
+      </w:r>
+      <w:proofErr w:type="spellStart"/>
+      <w:r>
+        <w:rPr>
+          <w:sz w:val="28"/>
+          <w:szCs w:val="28"/>
+          <w:lang w:val="en-US"/>
+        </w:rPr>
+        <w:t>koriste</w:t>
+      </w:r>
+      <w:proofErr w:type="spellEnd"/>
+      <w:r>
+        <w:rPr>
+          <w:sz w:val="28"/>
+          <w:szCs w:val="28"/>
+          <w:lang w:val="en-US"/>
+        </w:rPr>
+        <w:t xml:space="preserve"> za </w:t>
+      </w:r>
+      <w:proofErr w:type="spellStart"/>
+      <w:r>
+        <w:rPr>
+          <w:sz w:val="28"/>
+          <w:szCs w:val="28"/>
+          <w:lang w:val="en-US"/>
+        </w:rPr>
+        <w:t>kreiranje</w:t>
+      </w:r>
+      <w:proofErr w:type="spellEnd"/>
+      <w:r>
+        <w:rPr>
+          <w:sz w:val="28"/>
+          <w:szCs w:val="28"/>
+          <w:lang w:val="en-US"/>
+        </w:rPr>
+        <w:t xml:space="preserve"> </w:t>
+      </w:r>
+      <w:proofErr w:type="spellStart"/>
+      <w:r>
+        <w:rPr>
+          <w:sz w:val="28"/>
+          <w:szCs w:val="28"/>
+          <w:lang w:val="en-US"/>
+        </w:rPr>
+        <w:t>slikovnih</w:t>
+      </w:r>
+      <w:proofErr w:type="spellEnd"/>
+      <w:r>
+        <w:rPr>
+          <w:sz w:val="28"/>
+          <w:szCs w:val="28"/>
+          <w:lang w:val="en-US"/>
+        </w:rPr>
+        <w:t xml:space="preserve"> </w:t>
+      </w:r>
+      <w:proofErr w:type="spellStart"/>
+      <w:r>
+        <w:rPr>
+          <w:sz w:val="28"/>
+          <w:szCs w:val="28"/>
+          <w:lang w:val="en-US"/>
+        </w:rPr>
+        <w:t>sadržaja</w:t>
+      </w:r>
+      <w:proofErr w:type="spellEnd"/>
+      <w:r>
+        <w:rPr>
+          <w:sz w:val="28"/>
+          <w:szCs w:val="28"/>
+          <w:lang w:val="en-US"/>
+        </w:rPr>
+        <w:t xml:space="preserve">, </w:t>
+      </w:r>
+      <w:proofErr w:type="spellStart"/>
+      <w:r>
+        <w:rPr>
+          <w:sz w:val="28"/>
+          <w:szCs w:val="28"/>
+          <w:lang w:val="en-US"/>
+        </w:rPr>
+        <w:t>računalnih</w:t>
+      </w:r>
+      <w:proofErr w:type="spellEnd"/>
+      <w:r>
+        <w:rPr>
+          <w:sz w:val="28"/>
+          <w:szCs w:val="28"/>
+          <w:lang w:val="en-US"/>
+        </w:rPr>
+        <w:t xml:space="preserve"> </w:t>
+      </w:r>
+      <w:proofErr w:type="spellStart"/>
+      <w:r>
+        <w:rPr>
+          <w:sz w:val="28"/>
+          <w:szCs w:val="28"/>
+          <w:lang w:val="en-US"/>
+        </w:rPr>
+        <w:t>igara</w:t>
+      </w:r>
+      <w:proofErr w:type="spellEnd"/>
+      <w:r>
+        <w:rPr>
+          <w:sz w:val="28"/>
+          <w:szCs w:val="28"/>
+          <w:lang w:val="en-US"/>
+        </w:rPr>
+        <w:t xml:space="preserve"> </w:t>
+      </w:r>
+      <w:proofErr w:type="spellStart"/>
+      <w:r>
+        <w:rPr>
+          <w:sz w:val="28"/>
+          <w:szCs w:val="28"/>
+          <w:lang w:val="en-US"/>
+        </w:rPr>
+        <w:t>i</w:t>
+      </w:r>
+      <w:proofErr w:type="spellEnd"/>
+      <w:r>
+        <w:rPr>
+          <w:sz w:val="28"/>
+          <w:szCs w:val="28"/>
+          <w:lang w:val="en-US"/>
+        </w:rPr>
+        <w:t xml:space="preserve"> </w:t>
+      </w:r>
+      <w:proofErr w:type="spellStart"/>
+      <w:r>
+        <w:rPr>
+          <w:sz w:val="28"/>
+          <w:szCs w:val="28"/>
+          <w:lang w:val="en-US"/>
+        </w:rPr>
+        <w:t>sličnih</w:t>
+      </w:r>
+      <w:proofErr w:type="spellEnd"/>
+      <w:r>
+        <w:rPr>
+          <w:sz w:val="28"/>
+          <w:szCs w:val="28"/>
+          <w:lang w:val="en-US"/>
+        </w:rPr>
+        <w:t xml:space="preserve"> </w:t>
+      </w:r>
+      <w:proofErr w:type="spellStart"/>
+      <w:r>
+        <w:rPr>
+          <w:sz w:val="28"/>
+          <w:szCs w:val="28"/>
+          <w:lang w:val="en-US"/>
+        </w:rPr>
+        <w:t>tema</w:t>
+      </w:r>
+      <w:proofErr w:type="spellEnd"/>
+      <w:r>
+        <w:rPr>
+          <w:sz w:val="28"/>
+          <w:szCs w:val="28"/>
+          <w:lang w:val="en-US"/>
+        </w:rPr>
+        <w:t xml:space="preserve"> u </w:t>
+      </w:r>
+      <w:proofErr w:type="spellStart"/>
+      <w:r>
+        <w:rPr>
+          <w:sz w:val="28"/>
+          <w:szCs w:val="28"/>
+          <w:lang w:val="en-US"/>
+        </w:rPr>
+        <w:t>svijetu</w:t>
+      </w:r>
+      <w:proofErr w:type="spellEnd"/>
       <w:r>
         <w:rPr>
           <w:rStyle w:val="FootnoteReference"/>
@@ -4169,16 +5245,243 @@
           <w:szCs w:val="28"/>
           <w:lang w:val="en-US"/>
         </w:rPr>
-        <w:t xml:space="preserve">Ishihara ploče se generiraju algoritamski i prikazuju kao slike, dok korisnik rezultate </w:t>
-      </w:r>
-      <w:r>
-        <w:rPr>
-          <w:sz w:val="28"/>
-          <w:szCs w:val="28"/>
-          <w:lang w:val="en-US"/>
-        </w:rPr>
-        <w:t xml:space="preserve">onoga što vidi </w:t>
-      </w:r>
+        <w:t xml:space="preserve">Ishihara </w:t>
+      </w:r>
+      <w:proofErr w:type="spellStart"/>
+      <w:r>
+        <w:rPr>
+          <w:sz w:val="28"/>
+          <w:szCs w:val="28"/>
+          <w:lang w:val="en-US"/>
+        </w:rPr>
+        <w:t>ploče</w:t>
+      </w:r>
+      <w:proofErr w:type="spellEnd"/>
+      <w:r>
+        <w:rPr>
+          <w:sz w:val="28"/>
+          <w:szCs w:val="28"/>
+          <w:lang w:val="en-US"/>
+        </w:rPr>
+        <w:t xml:space="preserve"> se </w:t>
+      </w:r>
+      <w:proofErr w:type="spellStart"/>
+      <w:r>
+        <w:rPr>
+          <w:sz w:val="28"/>
+          <w:szCs w:val="28"/>
+          <w:lang w:val="en-US"/>
+        </w:rPr>
+        <w:t>generiraju</w:t>
+      </w:r>
+      <w:proofErr w:type="spellEnd"/>
+      <w:r>
+        <w:rPr>
+          <w:sz w:val="28"/>
+          <w:szCs w:val="28"/>
+          <w:lang w:val="en-US"/>
+        </w:rPr>
+        <w:t xml:space="preserve"> </w:t>
+      </w:r>
+      <w:proofErr w:type="spellStart"/>
+      <w:r>
+        <w:rPr>
+          <w:sz w:val="28"/>
+          <w:szCs w:val="28"/>
+          <w:lang w:val="en-US"/>
+        </w:rPr>
+        <w:t>algoritamski</w:t>
+      </w:r>
+      <w:proofErr w:type="spellEnd"/>
+      <w:r>
+        <w:rPr>
+          <w:sz w:val="28"/>
+          <w:szCs w:val="28"/>
+          <w:lang w:val="en-US"/>
+        </w:rPr>
+        <w:t xml:space="preserve"> </w:t>
+      </w:r>
+      <w:proofErr w:type="spellStart"/>
+      <w:r>
+        <w:rPr>
+          <w:sz w:val="28"/>
+          <w:szCs w:val="28"/>
+          <w:lang w:val="en-US"/>
+        </w:rPr>
+        <w:t>i</w:t>
+      </w:r>
+      <w:proofErr w:type="spellEnd"/>
+      <w:r>
+        <w:rPr>
+          <w:sz w:val="28"/>
+          <w:szCs w:val="28"/>
+          <w:lang w:val="en-US"/>
+        </w:rPr>
+        <w:t xml:space="preserve"> </w:t>
+      </w:r>
+      <w:proofErr w:type="spellStart"/>
+      <w:r>
+        <w:rPr>
+          <w:sz w:val="28"/>
+          <w:szCs w:val="28"/>
+          <w:lang w:val="en-US"/>
+        </w:rPr>
+        <w:t>prikazuju</w:t>
+      </w:r>
+      <w:proofErr w:type="spellEnd"/>
+      <w:r>
+        <w:rPr>
+          <w:sz w:val="28"/>
+          <w:szCs w:val="28"/>
+          <w:lang w:val="en-US"/>
+        </w:rPr>
+        <w:t xml:space="preserve"> </w:t>
+      </w:r>
+      <w:proofErr w:type="spellStart"/>
+      <w:r>
+        <w:rPr>
+          <w:sz w:val="28"/>
+          <w:szCs w:val="28"/>
+          <w:lang w:val="en-US"/>
+        </w:rPr>
+        <w:t>kao</w:t>
+      </w:r>
+      <w:proofErr w:type="spellEnd"/>
+      <w:r>
+        <w:rPr>
+          <w:sz w:val="28"/>
+          <w:szCs w:val="28"/>
+          <w:lang w:val="en-US"/>
+        </w:rPr>
+        <w:t xml:space="preserve"> </w:t>
+      </w:r>
+      <w:proofErr w:type="spellStart"/>
+      <w:r>
+        <w:rPr>
+          <w:sz w:val="28"/>
+          <w:szCs w:val="28"/>
+          <w:lang w:val="en-US"/>
+        </w:rPr>
+        <w:t>slike</w:t>
+      </w:r>
+      <w:proofErr w:type="spellEnd"/>
+      <w:r>
+        <w:rPr>
+          <w:sz w:val="28"/>
+          <w:szCs w:val="28"/>
+          <w:lang w:val="en-US"/>
+        </w:rPr>
+        <w:t xml:space="preserve">, </w:t>
+      </w:r>
+      <w:proofErr w:type="spellStart"/>
+      <w:r>
+        <w:rPr>
+          <w:sz w:val="28"/>
+          <w:szCs w:val="28"/>
+          <w:lang w:val="en-US"/>
+        </w:rPr>
+        <w:t>dok</w:t>
+      </w:r>
+      <w:proofErr w:type="spellEnd"/>
+      <w:r>
+        <w:rPr>
+          <w:sz w:val="28"/>
+          <w:szCs w:val="28"/>
+          <w:lang w:val="en-US"/>
+        </w:rPr>
+        <w:t xml:space="preserve"> </w:t>
+      </w:r>
+      <w:proofErr w:type="spellStart"/>
+      <w:r>
+        <w:rPr>
+          <w:sz w:val="28"/>
+          <w:szCs w:val="28"/>
+          <w:lang w:val="en-US"/>
+        </w:rPr>
+        <w:t>korisnik</w:t>
+      </w:r>
+      <w:proofErr w:type="spellEnd"/>
+      <w:r>
+        <w:rPr>
+          <w:sz w:val="28"/>
+          <w:szCs w:val="28"/>
+          <w:lang w:val="en-US"/>
+        </w:rPr>
+        <w:t xml:space="preserve"> </w:t>
+      </w:r>
+      <w:proofErr w:type="spellStart"/>
+      <w:r>
+        <w:rPr>
+          <w:sz w:val="28"/>
+          <w:szCs w:val="28"/>
+          <w:lang w:val="en-US"/>
+        </w:rPr>
+        <w:t>rezultate</w:t>
+      </w:r>
+      <w:proofErr w:type="spellEnd"/>
+      <w:r>
+        <w:rPr>
+          <w:sz w:val="28"/>
+          <w:szCs w:val="28"/>
+          <w:lang w:val="en-US"/>
+        </w:rPr>
+        <w:t xml:space="preserve"> </w:t>
+      </w:r>
+      <w:proofErr w:type="spellStart"/>
+      <w:r>
+        <w:rPr>
+          <w:sz w:val="28"/>
+          <w:szCs w:val="28"/>
+          <w:lang w:val="en-US"/>
+        </w:rPr>
+        <w:t>onoga</w:t>
+      </w:r>
+      <w:proofErr w:type="spellEnd"/>
+      <w:r>
+        <w:rPr>
+          <w:sz w:val="28"/>
+          <w:szCs w:val="28"/>
+          <w:lang w:val="en-US"/>
+        </w:rPr>
+        <w:t xml:space="preserve"> </w:t>
+      </w:r>
+      <w:proofErr w:type="spellStart"/>
+      <w:r>
+        <w:rPr>
+          <w:sz w:val="28"/>
+          <w:szCs w:val="28"/>
+          <w:lang w:val="en-US"/>
+        </w:rPr>
+        <w:t>što</w:t>
+      </w:r>
+      <w:proofErr w:type="spellEnd"/>
+      <w:r>
+        <w:rPr>
+          <w:sz w:val="28"/>
+          <w:szCs w:val="28"/>
+          <w:lang w:val="en-US"/>
+        </w:rPr>
+        <w:t xml:space="preserve"> </w:t>
+      </w:r>
+      <w:proofErr w:type="spellStart"/>
+      <w:r>
+        <w:rPr>
+          <w:sz w:val="28"/>
+          <w:szCs w:val="28"/>
+          <w:lang w:val="en-US"/>
+        </w:rPr>
+        <w:t>vidi</w:t>
+      </w:r>
+      <w:proofErr w:type="spellEnd"/>
+      <w:r>
+        <w:rPr>
+          <w:sz w:val="28"/>
+          <w:szCs w:val="28"/>
+          <w:lang w:val="en-US"/>
+        </w:rPr>
+        <w:t xml:space="preserve"> </w:t>
+      </w:r>
+      <w:proofErr w:type="spellStart"/>
       <w:r>
         <w:rPr>
           <w:sz w:val="28"/>
@@ -4187,13 +5490,122 @@
         </w:rPr>
         <w:t>unosi</w:t>
       </w:r>
-      <w:r>
-        <w:rPr>
-          <w:sz w:val="28"/>
-          <w:szCs w:val="28"/>
-          <w:lang w:val="en-US"/>
-        </w:rPr>
-        <w:t xml:space="preserve"> u vertical tab-u gdje se i pokreće i obavlja sam Ishihara test</w:t>
+      <w:proofErr w:type="spellEnd"/>
+      <w:r>
+        <w:rPr>
+          <w:sz w:val="28"/>
+          <w:szCs w:val="28"/>
+          <w:lang w:val="en-US"/>
+        </w:rPr>
+        <w:t xml:space="preserve"> u vertical tab-u </w:t>
+      </w:r>
+      <w:proofErr w:type="spellStart"/>
+      <w:r>
+        <w:rPr>
+          <w:sz w:val="28"/>
+          <w:szCs w:val="28"/>
+          <w:lang w:val="en-US"/>
+        </w:rPr>
+        <w:t>gdje</w:t>
+      </w:r>
+      <w:proofErr w:type="spellEnd"/>
+      <w:r>
+        <w:rPr>
+          <w:sz w:val="28"/>
+          <w:szCs w:val="28"/>
+          <w:lang w:val="en-US"/>
+        </w:rPr>
+        <w:t xml:space="preserve"> se </w:t>
+      </w:r>
+      <w:proofErr w:type="spellStart"/>
+      <w:r>
+        <w:rPr>
+          <w:sz w:val="28"/>
+          <w:szCs w:val="28"/>
+          <w:lang w:val="en-US"/>
+        </w:rPr>
+        <w:t>i</w:t>
+      </w:r>
+      <w:proofErr w:type="spellEnd"/>
+      <w:r>
+        <w:rPr>
+          <w:sz w:val="28"/>
+          <w:szCs w:val="28"/>
+          <w:lang w:val="en-US"/>
+        </w:rPr>
+        <w:t xml:space="preserve"> </w:t>
+      </w:r>
+      <w:proofErr w:type="spellStart"/>
+      <w:r>
+        <w:rPr>
+          <w:sz w:val="28"/>
+          <w:szCs w:val="28"/>
+          <w:lang w:val="en-US"/>
+        </w:rPr>
+        <w:t>pokreće</w:t>
+      </w:r>
+      <w:proofErr w:type="spellEnd"/>
+      <w:r>
+        <w:rPr>
+          <w:sz w:val="28"/>
+          <w:szCs w:val="28"/>
+          <w:lang w:val="en-US"/>
+        </w:rPr>
+        <w:t xml:space="preserve"> </w:t>
+      </w:r>
+      <w:proofErr w:type="spellStart"/>
+      <w:r>
+        <w:rPr>
+          <w:sz w:val="28"/>
+          <w:szCs w:val="28"/>
+          <w:lang w:val="en-US"/>
+        </w:rPr>
+        <w:t>i</w:t>
+      </w:r>
+      <w:proofErr w:type="spellEnd"/>
+      <w:r>
+        <w:rPr>
+          <w:sz w:val="28"/>
+          <w:szCs w:val="28"/>
+          <w:lang w:val="en-US"/>
+        </w:rPr>
+        <w:t xml:space="preserve"> </w:t>
+      </w:r>
+      <w:proofErr w:type="spellStart"/>
+      <w:r>
+        <w:rPr>
+          <w:sz w:val="28"/>
+          <w:szCs w:val="28"/>
+          <w:lang w:val="en-US"/>
+        </w:rPr>
+        <w:t>obavlja</w:t>
+      </w:r>
+      <w:proofErr w:type="spellEnd"/>
+      <w:r>
+        <w:rPr>
+          <w:sz w:val="28"/>
+          <w:szCs w:val="28"/>
+          <w:lang w:val="en-US"/>
+        </w:rPr>
+        <w:t xml:space="preserve"> </w:t>
+      </w:r>
+      <w:proofErr w:type="spellStart"/>
+      <w:r>
+        <w:rPr>
+          <w:sz w:val="28"/>
+          <w:szCs w:val="28"/>
+          <w:lang w:val="en-US"/>
+        </w:rPr>
+        <w:t>sam</w:t>
+      </w:r>
+      <w:proofErr w:type="spellEnd"/>
+      <w:r>
+        <w:rPr>
+          <w:sz w:val="28"/>
+          <w:szCs w:val="28"/>
+          <w:lang w:val="en-US"/>
+        </w:rPr>
+        <w:t xml:space="preserve"> Ishihara test</w:t>
       </w:r>
       <w:r>
         <w:rPr>
@@ -4212,13 +5624,41 @@
           <w:lang w:val="en-US"/>
         </w:rPr>
       </w:pPr>
-      <w:r>
-        <w:rPr>
-          <w:sz w:val="28"/>
-          <w:szCs w:val="28"/>
-          <w:lang w:val="en-US"/>
-        </w:rPr>
-        <w:t>Algoritam koristi:</w:t>
+      <w:proofErr w:type="spellStart"/>
+      <w:r>
+        <w:rPr>
+          <w:sz w:val="28"/>
+          <w:szCs w:val="28"/>
+          <w:lang w:val="en-US"/>
+        </w:rPr>
+        <w:t>Algoritam</w:t>
+      </w:r>
+      <w:proofErr w:type="spellEnd"/>
+      <w:r>
+        <w:rPr>
+          <w:sz w:val="28"/>
+          <w:szCs w:val="28"/>
+          <w:lang w:val="en-US"/>
+        </w:rPr>
+        <w:t xml:space="preserve"> </w:t>
+      </w:r>
+      <w:proofErr w:type="spellStart"/>
+      <w:r>
+        <w:rPr>
+          <w:sz w:val="28"/>
+          <w:szCs w:val="28"/>
+          <w:lang w:val="en-US"/>
+        </w:rPr>
+        <w:t>koristi</w:t>
+      </w:r>
+      <w:proofErr w:type="spellEnd"/>
+      <w:r>
+        <w:rPr>
+          <w:sz w:val="28"/>
+          <w:szCs w:val="28"/>
+          <w:lang w:val="en-US"/>
+        </w:rPr>
+        <w:t>:</w:t>
       </w:r>
     </w:p>
     <w:p>
@@ -4233,14 +5673,88 @@
           <w:lang w:val="en-US"/>
         </w:rPr>
       </w:pPr>
-      <w:r>
-        <w:rPr>
-          <w:sz w:val="28"/>
-          <w:szCs w:val="28"/>
-          <w:lang w:val="en-US"/>
-        </w:rPr>
-        <w:t>nasumično generiranje krugova različitih veličina</w:t>
-      </w:r>
+      <w:proofErr w:type="spellStart"/>
+      <w:r>
+        <w:rPr>
+          <w:sz w:val="28"/>
+          <w:szCs w:val="28"/>
+          <w:lang w:val="en-US"/>
+        </w:rPr>
+        <w:t>nasumično</w:t>
+      </w:r>
+      <w:proofErr w:type="spellEnd"/>
+      <w:r>
+        <w:rPr>
+          <w:sz w:val="28"/>
+          <w:szCs w:val="28"/>
+          <w:lang w:val="en-US"/>
+        </w:rPr>
+        <w:t xml:space="preserve"> </w:t>
+      </w:r>
+      <w:proofErr w:type="spellStart"/>
+      <w:r>
+        <w:rPr>
+          <w:sz w:val="28"/>
+          <w:szCs w:val="28"/>
+          <w:lang w:val="en-US"/>
+        </w:rPr>
+        <w:t>generiranje</w:t>
+      </w:r>
+      <w:proofErr w:type="spellEnd"/>
+      <w:r>
+        <w:rPr>
+          <w:sz w:val="28"/>
+          <w:szCs w:val="28"/>
+          <w:lang w:val="en-US"/>
+        </w:rPr>
+        <w:t xml:space="preserve"> </w:t>
+      </w:r>
+      <w:proofErr w:type="spellStart"/>
+      <w:r>
+        <w:rPr>
+          <w:sz w:val="28"/>
+          <w:szCs w:val="28"/>
+          <w:lang w:val="en-US"/>
+        </w:rPr>
+        <w:t>krugova</w:t>
+      </w:r>
+      <w:proofErr w:type="spellEnd"/>
+      <w:r>
+        <w:rPr>
+          <w:sz w:val="28"/>
+          <w:szCs w:val="28"/>
+          <w:lang w:val="en-US"/>
+        </w:rPr>
+        <w:t xml:space="preserve"> </w:t>
+      </w:r>
+      <w:proofErr w:type="spellStart"/>
+      <w:r>
+        <w:rPr>
+          <w:sz w:val="28"/>
+          <w:szCs w:val="28"/>
+          <w:lang w:val="en-US"/>
+        </w:rPr>
+        <w:t>različitih</w:t>
+      </w:r>
+      <w:proofErr w:type="spellEnd"/>
+      <w:r>
+        <w:rPr>
+          <w:sz w:val="28"/>
+          <w:szCs w:val="28"/>
+          <w:lang w:val="en-US"/>
+        </w:rPr>
+        <w:t xml:space="preserve"> </w:t>
+      </w:r>
+      <w:proofErr w:type="spellStart"/>
+      <w:r>
+        <w:rPr>
+          <w:sz w:val="28"/>
+          <w:szCs w:val="28"/>
+          <w:lang w:val="en-US"/>
+        </w:rPr>
+        <w:t>veličina</w:t>
+      </w:r>
+      <w:proofErr w:type="spellEnd"/>
     </w:p>
     <w:p>
       <w:pPr>
@@ -4254,14 +5768,124 @@
           <w:lang w:val="en-US"/>
         </w:rPr>
       </w:pPr>
-      <w:r>
-        <w:rPr>
-          <w:sz w:val="28"/>
-          <w:szCs w:val="28"/>
-          <w:lang w:val="en-US"/>
-        </w:rPr>
-        <w:t>unaprijed definirane palete boja za različite tipove daltonizma</w:t>
-      </w:r>
+      <w:proofErr w:type="spellStart"/>
+      <w:r>
+        <w:rPr>
+          <w:sz w:val="28"/>
+          <w:szCs w:val="28"/>
+          <w:lang w:val="en-US"/>
+        </w:rPr>
+        <w:t>unaprijed</w:t>
+      </w:r>
+      <w:proofErr w:type="spellEnd"/>
+      <w:r>
+        <w:rPr>
+          <w:sz w:val="28"/>
+          <w:szCs w:val="28"/>
+          <w:lang w:val="en-US"/>
+        </w:rPr>
+        <w:t xml:space="preserve"> </w:t>
+      </w:r>
+      <w:proofErr w:type="spellStart"/>
+      <w:r>
+        <w:rPr>
+          <w:sz w:val="28"/>
+          <w:szCs w:val="28"/>
+          <w:lang w:val="en-US"/>
+        </w:rPr>
+        <w:t>definirane</w:t>
+      </w:r>
+      <w:proofErr w:type="spellEnd"/>
+      <w:r>
+        <w:rPr>
+          <w:sz w:val="28"/>
+          <w:szCs w:val="28"/>
+          <w:lang w:val="en-US"/>
+        </w:rPr>
+        <w:t xml:space="preserve"> </w:t>
+      </w:r>
+      <w:proofErr w:type="spellStart"/>
+      <w:r>
+        <w:rPr>
+          <w:sz w:val="28"/>
+          <w:szCs w:val="28"/>
+          <w:lang w:val="en-US"/>
+        </w:rPr>
+        <w:t>palete</w:t>
+      </w:r>
+      <w:proofErr w:type="spellEnd"/>
+      <w:r>
+        <w:rPr>
+          <w:sz w:val="28"/>
+          <w:szCs w:val="28"/>
+          <w:lang w:val="en-US"/>
+        </w:rPr>
+        <w:t xml:space="preserve"> </w:t>
+      </w:r>
+      <w:proofErr w:type="spellStart"/>
+      <w:r>
+        <w:rPr>
+          <w:sz w:val="28"/>
+          <w:szCs w:val="28"/>
+          <w:lang w:val="en-US"/>
+        </w:rPr>
+        <w:t>boja</w:t>
+      </w:r>
+      <w:proofErr w:type="spellEnd"/>
+      <w:r>
+        <w:rPr>
+          <w:sz w:val="28"/>
+          <w:szCs w:val="28"/>
+          <w:lang w:val="en-US"/>
+        </w:rPr>
+        <w:t xml:space="preserve"> za </w:t>
+      </w:r>
+      <w:proofErr w:type="spellStart"/>
+      <w:r>
+        <w:rPr>
+          <w:sz w:val="28"/>
+          <w:szCs w:val="28"/>
+          <w:lang w:val="en-US"/>
+        </w:rPr>
+        <w:t>različite</w:t>
+      </w:r>
+      <w:proofErr w:type="spellEnd"/>
+      <w:r>
+        <w:rPr>
+          <w:sz w:val="28"/>
+          <w:szCs w:val="28"/>
+          <w:lang w:val="en-US"/>
+        </w:rPr>
+        <w:t xml:space="preserve"> </w:t>
+      </w:r>
+      <w:proofErr w:type="spellStart"/>
+      <w:r>
+        <w:rPr>
+          <w:sz w:val="28"/>
+          <w:szCs w:val="28"/>
+          <w:lang w:val="en-US"/>
+        </w:rPr>
+        <w:t>tipove</w:t>
+      </w:r>
+      <w:proofErr w:type="spellEnd"/>
+      <w:r>
+        <w:rPr>
+          <w:sz w:val="28"/>
+          <w:szCs w:val="28"/>
+          <w:lang w:val="en-US"/>
+        </w:rPr>
+        <w:t xml:space="preserve"> </w:t>
+      </w:r>
+      <w:proofErr w:type="spellStart"/>
+      <w:r>
+        <w:rPr>
+          <w:sz w:val="28"/>
+          <w:szCs w:val="28"/>
+          <w:lang w:val="en-US"/>
+        </w:rPr>
+        <w:t>daltonizma</w:t>
+      </w:r>
+      <w:proofErr w:type="spellEnd"/>
     </w:p>
     <w:p>
       <w:pPr>
@@ -4275,54 +5899,706 @@
           <w:lang w:val="en-US"/>
         </w:rPr>
       </w:pPr>
-      <w:r>
-        <w:rPr>
-          <w:sz w:val="28"/>
-          <w:szCs w:val="28"/>
-          <w:lang w:val="en-US"/>
-        </w:rPr>
-        <w:t>masku teksta (broja) kako bi se razlikovale boje broja i pozadine</w:t>
-      </w:r>
-    </w:p>
-    <w:p>
-      <w:pPr>
-        <w:rPr>
-          <w:sz w:val="28"/>
-          <w:szCs w:val="28"/>
-          <w:lang w:val="en-US"/>
-        </w:rPr>
-      </w:pPr>
-      <w:r>
-        <w:rPr>
-          <w:sz w:val="28"/>
-          <w:szCs w:val="28"/>
-          <w:lang w:val="en-US"/>
-        </w:rPr>
-        <w:t xml:space="preserve">Na temelju korisnikovih odgovora, program daje osnovnu procjenu tipa poremećaja raspoznavanja boja (crveno-zeleni, plavo-žuti ili </w:t>
-      </w:r>
-      <w:r>
-        <w:rPr>
-          <w:sz w:val="28"/>
-          <w:szCs w:val="28"/>
-          <w:lang w:val="en-US"/>
-        </w:rPr>
-        <w:t xml:space="preserve">ima </w:t>
-      </w:r>
-      <w:r>
-        <w:rPr>
-          <w:sz w:val="28"/>
-          <w:szCs w:val="28"/>
-          <w:lang w:val="en-US"/>
-        </w:rPr>
-        <w:t>normalan vid).</w:t>
-      </w:r>
-      <w:r>
-        <w:rPr>
-          <w:sz w:val="28"/>
-          <w:szCs w:val="28"/>
-          <w:lang w:val="en-US"/>
-        </w:rPr>
-        <w:t xml:space="preserve"> Generira se i ploča za kontrolni test koji je crno-bijeli. Ako taj test pogrešno riješite, moguće je da imate problem sa ekranom ili generalnim vidom.</w:t>
+      <w:proofErr w:type="spellStart"/>
+      <w:r>
+        <w:rPr>
+          <w:sz w:val="28"/>
+          <w:szCs w:val="28"/>
+          <w:lang w:val="en-US"/>
+        </w:rPr>
+        <w:t>masku</w:t>
+      </w:r>
+      <w:proofErr w:type="spellEnd"/>
+      <w:r>
+        <w:rPr>
+          <w:sz w:val="28"/>
+          <w:szCs w:val="28"/>
+          <w:lang w:val="en-US"/>
+        </w:rPr>
+        <w:t xml:space="preserve"> </w:t>
+      </w:r>
+      <w:proofErr w:type="spellStart"/>
+      <w:r>
+        <w:rPr>
+          <w:sz w:val="28"/>
+          <w:szCs w:val="28"/>
+          <w:lang w:val="en-US"/>
+        </w:rPr>
+        <w:t>teksta</w:t>
+      </w:r>
+      <w:proofErr w:type="spellEnd"/>
+      <w:r>
+        <w:rPr>
+          <w:sz w:val="28"/>
+          <w:szCs w:val="28"/>
+          <w:lang w:val="en-US"/>
+        </w:rPr>
+        <w:t xml:space="preserve"> (</w:t>
+      </w:r>
+      <w:proofErr w:type="spellStart"/>
+      <w:r>
+        <w:rPr>
+          <w:sz w:val="28"/>
+          <w:szCs w:val="28"/>
+          <w:lang w:val="en-US"/>
+        </w:rPr>
+        <w:t>broja</w:t>
+      </w:r>
+      <w:proofErr w:type="spellEnd"/>
+      <w:r>
+        <w:rPr>
+          <w:sz w:val="28"/>
+          <w:szCs w:val="28"/>
+          <w:lang w:val="en-US"/>
+        </w:rPr>
+        <w:t xml:space="preserve">) </w:t>
+      </w:r>
+      <w:proofErr w:type="spellStart"/>
+      <w:r>
+        <w:rPr>
+          <w:sz w:val="28"/>
+          <w:szCs w:val="28"/>
+          <w:lang w:val="en-US"/>
+        </w:rPr>
+        <w:t>kako</w:t>
+      </w:r>
+      <w:proofErr w:type="spellEnd"/>
+      <w:r>
+        <w:rPr>
+          <w:sz w:val="28"/>
+          <w:szCs w:val="28"/>
+          <w:lang w:val="en-US"/>
+        </w:rPr>
+        <w:t xml:space="preserve"> bi se </w:t>
+      </w:r>
+      <w:proofErr w:type="spellStart"/>
+      <w:r>
+        <w:rPr>
+          <w:sz w:val="28"/>
+          <w:szCs w:val="28"/>
+          <w:lang w:val="en-US"/>
+        </w:rPr>
+        <w:t>razlikovale</w:t>
+      </w:r>
+      <w:proofErr w:type="spellEnd"/>
+      <w:r>
+        <w:rPr>
+          <w:sz w:val="28"/>
+          <w:szCs w:val="28"/>
+          <w:lang w:val="en-US"/>
+        </w:rPr>
+        <w:t xml:space="preserve"> </w:t>
+      </w:r>
+      <w:proofErr w:type="spellStart"/>
+      <w:r>
+        <w:rPr>
+          <w:sz w:val="28"/>
+          <w:szCs w:val="28"/>
+          <w:lang w:val="en-US"/>
+        </w:rPr>
+        <w:t>boje</w:t>
+      </w:r>
+      <w:proofErr w:type="spellEnd"/>
+      <w:r>
+        <w:rPr>
+          <w:sz w:val="28"/>
+          <w:szCs w:val="28"/>
+          <w:lang w:val="en-US"/>
+        </w:rPr>
+        <w:t xml:space="preserve"> </w:t>
+      </w:r>
+      <w:proofErr w:type="spellStart"/>
+      <w:r>
+        <w:rPr>
+          <w:sz w:val="28"/>
+          <w:szCs w:val="28"/>
+          <w:lang w:val="en-US"/>
+        </w:rPr>
+        <w:t>broja</w:t>
+      </w:r>
+      <w:proofErr w:type="spellEnd"/>
+      <w:r>
+        <w:rPr>
+          <w:sz w:val="28"/>
+          <w:szCs w:val="28"/>
+          <w:lang w:val="en-US"/>
+        </w:rPr>
+        <w:t xml:space="preserve"> </w:t>
+      </w:r>
+      <w:proofErr w:type="spellStart"/>
+      <w:r>
+        <w:rPr>
+          <w:sz w:val="28"/>
+          <w:szCs w:val="28"/>
+          <w:lang w:val="en-US"/>
+        </w:rPr>
+        <w:t>i</w:t>
+      </w:r>
+      <w:proofErr w:type="spellEnd"/>
+      <w:r>
+        <w:rPr>
+          <w:sz w:val="28"/>
+          <w:szCs w:val="28"/>
+          <w:lang w:val="en-US"/>
+        </w:rPr>
+        <w:t xml:space="preserve"> </w:t>
+      </w:r>
+      <w:proofErr w:type="spellStart"/>
+      <w:r>
+        <w:rPr>
+          <w:sz w:val="28"/>
+          <w:szCs w:val="28"/>
+          <w:lang w:val="en-US"/>
+        </w:rPr>
+        <w:t>pozadine</w:t>
+      </w:r>
+      <w:proofErr w:type="spellEnd"/>
+    </w:p>
+    <w:p>
+      <w:pPr>
+        <w:rPr>
+          <w:sz w:val="28"/>
+          <w:szCs w:val="28"/>
+          <w:lang w:val="en-US"/>
+        </w:rPr>
+      </w:pPr>
+      <w:r>
+        <w:rPr>
+          <w:sz w:val="28"/>
+          <w:szCs w:val="28"/>
+          <w:lang w:val="en-US"/>
+        </w:rPr>
+        <w:t xml:space="preserve">Na </w:t>
+      </w:r>
+      <w:proofErr w:type="spellStart"/>
+      <w:r>
+        <w:rPr>
+          <w:sz w:val="28"/>
+          <w:szCs w:val="28"/>
+          <w:lang w:val="en-US"/>
+        </w:rPr>
+        <w:t>temelju</w:t>
+      </w:r>
+      <w:proofErr w:type="spellEnd"/>
+      <w:r>
+        <w:rPr>
+          <w:sz w:val="28"/>
+          <w:szCs w:val="28"/>
+          <w:lang w:val="en-US"/>
+        </w:rPr>
+        <w:t xml:space="preserve"> </w:t>
+      </w:r>
+      <w:proofErr w:type="spellStart"/>
+      <w:r>
+        <w:rPr>
+          <w:sz w:val="28"/>
+          <w:szCs w:val="28"/>
+          <w:lang w:val="en-US"/>
+        </w:rPr>
+        <w:t>korisnikovih</w:t>
+      </w:r>
+      <w:proofErr w:type="spellEnd"/>
+      <w:r>
+        <w:rPr>
+          <w:sz w:val="28"/>
+          <w:szCs w:val="28"/>
+          <w:lang w:val="en-US"/>
+        </w:rPr>
+        <w:t xml:space="preserve"> </w:t>
+      </w:r>
+      <w:proofErr w:type="spellStart"/>
+      <w:r>
+        <w:rPr>
+          <w:sz w:val="28"/>
+          <w:szCs w:val="28"/>
+          <w:lang w:val="en-US"/>
+        </w:rPr>
+        <w:t>odgovora</w:t>
+      </w:r>
+      <w:proofErr w:type="spellEnd"/>
+      <w:r>
+        <w:rPr>
+          <w:sz w:val="28"/>
+          <w:szCs w:val="28"/>
+          <w:lang w:val="en-US"/>
+        </w:rPr>
+        <w:t xml:space="preserve">, program </w:t>
+      </w:r>
+      <w:proofErr w:type="spellStart"/>
+      <w:r>
+        <w:rPr>
+          <w:sz w:val="28"/>
+          <w:szCs w:val="28"/>
+          <w:lang w:val="en-US"/>
+        </w:rPr>
+        <w:t>daje</w:t>
+      </w:r>
+      <w:proofErr w:type="spellEnd"/>
+      <w:r>
+        <w:rPr>
+          <w:sz w:val="28"/>
+          <w:szCs w:val="28"/>
+          <w:lang w:val="en-US"/>
+        </w:rPr>
+        <w:t xml:space="preserve"> </w:t>
+      </w:r>
+      <w:proofErr w:type="spellStart"/>
+      <w:r>
+        <w:rPr>
+          <w:sz w:val="28"/>
+          <w:szCs w:val="28"/>
+          <w:lang w:val="en-US"/>
+        </w:rPr>
+        <w:t>osnovnu</w:t>
+      </w:r>
+      <w:proofErr w:type="spellEnd"/>
+      <w:r>
+        <w:rPr>
+          <w:sz w:val="28"/>
+          <w:szCs w:val="28"/>
+          <w:lang w:val="en-US"/>
+        </w:rPr>
+        <w:t xml:space="preserve"> </w:t>
+      </w:r>
+      <w:proofErr w:type="spellStart"/>
+      <w:r>
+        <w:rPr>
+          <w:sz w:val="28"/>
+          <w:szCs w:val="28"/>
+          <w:lang w:val="en-US"/>
+        </w:rPr>
+        <w:t>procjenu</w:t>
+      </w:r>
+      <w:proofErr w:type="spellEnd"/>
+      <w:r>
+        <w:rPr>
+          <w:sz w:val="28"/>
+          <w:szCs w:val="28"/>
+          <w:lang w:val="en-US"/>
+        </w:rPr>
+        <w:t xml:space="preserve"> </w:t>
+      </w:r>
+      <w:proofErr w:type="spellStart"/>
+      <w:r>
+        <w:rPr>
+          <w:sz w:val="28"/>
+          <w:szCs w:val="28"/>
+          <w:lang w:val="en-US"/>
+        </w:rPr>
+        <w:t>tipa</w:t>
+      </w:r>
+      <w:proofErr w:type="spellEnd"/>
+      <w:r>
+        <w:rPr>
+          <w:sz w:val="28"/>
+          <w:szCs w:val="28"/>
+          <w:lang w:val="en-US"/>
+        </w:rPr>
+        <w:t xml:space="preserve"> </w:t>
+      </w:r>
+      <w:proofErr w:type="spellStart"/>
+      <w:r>
+        <w:rPr>
+          <w:sz w:val="28"/>
+          <w:szCs w:val="28"/>
+          <w:lang w:val="en-US"/>
+        </w:rPr>
+        <w:t>poremećaja</w:t>
+      </w:r>
+      <w:proofErr w:type="spellEnd"/>
+      <w:r>
+        <w:rPr>
+          <w:sz w:val="28"/>
+          <w:szCs w:val="28"/>
+          <w:lang w:val="en-US"/>
+        </w:rPr>
+        <w:t xml:space="preserve"> </w:t>
+      </w:r>
+      <w:proofErr w:type="spellStart"/>
+      <w:r>
+        <w:rPr>
+          <w:sz w:val="28"/>
+          <w:szCs w:val="28"/>
+          <w:lang w:val="en-US"/>
+        </w:rPr>
+        <w:t>raspoznavanja</w:t>
+      </w:r>
+      <w:proofErr w:type="spellEnd"/>
+      <w:r>
+        <w:rPr>
+          <w:sz w:val="28"/>
+          <w:szCs w:val="28"/>
+          <w:lang w:val="en-US"/>
+        </w:rPr>
+        <w:t xml:space="preserve"> </w:t>
+      </w:r>
+      <w:proofErr w:type="spellStart"/>
+      <w:r>
+        <w:rPr>
+          <w:sz w:val="28"/>
+          <w:szCs w:val="28"/>
+          <w:lang w:val="en-US"/>
+        </w:rPr>
+        <w:t>boja</w:t>
+      </w:r>
+      <w:proofErr w:type="spellEnd"/>
+      <w:r>
+        <w:rPr>
+          <w:sz w:val="28"/>
+          <w:szCs w:val="28"/>
+          <w:lang w:val="en-US"/>
+        </w:rPr>
+        <w:t xml:space="preserve"> (</w:t>
+      </w:r>
+      <w:proofErr w:type="spellStart"/>
+      <w:r>
+        <w:rPr>
+          <w:sz w:val="28"/>
+          <w:szCs w:val="28"/>
+          <w:lang w:val="en-US"/>
+        </w:rPr>
+        <w:t>crveno-zeleni</w:t>
+      </w:r>
+      <w:proofErr w:type="spellEnd"/>
+      <w:r>
+        <w:rPr>
+          <w:sz w:val="28"/>
+          <w:szCs w:val="28"/>
+          <w:lang w:val="en-US"/>
+        </w:rPr>
+        <w:t xml:space="preserve">, </w:t>
+      </w:r>
+      <w:proofErr w:type="spellStart"/>
+      <w:r>
+        <w:rPr>
+          <w:sz w:val="28"/>
+          <w:szCs w:val="28"/>
+          <w:lang w:val="en-US"/>
+        </w:rPr>
+        <w:t>plavo-žuti</w:t>
+      </w:r>
+      <w:proofErr w:type="spellEnd"/>
+      <w:r>
+        <w:rPr>
+          <w:sz w:val="28"/>
+          <w:szCs w:val="28"/>
+          <w:lang w:val="en-US"/>
+        </w:rPr>
+        <w:t xml:space="preserve"> </w:t>
+      </w:r>
+      <w:proofErr w:type="spellStart"/>
+      <w:r>
+        <w:rPr>
+          <w:sz w:val="28"/>
+          <w:szCs w:val="28"/>
+          <w:lang w:val="en-US"/>
+        </w:rPr>
+        <w:t>ili</w:t>
+      </w:r>
+      <w:proofErr w:type="spellEnd"/>
+      <w:r>
+        <w:rPr>
+          <w:sz w:val="28"/>
+          <w:szCs w:val="28"/>
+          <w:lang w:val="en-US"/>
+        </w:rPr>
+        <w:t xml:space="preserve"> </w:t>
+      </w:r>
+      <w:proofErr w:type="spellStart"/>
+      <w:r>
+        <w:rPr>
+          <w:sz w:val="28"/>
+          <w:szCs w:val="28"/>
+          <w:lang w:val="en-US"/>
+        </w:rPr>
+        <w:t>ima</w:t>
+      </w:r>
+      <w:proofErr w:type="spellEnd"/>
+      <w:r>
+        <w:rPr>
+          <w:sz w:val="28"/>
+          <w:szCs w:val="28"/>
+          <w:lang w:val="en-US"/>
+        </w:rPr>
+        <w:t xml:space="preserve"> </w:t>
+      </w:r>
+      <w:proofErr w:type="spellStart"/>
+      <w:r>
+        <w:rPr>
+          <w:sz w:val="28"/>
+          <w:szCs w:val="28"/>
+          <w:lang w:val="en-US"/>
+        </w:rPr>
+        <w:t>normalan</w:t>
+      </w:r>
+      <w:proofErr w:type="spellEnd"/>
+      <w:r>
+        <w:rPr>
+          <w:sz w:val="28"/>
+          <w:szCs w:val="28"/>
+          <w:lang w:val="en-US"/>
+        </w:rPr>
+        <w:t xml:space="preserve"> vid).</w:t>
+      </w:r>
+      <w:r>
+        <w:rPr>
+          <w:sz w:val="28"/>
+          <w:szCs w:val="28"/>
+          <w:lang w:val="en-US"/>
+        </w:rPr>
+        <w:t xml:space="preserve"> </w:t>
+      </w:r>
+      <w:proofErr w:type="spellStart"/>
+      <w:r>
+        <w:rPr>
+          <w:sz w:val="28"/>
+          <w:szCs w:val="28"/>
+          <w:lang w:val="en-US"/>
+        </w:rPr>
+        <w:t>Generira</w:t>
+      </w:r>
+      <w:proofErr w:type="spellEnd"/>
+      <w:r>
+        <w:rPr>
+          <w:sz w:val="28"/>
+          <w:szCs w:val="28"/>
+          <w:lang w:val="en-US"/>
+        </w:rPr>
+        <w:t xml:space="preserve"> se </w:t>
+      </w:r>
+      <w:proofErr w:type="spellStart"/>
+      <w:r>
+        <w:rPr>
+          <w:sz w:val="28"/>
+          <w:szCs w:val="28"/>
+          <w:lang w:val="en-US"/>
+        </w:rPr>
+        <w:t>i</w:t>
+      </w:r>
+      <w:proofErr w:type="spellEnd"/>
+      <w:r>
+        <w:rPr>
+          <w:sz w:val="28"/>
+          <w:szCs w:val="28"/>
+          <w:lang w:val="en-US"/>
+        </w:rPr>
+        <w:t xml:space="preserve"> </w:t>
+      </w:r>
+      <w:proofErr w:type="spellStart"/>
+      <w:r>
+        <w:rPr>
+          <w:sz w:val="28"/>
+          <w:szCs w:val="28"/>
+          <w:lang w:val="en-US"/>
+        </w:rPr>
+        <w:t>ploča</w:t>
+      </w:r>
+      <w:proofErr w:type="spellEnd"/>
+      <w:r>
+        <w:rPr>
+          <w:sz w:val="28"/>
+          <w:szCs w:val="28"/>
+          <w:lang w:val="en-US"/>
+        </w:rPr>
+        <w:t xml:space="preserve"> za </w:t>
+      </w:r>
+      <w:proofErr w:type="spellStart"/>
+      <w:r>
+        <w:rPr>
+          <w:sz w:val="28"/>
+          <w:szCs w:val="28"/>
+          <w:lang w:val="en-US"/>
+        </w:rPr>
+        <w:t>kontrolni</w:t>
+      </w:r>
+      <w:proofErr w:type="spellEnd"/>
+      <w:r>
+        <w:rPr>
+          <w:sz w:val="28"/>
+          <w:szCs w:val="28"/>
+          <w:lang w:val="en-US"/>
+        </w:rPr>
+        <w:t xml:space="preserve"> test koji je </w:t>
+      </w:r>
+      <w:proofErr w:type="spellStart"/>
+      <w:r>
+        <w:rPr>
+          <w:sz w:val="28"/>
+          <w:szCs w:val="28"/>
+          <w:lang w:val="en-US"/>
+        </w:rPr>
+        <w:t>crno-bijeli</w:t>
+      </w:r>
+      <w:proofErr w:type="spellEnd"/>
+      <w:r>
+        <w:rPr>
+          <w:sz w:val="28"/>
+          <w:szCs w:val="28"/>
+          <w:lang w:val="en-US"/>
+        </w:rPr>
+        <w:t xml:space="preserve">. Ako taj test </w:t>
+      </w:r>
+      <w:proofErr w:type="spellStart"/>
+      <w:r>
+        <w:rPr>
+          <w:sz w:val="28"/>
+          <w:szCs w:val="28"/>
+          <w:lang w:val="en-US"/>
+        </w:rPr>
+        <w:t>pogrešno</w:t>
+      </w:r>
+      <w:proofErr w:type="spellEnd"/>
+      <w:r>
+        <w:rPr>
+          <w:sz w:val="28"/>
+          <w:szCs w:val="28"/>
+          <w:lang w:val="en-US"/>
+        </w:rPr>
+        <w:t xml:space="preserve"> </w:t>
+      </w:r>
+      <w:proofErr w:type="spellStart"/>
+      <w:r>
+        <w:rPr>
+          <w:sz w:val="28"/>
+          <w:szCs w:val="28"/>
+          <w:lang w:val="en-US"/>
+        </w:rPr>
+        <w:t>riješite</w:t>
+      </w:r>
+      <w:proofErr w:type="spellEnd"/>
+      <w:r>
+        <w:rPr>
+          <w:sz w:val="28"/>
+          <w:szCs w:val="28"/>
+          <w:lang w:val="en-US"/>
+        </w:rPr>
+        <w:t xml:space="preserve">, </w:t>
+      </w:r>
+      <w:proofErr w:type="spellStart"/>
+      <w:r>
+        <w:rPr>
+          <w:sz w:val="28"/>
+          <w:szCs w:val="28"/>
+          <w:lang w:val="en-US"/>
+        </w:rPr>
+        <w:t>moguće</w:t>
+      </w:r>
+      <w:proofErr w:type="spellEnd"/>
+      <w:r>
+        <w:rPr>
+          <w:sz w:val="28"/>
+          <w:szCs w:val="28"/>
+          <w:lang w:val="en-US"/>
+        </w:rPr>
+        <w:t xml:space="preserve"> je da </w:t>
+      </w:r>
+      <w:proofErr w:type="spellStart"/>
+      <w:r>
+        <w:rPr>
+          <w:sz w:val="28"/>
+          <w:szCs w:val="28"/>
+          <w:lang w:val="en-US"/>
+        </w:rPr>
+        <w:t>imate</w:t>
+      </w:r>
+      <w:proofErr w:type="spellEnd"/>
+      <w:r>
+        <w:rPr>
+          <w:sz w:val="28"/>
+          <w:szCs w:val="28"/>
+          <w:lang w:val="en-US"/>
+        </w:rPr>
+        <w:t xml:space="preserve"> problem </w:t>
+      </w:r>
+      <w:proofErr w:type="spellStart"/>
+      <w:r>
+        <w:rPr>
+          <w:sz w:val="28"/>
+          <w:szCs w:val="28"/>
+          <w:lang w:val="en-US"/>
+        </w:rPr>
+        <w:t>sa</w:t>
+      </w:r>
+      <w:proofErr w:type="spellEnd"/>
+      <w:r>
+        <w:rPr>
+          <w:sz w:val="28"/>
+          <w:szCs w:val="28"/>
+          <w:lang w:val="en-US"/>
+        </w:rPr>
+        <w:t xml:space="preserve"> </w:t>
+      </w:r>
+      <w:proofErr w:type="spellStart"/>
+      <w:r>
+        <w:rPr>
+          <w:sz w:val="28"/>
+          <w:szCs w:val="28"/>
+          <w:lang w:val="en-US"/>
+        </w:rPr>
+        <w:t>ekranom</w:t>
+      </w:r>
+      <w:proofErr w:type="spellEnd"/>
+      <w:r>
+        <w:rPr>
+          <w:sz w:val="28"/>
+          <w:szCs w:val="28"/>
+          <w:lang w:val="en-US"/>
+        </w:rPr>
+        <w:t xml:space="preserve"> </w:t>
+      </w:r>
+      <w:proofErr w:type="spellStart"/>
+      <w:r>
+        <w:rPr>
+          <w:sz w:val="28"/>
+          <w:szCs w:val="28"/>
+          <w:lang w:val="en-US"/>
+        </w:rPr>
+        <w:t>ili</w:t>
+      </w:r>
+      <w:proofErr w:type="spellEnd"/>
+      <w:r>
+        <w:rPr>
+          <w:sz w:val="28"/>
+          <w:szCs w:val="28"/>
+          <w:lang w:val="en-US"/>
+        </w:rPr>
+        <w:t xml:space="preserve"> </w:t>
+      </w:r>
+      <w:proofErr w:type="spellStart"/>
+      <w:r>
+        <w:rPr>
+          <w:sz w:val="28"/>
+          <w:szCs w:val="28"/>
+          <w:lang w:val="en-US"/>
+        </w:rPr>
+        <w:t>generalnim</w:t>
+      </w:r>
+      <w:proofErr w:type="spellEnd"/>
+      <w:r>
+        <w:rPr>
+          <w:sz w:val="28"/>
+          <w:szCs w:val="28"/>
+          <w:lang w:val="en-US"/>
+        </w:rPr>
+        <w:t xml:space="preserve"> </w:t>
+      </w:r>
+      <w:proofErr w:type="spellStart"/>
+      <w:r>
+        <w:rPr>
+          <w:sz w:val="28"/>
+          <w:szCs w:val="28"/>
+          <w:lang w:val="en-US"/>
+        </w:rPr>
+        <w:t>vidom</w:t>
+      </w:r>
+      <w:proofErr w:type="spellEnd"/>
+      <w:r>
+        <w:rPr>
+          <w:sz w:val="28"/>
+          <w:szCs w:val="28"/>
+          <w:lang w:val="en-US"/>
+        </w:rPr>
+        <w:t>.</w:t>
       </w:r>
     </w:p>
     <w:p>
@@ -4623,7 +6899,23 @@
           <w:sz w:val="28"/>
           <w:szCs w:val="28"/>
         </w:rPr>
-        <w:t xml:space="preserve"> koje želimo imati u extension-u</w:t>
+        <w:t xml:space="preserve"> koje želimo imati u </w:t>
+      </w:r>
+      <w:proofErr w:type="spellStart"/>
+      <w:r>
+        <w:rPr>
+          <w:sz w:val="28"/>
+          <w:szCs w:val="28"/>
+        </w:rPr>
+        <w:t>extension</w:t>
+      </w:r>
+      <w:proofErr w:type="spellEnd"/>
+      <w:r>
+        <w:rPr>
+          <w:sz w:val="28"/>
+          <w:szCs w:val="28"/>
+        </w:rPr>
+        <w:t>-u</w:t>
       </w:r>
       <w:r>
         <w:rPr>
@@ -4664,7 +6956,39 @@
           <w:sz w:val="28"/>
           <w:szCs w:val="28"/>
         </w:rPr>
-        <w:t>Implementirane su error i warning dekoracije. Testirana je vidljivost i kontrast oznaka.</w:t>
+        <w:t xml:space="preserve">Implementirane su </w:t>
+      </w:r>
+      <w:proofErr w:type="spellStart"/>
+      <w:r>
+        <w:rPr>
+          <w:sz w:val="28"/>
+          <w:szCs w:val="28"/>
+        </w:rPr>
+        <w:t>error</w:t>
+      </w:r>
+      <w:proofErr w:type="spellEnd"/>
+      <w:r>
+        <w:rPr>
+          <w:sz w:val="28"/>
+          <w:szCs w:val="28"/>
+        </w:rPr>
+        <w:t xml:space="preserve"> i </w:t>
+      </w:r>
+      <w:proofErr w:type="spellStart"/>
+      <w:r>
+        <w:rPr>
+          <w:sz w:val="28"/>
+          <w:szCs w:val="28"/>
+        </w:rPr>
+        <w:t>warning</w:t>
+      </w:r>
+      <w:proofErr w:type="spellEnd"/>
+      <w:r>
+        <w:rPr>
+          <w:sz w:val="28"/>
+          <w:szCs w:val="28"/>
+        </w:rPr>
+        <w:t xml:space="preserve"> dekoracije. Testirana je vidljivost i kontrast oznaka.</w:t>
       </w:r>
     </w:p>
     <w:p>
@@ -4683,33 +7007,19 @@
           <w:sz w:val="28"/>
           <w:szCs w:val="28"/>
         </w:rPr>
-        <w:t>Tjedan 3 – Ishihara test</w:t>
-      </w:r>
-    </w:p>
-    <w:p>
-      <w:pPr>
-        <w:rPr>
-          <w:sz w:val="28"/>
-          <w:szCs w:val="28"/>
-        </w:rPr>
-      </w:pPr>
-      <w:r>
-        <w:rPr>
-          <w:sz w:val="28"/>
-          <w:szCs w:val="28"/>
-        </w:rPr>
-        <w:t>Dodane su Ishihara testne ploče i testirana ispravnost prikaza.</w:t>
-      </w:r>
-    </w:p>
-    <w:p>
-      <w:pPr>
+        <w:t xml:space="preserve">Tjedan 3 – </w:t>
+      </w:r>
+      <w:proofErr w:type="spellStart"/>
+      <w:r>
         <w:rPr>
           <w:b/>
           <w:bCs/>
           <w:sz w:val="28"/>
           <w:szCs w:val="28"/>
         </w:rPr>
-      </w:pPr>
+        <w:t>Ishihara</w:t>
+      </w:r>
+      <w:proofErr w:type="spellEnd"/>
       <w:r>
         <w:rPr>
           <w:b/>
@@ -4717,15 +7027,65 @@
           <w:sz w:val="28"/>
           <w:szCs w:val="28"/>
         </w:rPr>
-        <w:t xml:space="preserve"> </w:t>
-      </w:r>
-      <w:r>
+        <w:t xml:space="preserve"> test</w:t>
+      </w:r>
+    </w:p>
+    <w:p>
+      <w:pPr>
+        <w:rPr>
+          <w:sz w:val="28"/>
+          <w:szCs w:val="28"/>
+        </w:rPr>
+      </w:pPr>
+      <w:r>
+        <w:rPr>
+          <w:sz w:val="28"/>
+          <w:szCs w:val="28"/>
+        </w:rPr>
+        <w:t xml:space="preserve">Dodane su </w:t>
+      </w:r>
+      <w:proofErr w:type="spellStart"/>
+      <w:r>
+        <w:rPr>
+          <w:sz w:val="28"/>
+          <w:szCs w:val="28"/>
+        </w:rPr>
+        <w:t>Ishihara</w:t>
+      </w:r>
+      <w:proofErr w:type="spellEnd"/>
+      <w:r>
+        <w:rPr>
+          <w:sz w:val="28"/>
+          <w:szCs w:val="28"/>
+        </w:rPr>
+        <w:t xml:space="preserve"> testne ploče i testirana ispravnost prikaza.</w:t>
+      </w:r>
+    </w:p>
+    <w:p>
+      <w:pPr>
         <w:rPr>
           <w:b/>
           <w:bCs/>
           <w:sz w:val="28"/>
           <w:szCs w:val="28"/>
         </w:rPr>
+      </w:pPr>
+      <w:r>
+        <w:rPr>
+          <w:b/>
+          <w:bCs/>
+          <w:sz w:val="28"/>
+          <w:szCs w:val="28"/>
+        </w:rPr>
+        <w:t xml:space="preserve"> </w:t>
+      </w:r>
+      <w:r>
+        <w:rPr>
+          <w:b/>
+          <w:bCs/>
+          <w:sz w:val="28"/>
+          <w:szCs w:val="28"/>
+        </w:rPr>
         <w:t>Tjedan 4 – Završne dorade</w:t>
       </w:r>
     </w:p>
@@ -4872,54 +7232,19 @@
           <w:sz w:val="28"/>
           <w:szCs w:val="28"/>
         </w:rPr>
-        <w:t xml:space="preserve"> – Ishihara test</w:t>
-      </w:r>
-    </w:p>
-    <w:p>
-      <w:pPr>
-        <w:rPr>
-          <w:sz w:val="28"/>
-          <w:szCs w:val="28"/>
-        </w:rPr>
-      </w:pPr>
-      <w:r>
-        <w:rPr>
-          <w:sz w:val="28"/>
-          <w:szCs w:val="28"/>
-        </w:rPr>
-        <w:t>Prebaciva</w:t>
-      </w:r>
-      <w:r>
-        <w:rPr>
-          <w:sz w:val="28"/>
-          <w:szCs w:val="28"/>
-        </w:rPr>
-        <w:t xml:space="preserve">li smo </w:t>
-      </w:r>
-      <w:r>
-        <w:rPr>
-          <w:sz w:val="28"/>
-          <w:szCs w:val="28"/>
-        </w:rPr>
-        <w:t xml:space="preserve">Ishihara testa </w:t>
-      </w:r>
-      <w:r>
-        <w:rPr>
-          <w:sz w:val="28"/>
-          <w:szCs w:val="28"/>
-        </w:rPr>
-        <w:t>iz Python-a u WebView.</w:t>
-      </w:r>
-    </w:p>
-    <w:p>
-      <w:pPr>
+        <w:t xml:space="preserve"> – </w:t>
+      </w:r>
+      <w:proofErr w:type="spellStart"/>
+      <w:r>
         <w:rPr>
           <w:b/>
           <w:bCs/>
           <w:sz w:val="28"/>
           <w:szCs w:val="28"/>
         </w:rPr>
-      </w:pPr>
+        <w:t>Ishihara</w:t>
+      </w:r>
+      <w:proofErr w:type="spellEnd"/>
       <w:r>
         <w:rPr>
           <w:b/>
@@ -4927,22 +7252,68 @@
           <w:sz w:val="28"/>
           <w:szCs w:val="28"/>
         </w:rPr>
-        <w:t>Tjedan 8 i 9 – Odmor i druga natjecanja</w:t>
-      </w:r>
-    </w:p>
-    <w:p>
-      <w:pPr>
-        <w:rPr>
-          <w:sz w:val="28"/>
-          <w:szCs w:val="28"/>
-        </w:rPr>
-      </w:pPr>
-      <w:r>
-        <w:rPr>
-          <w:sz w:val="28"/>
-          <w:szCs w:val="28"/>
-        </w:rPr>
-        <w:t>U ova dva tjedna smo se fokusirali na županijsko natjecanje iz tehničkog pa nismo nadograđivali projekt.</w:t>
+        <w:t xml:space="preserve"> test</w:t>
+      </w:r>
+    </w:p>
+    <w:p>
+      <w:pPr>
+        <w:rPr>
+          <w:sz w:val="28"/>
+          <w:szCs w:val="28"/>
+        </w:rPr>
+      </w:pPr>
+      <w:r>
+        <w:rPr>
+          <w:sz w:val="28"/>
+          <w:szCs w:val="28"/>
+        </w:rPr>
+        <w:t>Prebaciva</w:t>
+      </w:r>
+      <w:r>
+        <w:rPr>
+          <w:sz w:val="28"/>
+          <w:szCs w:val="28"/>
+        </w:rPr>
+        <w:t xml:space="preserve">li smo </w:t>
+      </w:r>
+      <w:proofErr w:type="spellStart"/>
+      <w:r>
+        <w:rPr>
+          <w:sz w:val="28"/>
+          <w:szCs w:val="28"/>
+        </w:rPr>
+        <w:t>Ishihara</w:t>
+      </w:r>
+      <w:proofErr w:type="spellEnd"/>
+      <w:r>
+        <w:rPr>
+          <w:sz w:val="28"/>
+          <w:szCs w:val="28"/>
+        </w:rPr>
+        <w:t xml:space="preserve"> testa </w:t>
+      </w:r>
+      <w:r>
+        <w:rPr>
+          <w:sz w:val="28"/>
+          <w:szCs w:val="28"/>
+        </w:rPr>
+        <w:t xml:space="preserve">iz Python-a u </w:t>
+      </w:r>
+      <w:proofErr w:type="spellStart"/>
+      <w:r>
+        <w:rPr>
+          <w:sz w:val="28"/>
+          <w:szCs w:val="28"/>
+        </w:rPr>
+        <w:t>WebView</w:t>
+      </w:r>
+      <w:proofErr w:type="spellEnd"/>
+      <w:r>
+        <w:rPr>
+          <w:sz w:val="28"/>
+          <w:szCs w:val="28"/>
+        </w:rPr>
+        <w:t>.</w:t>
       </w:r>
     </w:p>
     <w:p>
@@ -4961,17 +7332,33 @@
           <w:sz w:val="28"/>
           <w:szCs w:val="28"/>
         </w:rPr>
-        <w:t xml:space="preserve">Tjedan </w:t>
-      </w:r>
-      <w:r>
+        <w:t>Tjedan 8 i 9 – Odmor i druga natjecanja</w:t>
+      </w:r>
+    </w:p>
+    <w:p>
+      <w:pPr>
+        <w:rPr>
+          <w:sz w:val="28"/>
+          <w:szCs w:val="28"/>
+        </w:rPr>
+      </w:pPr>
+      <w:r>
+        <w:rPr>
+          <w:sz w:val="28"/>
+          <w:szCs w:val="28"/>
+        </w:rPr>
+        <w:t>U ova dva tjedna smo se fokusirali na županijsko natjecanje iz tehničkog pa nismo nadograđivali projekt.</w:t>
+      </w:r>
+    </w:p>
+    <w:p>
+      <w:pPr>
         <w:rPr>
           <w:b/>
           <w:bCs/>
           <w:sz w:val="28"/>
           <w:szCs w:val="28"/>
         </w:rPr>
-        <w:t>10</w:t>
-      </w:r>
+      </w:pPr>
       <w:r>
         <w:rPr>
           <w:b/>
@@ -4979,33 +7366,17 @@
           <w:sz w:val="28"/>
           <w:szCs w:val="28"/>
         </w:rPr>
-        <w:t xml:space="preserve"> – Ishihara test(nastavak)</w:t>
-      </w:r>
-    </w:p>
-    <w:p>
-      <w:pPr>
-        <w:rPr>
-          <w:sz w:val="28"/>
-          <w:szCs w:val="28"/>
-        </w:rPr>
-      </w:pPr>
-      <w:r>
-        <w:rPr>
-          <w:sz w:val="28"/>
-          <w:szCs w:val="28"/>
-        </w:rPr>
-        <w:t>Nakon što smo ga prebacili u WebView, implementirali smo Ishihara test u VS Code ekstenziju.</w:t>
-      </w:r>
-    </w:p>
-    <w:p>
-      <w:pPr>
+        <w:t xml:space="preserve">Tjedan </w:t>
+      </w:r>
+      <w:r>
         <w:rPr>
           <w:b/>
           <w:bCs/>
           <w:sz w:val="28"/>
           <w:szCs w:val="28"/>
         </w:rPr>
-      </w:pPr>
+        <w:t>10</w:t>
+      </w:r>
       <w:r>
         <w:rPr>
           <w:b/>
@@ -5013,33 +7384,19 @@
           <w:sz w:val="28"/>
           <w:szCs w:val="28"/>
         </w:rPr>
-        <w:t>Tjedan 11 – detalji</w:t>
-      </w:r>
-    </w:p>
-    <w:p>
-      <w:pPr>
-        <w:rPr>
-          <w:sz w:val="28"/>
-          <w:szCs w:val="28"/>
-        </w:rPr>
-      </w:pPr>
-      <w:r>
-        <w:rPr>
-          <w:sz w:val="28"/>
-          <w:szCs w:val="28"/>
-        </w:rPr>
-        <w:t>Ovaj tjedan smo se obazirali na detalje poput boja, oznaka i tema za pojedine vrste daltonizma.</w:t>
-      </w:r>
-    </w:p>
-    <w:p>
-      <w:pPr>
+        <w:t xml:space="preserve"> – </w:t>
+      </w:r>
+      <w:proofErr w:type="spellStart"/>
+      <w:r>
         <w:rPr>
           <w:b/>
           <w:bCs/>
           <w:sz w:val="28"/>
           <w:szCs w:val="28"/>
         </w:rPr>
-      </w:pPr>
+        <w:t>Ishihara</w:t>
+      </w:r>
+      <w:proofErr w:type="spellEnd"/>
       <w:r>
         <w:rPr>
           <w:b/>
@@ -5047,6 +7404,122 @@
           <w:sz w:val="28"/>
           <w:szCs w:val="28"/>
         </w:rPr>
+        <w:t xml:space="preserve"> test(nastavak)</w:t>
+      </w:r>
+    </w:p>
+    <w:p>
+      <w:pPr>
+        <w:rPr>
+          <w:sz w:val="28"/>
+          <w:szCs w:val="28"/>
+        </w:rPr>
+      </w:pPr>
+      <w:r>
+        <w:rPr>
+          <w:sz w:val="28"/>
+          <w:szCs w:val="28"/>
+        </w:rPr>
+        <w:t xml:space="preserve">Nakon što smo ga prebacili u </w:t>
+      </w:r>
+      <w:proofErr w:type="spellStart"/>
+      <w:r>
+        <w:rPr>
+          <w:sz w:val="28"/>
+          <w:szCs w:val="28"/>
+        </w:rPr>
+        <w:t>WebView</w:t>
+      </w:r>
+      <w:proofErr w:type="spellEnd"/>
+      <w:r>
+        <w:rPr>
+          <w:sz w:val="28"/>
+          <w:szCs w:val="28"/>
+        </w:rPr>
+        <w:t xml:space="preserve">, implementirali smo </w:t>
+      </w:r>
+      <w:proofErr w:type="spellStart"/>
+      <w:r>
+        <w:rPr>
+          <w:sz w:val="28"/>
+          <w:szCs w:val="28"/>
+        </w:rPr>
+        <w:t>Ishihara</w:t>
+      </w:r>
+      <w:proofErr w:type="spellEnd"/>
+      <w:r>
+        <w:rPr>
+          <w:sz w:val="28"/>
+          <w:szCs w:val="28"/>
+        </w:rPr>
+        <w:t xml:space="preserve"> test u VS </w:t>
+      </w:r>
+      <w:proofErr w:type="spellStart"/>
+      <w:r>
+        <w:rPr>
+          <w:sz w:val="28"/>
+          <w:szCs w:val="28"/>
+        </w:rPr>
+        <w:t>Code</w:t>
+      </w:r>
+      <w:proofErr w:type="spellEnd"/>
+      <w:r>
+        <w:rPr>
+          <w:sz w:val="28"/>
+          <w:szCs w:val="28"/>
+        </w:rPr>
+        <w:t xml:space="preserve"> ekstenziju.</w:t>
+      </w:r>
+    </w:p>
+    <w:p>
+      <w:pPr>
+        <w:rPr>
+          <w:b/>
+          <w:bCs/>
+          <w:sz w:val="28"/>
+          <w:szCs w:val="28"/>
+        </w:rPr>
+      </w:pPr>
+      <w:r>
+        <w:rPr>
+          <w:b/>
+          <w:bCs/>
+          <w:sz w:val="28"/>
+          <w:szCs w:val="28"/>
+        </w:rPr>
+        <w:t>Tjedan 11 – detalji</w:t>
+      </w:r>
+    </w:p>
+    <w:p>
+      <w:pPr>
+        <w:rPr>
+          <w:sz w:val="28"/>
+          <w:szCs w:val="28"/>
+        </w:rPr>
+      </w:pPr>
+      <w:r>
+        <w:rPr>
+          <w:sz w:val="28"/>
+          <w:szCs w:val="28"/>
+        </w:rPr>
+        <w:t>Ovaj tjedan smo se obazirali na detalje poput boja, oznaka i tema za pojedine vrste daltonizma.</w:t>
+      </w:r>
+    </w:p>
+    <w:p>
+      <w:pPr>
+        <w:rPr>
+          <w:b/>
+          <w:bCs/>
+          <w:sz w:val="28"/>
+          <w:szCs w:val="28"/>
+        </w:rPr>
+      </w:pPr>
+      <w:r>
+        <w:rPr>
+          <w:b/>
+          <w:bCs/>
+          <w:sz w:val="28"/>
+          <w:szCs w:val="28"/>
+        </w:rPr>
         <w:t>Tjedan 12 – izlaganje</w:t>
       </w:r>
     </w:p>
@@ -5099,7 +7572,23 @@
           <w:sz w:val="28"/>
           <w:szCs w:val="28"/>
         </w:rPr>
-        <w:t>Projekt VSC A11Y pokazao nam je kako i jednostavne funkcionalnosti mogu značajno poboljšati pristupačnost razvojnog okruženja. Kroz rad smo naučili koristiti VS Code API i razmišljati o potrebama različitih korisnika.</w:t>
+        <w:t xml:space="preserve">Projekt VSC A11Y pokazao nam je kako i jednostavne funkcionalnosti mogu značajno poboljšati pristupačnost razvojnog okruženja. Kroz rad smo naučili koristiti VS </w:t>
+      </w:r>
+      <w:proofErr w:type="spellStart"/>
+      <w:r>
+        <w:rPr>
+          <w:sz w:val="28"/>
+          <w:szCs w:val="28"/>
+        </w:rPr>
+        <w:t>Code</w:t>
+      </w:r>
+      <w:proofErr w:type="spellEnd"/>
+      <w:r>
+        <w:rPr>
+          <w:sz w:val="28"/>
+          <w:szCs w:val="28"/>
+        </w:rPr>
+        <w:t xml:space="preserve"> API i razmišljati o potrebama različitih korisnika.</w:t>
       </w:r>
     </w:p>
     <w:p>
@@ -8137,6 +10626,18 @@
       <w:ind w:left="240"/>
     </w:pPr>
   </w:style>
+  <w:style w:type="character" w:styleId="FollowedHyperlink">
+    <w:name w:val="FollowedHyperlink"/>
+    <w:basedOn w:val="DefaultParagraphFont"/>
+    <w:uiPriority w:val="99"/>
+    <w:semiHidden/>
+    <w:unhideWhenUsed/>
+    <w:rsid w:val="004C3555"/>
+    <w:rPr>
+      <w:color w:val="96607D" w:themeColor="followedHyperlink"/>
+      <w:u w:val="single"/>
+    </w:rPr>
+  </w:style>
 </w:styles>
 </file>
 
@@ -8279,12 +10780,14 @@
   </w:compat>
   <w:rsids>
     <w:rsidRoot w:val="00F47D2D"/>
+    <w:rsid w:val="003C6DEF"/>
     <w:rsid w:val="004B49B9"/>
     <w:rsid w:val="0064196C"/>
     <w:rsid w:val="00806B27"/>
     <w:rsid w:val="0097666F"/>
     <w:rsid w:val="00A02D78"/>
     <w:rsid w:val="00A40C11"/>
+    <w:rsid w:val="00B601F9"/>
     <w:rsid w:val="00C42344"/>
     <w:rsid w:val="00D225F4"/>
     <w:rsid w:val="00D23A21"/>
